--- a/09-通信电路/02-调制电路/ASK调制电路/ASK调制电路.docx
+++ b/09-通信电路/02-调制电路/ASK调制电路/ASK调制电路.docx
@@ -2079,6 +2079,20 @@
     </w:p>
     <w:bookmarkEnd w:id="26"/>
     <w:bookmarkEnd w:id="27"/>
+    <w:p>
+      <w:pPr>
+        <w:spacing w:before="360"/>
+        <w:jc w:val="center"/>
+      </w:pPr>
+      <w:r>
+        <w:rPr>
+          <w:rFonts w:ascii="Times New Roman" w:hAnsi="Times New Roman"/>
+          <w:color w:val="555555"/>
+          <w:sz w:val="21"/>
+        </w:rPr>
+        <w:t>材料收集者：杜文杰</w:t>
+      </w:r>
+    </w:p>
     <w:sectPr>
       <w:headerReference r:id="rId9" w:type="default"/>
       <w:footerReference r:id="rId10" w:type="default"/>

--- a/09-通信电路/02-调制电路/ASK调制电路/ASK调制电路.docx
+++ b/09-通信电路/02-调制电路/ASK调制电路/ASK调制电路.docx
@@ -1,6 +1,6 @@
 
 <file path=word/document.xml><?xml version="1.0" encoding="utf-8"?>
-<w:document xmlns:w="http://schemas.openxmlformats.org/wordprocessingml/2006/main" xmlns:m="http://schemas.openxmlformats.org/officeDocument/2006/math" xmlns:r="http://schemas.openxmlformats.org/officeDocument/2006/relationships" xmlns:o="urn:schemas-microsoft-com:office:office" xmlns:v="urn:schemas-microsoft-com:vml" xmlns:w10="urn:schemas-microsoft-com:office:word" xmlns:a="http://schemas.openxmlformats.org/drawingml/2006/main" xmlns:pic="http://schemas.openxmlformats.org/drawingml/2006/picture" xmlns:wp="http://schemas.openxmlformats.org/drawingml/2006/wordprocessingDrawing">
+<w:document xmlns:m="http://schemas.openxmlformats.org/officeDocument/2006/math" xmlns:r="http://schemas.openxmlformats.org/officeDocument/2006/relationships" xmlns:w="http://schemas.openxmlformats.org/wordprocessingml/2006/main" xmlns:o="urn:schemas-microsoft-com:office:office" xmlns:v="urn:schemas-microsoft-com:vml" xmlns:w10="urn:schemas-microsoft-com:office:word" xmlns:a="http://schemas.openxmlformats.org/drawingml/2006/main" xmlns:pic="http://schemas.openxmlformats.org/drawingml/2006/picture" xmlns:wp="http://schemas.openxmlformats.org/drawingml/2006/wordprocessingDrawing">
   <w:body>
     <w:bookmarkStart w:id="27" w:name="ask-调制电路"/>
     <w:p>
@@ -8,11 +8,14 @@
         <w:pStyle w:val="Heading1"/>
       </w:pPr>
       <w:r>
+        <w:rPr>
+          <w:rFonts w:eastAsia="黑体"/>
+        </w:rPr>
         <w:t xml:space="preserve">ASK </w:t>
       </w:r>
       <w:r>
         <w:rPr>
-          <w:rFonts w:hint="eastAsia"/>
+          <w:rFonts w:hint="eastAsia" w:eastAsia="黑体"/>
         </w:rPr>
         <w:t xml:space="preserve">调制电路</w:t>
       </w:r>
@@ -24,7 +27,7 @@
       </w:pPr>
       <w:r>
         <w:rPr>
-          <w:rFonts w:hint="eastAsia"/>
+          <w:rFonts w:hint="eastAsia" w:eastAsia="黑体"/>
         </w:rPr>
         <w:t xml:space="preserve">拓扑描述</w:t>
       </w:r>
@@ -35,16 +38,19 @@
       </w:pPr>
       <w:r>
         <w:rPr>
-          <w:rFonts w:hint="eastAsia"/>
+          <w:rFonts w:hint="eastAsia" w:eastAsia="黑体"/>
         </w:rPr>
         <w:t xml:space="preserve">由</w:t>
       </w:r>
       <w:r>
+        <w:rPr>
+          <w:rFonts w:eastAsia="黑体"/>
+        </w:rPr>
         <w:t xml:space="preserve"> </w:t>
       </w:r>
       <w:r>
         <w:rPr>
-          <w:rFonts w:hint="eastAsia"/>
+          <w:rFonts w:hint="eastAsia" w:eastAsia="黑体"/>
           <w:b/>
           <w:bCs/>
         </w:rPr>
@@ -52,17 +58,21 @@
       </w:r>
       <w:r>
         <w:rPr>
+          <w:rFonts w:eastAsia="黑体"/>
           <w:b/>
           <w:bCs/>
         </w:rPr>
         <w:t xml:space="preserve"> OSC1</w:t>
       </w:r>
       <w:r>
+        <w:rPr>
+          <w:rFonts w:eastAsia="黑体"/>
+        </w:rPr>
         <w:t xml:space="preserve">、</w:t>
       </w:r>
       <w:r>
         <w:rPr>
-          <w:rFonts w:hint="eastAsia"/>
+          <w:rFonts w:hint="eastAsia" w:eastAsia="黑体"/>
           <w:b/>
           <w:bCs/>
         </w:rPr>
@@ -70,6 +80,7 @@
       </w:r>
       <w:r>
         <w:rPr>
+          <w:rFonts w:eastAsia="黑体"/>
           <w:b/>
           <w:bCs/>
         </w:rPr>
@@ -77,16 +88,19 @@
       </w:r>
       <w:r>
         <w:rPr>
-          <w:rFonts w:hint="eastAsia"/>
+          <w:rFonts w:hint="eastAsia" w:eastAsia="黑体"/>
         </w:rPr>
         <w:t xml:space="preserve">（受数字基带控制的开关管、模拟开关或乘法器）以及</w:t>
       </w:r>
       <w:r>
+        <w:rPr>
+          <w:rFonts w:eastAsia="黑体"/>
+        </w:rPr>
         <w:t xml:space="preserve"> </w:t>
       </w:r>
       <w:r>
         <w:rPr>
-          <w:rFonts w:hint="eastAsia"/>
+          <w:rFonts w:hint="eastAsia" w:eastAsia="黑体"/>
           <w:b/>
           <w:bCs/>
         </w:rPr>
@@ -94,32 +108,39 @@
       </w:r>
       <w:r>
         <w:rPr>
+          <w:rFonts w:eastAsia="黑体"/>
           <w:b/>
           <w:bCs/>
         </w:rPr>
         <w:t xml:space="preserve"> U1</w:t>
       </w:r>
       <w:r>
+        <w:rPr>
+          <w:rFonts w:eastAsia="黑体"/>
+        </w:rPr>
         <w:t xml:space="preserve"> </w:t>
       </w:r>
       <w:r>
         <w:rPr>
-          <w:rFonts w:hint="eastAsia"/>
+          <w:rFonts w:hint="eastAsia" w:eastAsia="黑体"/>
         </w:rPr>
         <w:t xml:space="preserve">组成，按功能分为载波产生、键控调制与基带控制三类。电路共有</w:t>
       </w:r>
       <w:r>
+        <w:rPr>
+          <w:rFonts w:eastAsia="黑体"/>
+        </w:rPr>
         <w:t xml:space="preserve"> 5 </w:t>
       </w:r>
       <w:r>
         <w:rPr>
-          <w:rFonts w:hint="eastAsia"/>
+          <w:rFonts w:hint="eastAsia" w:eastAsia="黑体"/>
         </w:rPr>
         <w:t xml:space="preserve">个关键节点：</w:t>
       </w:r>
       <w:r>
         <w:rPr>
-          <w:rFonts w:hint="eastAsia"/>
+          <w:rFonts w:hint="eastAsia" w:eastAsia="黑体"/>
           <w:b/>
           <w:bCs/>
         </w:rPr>
@@ -127,6 +148,7 @@
       </w:r>
       <w:r>
         <w:rPr>
+          <w:rFonts w:eastAsia="黑体"/>
           <w:b/>
           <w:bCs/>
         </w:rPr>
@@ -134,7 +156,7 @@
       </w:r>
       <w:r>
         <w:rPr>
-          <w:rFonts w:hint="eastAsia"/>
+          <w:rFonts w:hint="eastAsia" w:eastAsia="黑体"/>
           <w:b/>
           <w:bCs/>
         </w:rPr>
@@ -142,13 +164,13 @@
       </w:r>
       <w:r>
         <w:rPr>
-          <w:rFonts w:hint="eastAsia"/>
+          <w:rFonts w:hint="eastAsia" w:eastAsia="黑体"/>
         </w:rPr>
         <w:t xml:space="preserve">（数字基带信号接开关/乘法器控制端）；</w:t>
       </w:r>
       <w:r>
         <w:rPr>
-          <w:rFonts w:hint="eastAsia"/>
+          <w:rFonts w:hint="eastAsia" w:eastAsia="黑体"/>
           <w:b/>
           <w:bCs/>
         </w:rPr>
@@ -156,6 +178,7 @@
       </w:r>
       <w:r>
         <w:rPr>
+          <w:rFonts w:eastAsia="黑体"/>
           <w:b/>
           <w:bCs/>
         </w:rPr>
@@ -163,7 +186,7 @@
       </w:r>
       <w:r>
         <w:rPr>
-          <w:rFonts w:hint="eastAsia"/>
+          <w:rFonts w:hint="eastAsia" w:eastAsia="黑体"/>
           <w:b/>
           <w:bCs/>
         </w:rPr>
@@ -171,22 +194,25 @@
       </w:r>
       <w:r>
         <w:rPr>
-          <w:rFonts w:hint="eastAsia"/>
+          <w:rFonts w:hint="eastAsia" w:eastAsia="黑体"/>
         </w:rPr>
         <w:t xml:space="preserve">（OSC1</w:t>
       </w:r>
       <w:r>
+        <w:rPr>
+          <w:rFonts w:eastAsia="黑体"/>
+        </w:rPr>
         <w:t xml:space="preserve"> </w:t>
       </w:r>
       <w:r>
         <w:rPr>
-          <w:rFonts w:hint="eastAsia"/>
+          <w:rFonts w:hint="eastAsia" w:eastAsia="黑体"/>
         </w:rPr>
         <w:t xml:space="preserve">输出接开关/乘法器信号输入）；</w:t>
       </w:r>
       <w:r>
         <w:rPr>
-          <w:rFonts w:hint="eastAsia"/>
+          <w:rFonts w:hint="eastAsia" w:eastAsia="黑体"/>
           <w:b/>
           <w:bCs/>
         </w:rPr>
@@ -194,6 +220,7 @@
       </w:r>
       <w:r>
         <w:rPr>
+          <w:rFonts w:eastAsia="黑体"/>
           <w:b/>
           <w:bCs/>
         </w:rPr>
@@ -201,7 +228,7 @@
       </w:r>
       <w:r>
         <w:rPr>
-          <w:rFonts w:hint="eastAsia"/>
+          <w:rFonts w:hint="eastAsia" w:eastAsia="黑体"/>
           <w:b/>
           <w:bCs/>
         </w:rPr>
@@ -209,11 +236,14 @@
       </w:r>
       <w:r>
         <w:rPr>
-          <w:rFonts w:hint="eastAsia"/>
+          <w:rFonts w:hint="eastAsia" w:eastAsia="黑体"/>
         </w:rPr>
         <w:t xml:space="preserve">（开关/乘法器输出为幅度键控信号</w:t>
       </w:r>
       <w:r>
+        <w:rPr>
+          <w:rFonts w:eastAsia="黑体"/>
+        </w:rPr>
         <w:t xml:space="preserve"> </w:t>
       </w:r>
       <m:oMath>
@@ -238,13 +268,13 @@
       </m:oMath>
       <w:r>
         <w:rPr>
-          <w:rFonts w:hint="eastAsia"/>
+          <w:rFonts w:hint="eastAsia" w:eastAsia="黑体"/>
         </w:rPr>
         <w:t xml:space="preserve">）；</w:t>
       </w:r>
       <w:r>
         <w:rPr>
-          <w:rFonts w:hint="eastAsia"/>
+          <w:rFonts w:hint="eastAsia" w:eastAsia="黑体"/>
           <w:b/>
           <w:bCs/>
         </w:rPr>
@@ -252,6 +282,7 @@
       </w:r>
       <w:r>
         <w:rPr>
+          <w:rFonts w:eastAsia="黑体"/>
           <w:b/>
           <w:bCs/>
         </w:rPr>
@@ -259,7 +290,7 @@
       </w:r>
       <w:r>
         <w:rPr>
-          <w:rFonts w:hint="eastAsia"/>
+          <w:rFonts w:hint="eastAsia" w:eastAsia="黑体"/>
           <w:b/>
           <w:bCs/>
         </w:rPr>
@@ -267,6 +298,7 @@
       </w:r>
       <w:r>
         <w:rPr>
+          <w:rFonts w:eastAsia="黑体"/>
           <w:b/>
           <w:bCs/>
         </w:rPr>
@@ -274,13 +306,13 @@
       </w:r>
       <w:r>
         <w:rPr>
-          <w:rFonts w:hint="eastAsia"/>
+          <w:rFonts w:hint="eastAsia" w:eastAsia="黑体"/>
         </w:rPr>
         <w:t xml:space="preserve">；</w:t>
       </w:r>
       <w:r>
         <w:rPr>
-          <w:rFonts w:hint="eastAsia"/>
+          <w:rFonts w:hint="eastAsia" w:eastAsia="黑体"/>
           <w:b/>
           <w:bCs/>
         </w:rPr>
@@ -288,6 +320,7 @@
       </w:r>
       <w:r>
         <w:rPr>
+          <w:rFonts w:eastAsia="黑体"/>
           <w:b/>
           <w:bCs/>
         </w:rPr>
@@ -295,7 +328,7 @@
       </w:r>
       <w:r>
         <w:rPr>
-          <w:rFonts w:hint="eastAsia"/>
+          <w:rFonts w:hint="eastAsia" w:eastAsia="黑体"/>
           <w:b/>
           <w:bCs/>
         </w:rPr>
@@ -303,12 +336,16 @@
       </w:r>
       <w:r>
         <w:rPr>
+          <w:rFonts w:eastAsia="黑体"/>
           <w:b/>
           <w:bCs/>
         </w:rPr>
         <w:t xml:space="preserve"> GND</w:t>
       </w:r>
       <w:r>
+        <w:rPr>
+          <w:rFonts w:eastAsia="黑体"/>
+        </w:rPr>
         <w:t xml:space="preserve">。</w:t>
       </w:r>
     </w:p>
@@ -316,130 +353,163 @@
       <w:pPr/>
       <w:r>
         <w:rPr>
-          <w:rFonts w:hint="eastAsia"/>
+          <w:rFonts w:hint="eastAsia" w:eastAsia="黑体"/>
         </w:rPr>
         <w:t xml:space="preserve">各元件管脚连接：</w:t>
       </w:r>
       <w:r>
         <w:rPr>
-          <w:rFonts w:hint="eastAsia"/>
+          <w:rFonts w:hint="eastAsia" w:eastAsia="黑体"/>
           <w:b/>
           <w:bCs/>
         </w:rPr>
         <w:t xml:space="preserve">OSC1（载波振荡器）</w:t>
       </w:r>
       <w:r>
+        <w:rPr>
+          <w:rFonts w:eastAsia="黑体"/>
+        </w:rPr>
         <w:t xml:space="preserve"> </w:t>
       </w:r>
       <w:r>
         <w:rPr>
-          <w:rFonts w:hint="eastAsia"/>
+          <w:rFonts w:hint="eastAsia" w:eastAsia="黑体"/>
         </w:rPr>
         <w:t xml:space="preserve">的输出脚</w:t>
       </w:r>
       <w:r>
+        <w:rPr>
+          <w:rFonts w:eastAsia="黑体"/>
+        </w:rPr>
         <w:t xml:space="preserve"> OUT </w:t>
       </w:r>
       <w:r>
         <w:rPr>
-          <w:rFonts w:hint="eastAsia"/>
+          <w:rFonts w:hint="eastAsia" w:eastAsia="黑体"/>
         </w:rPr>
         <w:t xml:space="preserve">接节点②，电源脚接节点④、地脚接节点⑤；</w:t>
       </w:r>
       <w:r>
         <w:rPr>
-          <w:rFonts w:hint="eastAsia"/>
+          <w:rFonts w:hint="eastAsia" w:eastAsia="黑体"/>
           <w:b/>
           <w:bCs/>
         </w:rPr>
         <w:t xml:space="preserve">S1（开关/乘法器）</w:t>
       </w:r>
       <w:r>
+        <w:rPr>
+          <w:rFonts w:eastAsia="黑体"/>
+        </w:rPr>
         <w:t xml:space="preserve"> </w:t>
       </w:r>
       <w:r>
         <w:rPr>
-          <w:rFonts w:hint="eastAsia"/>
+          <w:rFonts w:hint="eastAsia" w:eastAsia="黑体"/>
         </w:rPr>
         <w:t xml:space="preserve">的信号输入脚</w:t>
       </w:r>
       <w:r>
+        <w:rPr>
+          <w:rFonts w:eastAsia="黑体"/>
+        </w:rPr>
         <w:t xml:space="preserve"> IN </w:t>
       </w:r>
       <w:r>
         <w:rPr>
-          <w:rFonts w:hint="eastAsia"/>
+          <w:rFonts w:hint="eastAsia" w:eastAsia="黑体"/>
         </w:rPr>
         <w:t xml:space="preserve">接节点②，控制（选通）脚接节点①（由</w:t>
       </w:r>
       <w:r>
+        <w:rPr>
+          <w:rFonts w:eastAsia="黑体"/>
+        </w:rPr>
         <w:t xml:space="preserve"> U1 </w:t>
       </w:r>
       <w:r>
         <w:rPr>
-          <w:rFonts w:hint="eastAsia"/>
+          <w:rFonts w:hint="eastAsia" w:eastAsia="黑体"/>
         </w:rPr>
         <w:t xml:space="preserve">的基带输出驱动），输出脚</w:t>
       </w:r>
       <w:r>
+        <w:rPr>
+          <w:rFonts w:eastAsia="黑体"/>
+        </w:rPr>
         <w:t xml:space="preserve"> OUT </w:t>
       </w:r>
       <w:r>
         <w:rPr>
-          <w:rFonts w:hint="eastAsia"/>
+          <w:rFonts w:hint="eastAsia" w:eastAsia="黑体"/>
         </w:rPr>
         <w:t xml:space="preserve">接节点③，电源脚接节点④、地脚接节点⑤；</w:t>
       </w:r>
       <w:r>
         <w:rPr>
-          <w:rFonts w:hint="eastAsia"/>
+          <w:rFonts w:hint="eastAsia" w:eastAsia="黑体"/>
           <w:b/>
           <w:bCs/>
         </w:rPr>
         <w:t xml:space="preserve">U1（基带信号源）</w:t>
       </w:r>
       <w:r>
+        <w:rPr>
+          <w:rFonts w:eastAsia="黑体"/>
+        </w:rPr>
         <w:t xml:space="preserve"> </w:t>
       </w:r>
       <w:r>
         <w:rPr>
-          <w:rFonts w:hint="eastAsia"/>
+          <w:rFonts w:hint="eastAsia" w:eastAsia="黑体"/>
         </w:rPr>
         <w:t xml:space="preserve">的数字输出脚接节点①，电源脚接节点④、地脚接节点⑤；若用开关管实现（如</w:t>
       </w:r>
       <w:r>
+        <w:rPr>
+          <w:rFonts w:eastAsia="黑体"/>
+        </w:rPr>
         <w:t xml:space="preserve"> MOSFET </w:t>
       </w:r>
       <w:r>
         <w:rPr>
-          <w:rFonts w:hint="eastAsia"/>
+          <w:rFonts w:hint="eastAsia" w:eastAsia="黑体"/>
         </w:rPr>
         <w:t xml:space="preserve">作模拟开关），栅极</w:t>
       </w:r>
       <w:r>
+        <w:rPr>
+          <w:rFonts w:eastAsia="黑体"/>
+        </w:rPr>
         <w:t xml:space="preserve"> G </w:t>
       </w:r>
       <w:r>
         <w:rPr>
-          <w:rFonts w:hint="eastAsia"/>
+          <w:rFonts w:hint="eastAsia" w:eastAsia="黑体"/>
         </w:rPr>
         <w:t xml:space="preserve">接节点①、源极</w:t>
       </w:r>
       <w:r>
+        <w:rPr>
+          <w:rFonts w:eastAsia="黑体"/>
+        </w:rPr>
         <w:t xml:space="preserve"> S </w:t>
       </w:r>
       <w:r>
         <w:rPr>
-          <w:rFonts w:hint="eastAsia"/>
+          <w:rFonts w:hint="eastAsia" w:eastAsia="黑体"/>
         </w:rPr>
         <w:t xml:space="preserve">接载波节点②、漏极</w:t>
       </w:r>
       <w:r>
+        <w:rPr>
+          <w:rFonts w:eastAsia="黑体"/>
+        </w:rPr>
         <w:t xml:space="preserve"> D </w:t>
       </w:r>
       <w:r>
         <w:rPr>
-          <w:rFonts w:hint="eastAsia"/>
+          <w:rFonts w:hint="eastAsia" w:eastAsia="黑体"/>
         </w:rPr>
         <w:t xml:space="preserve">接输出节点③。</w:t>
       </w:r>
@@ -448,29 +518,38 @@
       <w:pPr/>
       <w:r>
         <w:rPr>
-          <w:rFonts w:hint="eastAsia"/>
+          <w:rFonts w:hint="eastAsia" w:eastAsia="黑体"/>
         </w:rPr>
         <w:t xml:space="preserve">由此构成”数字基带控制载波的通断（OOK）或幅度（多电平</w:t>
       </w:r>
       <w:r>
+        <w:rPr>
+          <w:rFonts w:eastAsia="黑体"/>
+        </w:rPr>
         <w:t xml:space="preserve"> </w:t>
       </w:r>
       <w:r>
         <w:rPr>
-          <w:rFonts w:hint="eastAsia"/>
+          <w:rFonts w:hint="eastAsia" w:eastAsia="黑体"/>
         </w:rPr>
         <w:t xml:space="preserve">ASK）、输出幅度键控信号”的数字调制组态，OOK</w:t>
       </w:r>
       <w:r>
+        <w:rPr>
+          <w:rFonts w:eastAsia="黑体"/>
+        </w:rPr>
         <w:t xml:space="preserve"> </w:t>
       </w:r>
       <w:r>
         <w:rPr>
-          <w:rFonts w:hint="eastAsia"/>
+          <w:rFonts w:hint="eastAsia" w:eastAsia="黑体"/>
         </w:rPr>
         <w:t xml:space="preserve">时主瓣带宽</w:t>
       </w:r>
       <w:r>
+        <w:rPr>
+          <w:rFonts w:eastAsia="黑体"/>
+        </w:rPr>
         <w:t xml:space="preserve"> </w:t>
       </w:r>
       <m:oMath>
@@ -521,6 +600,9 @@
         </m:sSub>
       </m:oMath>
       <w:r>
+        <w:rPr>
+          <w:rFonts w:eastAsia="黑体"/>
+        </w:rPr>
         <w:t xml:space="preserve">。</w:t>
       </w:r>
     </w:p>
@@ -532,7 +614,7 @@
       </w:pPr>
       <w:r>
         <w:rPr>
-          <w:rFonts w:hint="eastAsia"/>
+          <w:rFonts w:hint="eastAsia" w:eastAsia="黑体"/>
         </w:rPr>
         <w:t xml:space="preserve">工作原理</w:t>
       </w:r>
@@ -543,25 +625,31 @@
       </w:pPr>
       <w:r>
         <w:rPr>
-          <w:rFonts w:hint="eastAsia"/>
+          <w:rFonts w:hint="eastAsia" w:eastAsia="黑体"/>
         </w:rPr>
         <w:t xml:space="preserve">二进制基带信号为”1”时接通载波输出、为”0”时关断（通断键控</w:t>
       </w:r>
       <w:r>
+        <w:rPr>
+          <w:rFonts w:eastAsia="黑体"/>
+        </w:rPr>
         <w:t xml:space="preserve"> </w:t>
       </w:r>
       <w:r>
         <w:rPr>
-          <w:rFonts w:hint="eastAsia"/>
+          <w:rFonts w:hint="eastAsia" w:eastAsia="黑体"/>
         </w:rPr>
         <w:t xml:space="preserve">OOK），或以不同幅度电平表示多进制符号。已调波带宽约为基带码率的</w:t>
       </w:r>
       <w:r>
+        <w:rPr>
+          <w:rFonts w:eastAsia="黑体"/>
+        </w:rPr>
         <w:t xml:space="preserve"> 2 </w:t>
       </w:r>
       <w:r>
         <w:rPr>
-          <w:rFonts w:hint="eastAsia"/>
+          <w:rFonts w:hint="eastAsia" w:eastAsia="黑体"/>
         </w:rPr>
         <w:t xml:space="preserve">倍，高频时需带通滤波抑制旁瓣。</w:t>
       </w:r>
@@ -574,7 +662,7 @@
       </w:pPr>
       <w:r>
         <w:rPr>
-          <w:rFonts w:hint="eastAsia"/>
+          <w:rFonts w:hint="eastAsia" w:eastAsia="黑体"/>
         </w:rPr>
         <w:t xml:space="preserve">关键计算公式</w:t>
       </w:r>
@@ -588,7 +676,7 @@
       </w:pPr>
       <w:r>
         <w:rPr>
-          <w:rFonts w:hint="eastAsia"/>
+          <w:rFonts w:hint="eastAsia" w:eastAsia="黑体"/>
         </w:rPr>
         <w:t xml:space="preserve">2ASK（OOK）已调波表达式（</w:t>
       </w:r>
@@ -613,11 +701,14 @@
         </m:r>
       </m:oMath>
       <w:r>
+        <w:rPr>
+          <w:rFonts w:eastAsia="黑体"/>
+        </w:rPr>
         <w:t xml:space="preserve"> </w:t>
       </w:r>
       <w:r>
         <w:rPr>
-          <w:rFonts w:hint="eastAsia"/>
+          <w:rFonts w:hint="eastAsia" w:eastAsia="黑体"/>
         </w:rPr>
         <w:t xml:space="preserve">为基带脉冲）：</w:t>
       </w:r>
@@ -719,11 +810,14 @@
       </w:pPr>
       <w:r>
         <w:rPr>
-          <w:rFonts w:hint="eastAsia"/>
+          <w:rFonts w:hint="eastAsia" w:eastAsia="黑体"/>
         </w:rPr>
         <w:t xml:space="preserve">主瓣带宽（基带码率</w:t>
       </w:r>
       <w:r>
+        <w:rPr>
+          <w:rFonts w:eastAsia="黑体"/>
+        </w:rPr>
         <w:t xml:space="preserve"> </w:t>
       </w:r>
       <m:oMath>
@@ -742,7 +836,7 @@
       </m:oMath>
       <w:r>
         <w:rPr>
-          <w:rFonts w:hint="eastAsia"/>
+          <w:rFonts w:hint="eastAsia" w:eastAsia="黑体"/>
         </w:rPr>
         <w:t xml:space="preserve">）：</w:t>
       </w:r>
@@ -813,11 +907,14 @@
         </w:numPr>
       </w:pPr>
       <w:r>
+        <w:rPr>
+          <w:rFonts w:eastAsia="黑体"/>
+        </w:rPr>
         <w:t xml:space="preserve">2ASK </w:t>
       </w:r>
       <w:r>
         <w:rPr>
-          <w:rFonts w:hint="eastAsia"/>
+          <w:rFonts w:hint="eastAsia" w:eastAsia="黑体"/>
         </w:rPr>
         <w:t xml:space="preserve">误码率（相干解调，</w:t>
       </w:r>
@@ -836,11 +933,14 @@
         </m:sSub>
       </m:oMath>
       <w:r>
+        <w:rPr>
+          <w:rFonts w:eastAsia="黑体"/>
+        </w:rPr>
         <w:t xml:space="preserve"> </w:t>
       </w:r>
       <w:r>
         <w:rPr>
-          <w:rFonts w:hint="eastAsia"/>
+          <w:rFonts w:hint="eastAsia" w:eastAsia="黑体"/>
         </w:rPr>
         <w:t xml:space="preserve">比特能量，</w:t>
       </w:r>
@@ -859,11 +959,14 @@
         </m:sSub>
       </m:oMath>
       <w:r>
+        <w:rPr>
+          <w:rFonts w:eastAsia="黑体"/>
+        </w:rPr>
         <w:t xml:space="preserve"> </w:t>
       </w:r>
       <w:r>
         <w:rPr>
-          <w:rFonts w:hint="eastAsia"/>
+          <w:rFonts w:hint="eastAsia" w:eastAsia="黑体"/>
         </w:rPr>
         <w:t xml:space="preserve">噪声谱密度）：</w:t>
       </w:r>
@@ -965,7 +1068,7 @@
       </w:pPr>
       <w:r>
         <w:rPr>
-          <w:rFonts w:hint="eastAsia"/>
+          <w:rFonts w:hint="eastAsia" w:eastAsia="黑体"/>
         </w:rPr>
         <w:t xml:space="preserve">频带利用率：</w:t>
       </w:r>
@@ -1081,7 +1184,7 @@
             </w:pPr>
             <w:r>
               <w:rPr>
-                <w:rFonts w:hint="eastAsia"/>
+                <w:rFonts w:hint="eastAsia" w:eastAsia="黑体"/>
               </w:rPr>
               <w:t xml:space="preserve">符号</w:t>
             </w:r>
@@ -1095,7 +1198,7 @@
             </w:pPr>
             <w:r>
               <w:rPr>
-                <w:rFonts w:hint="eastAsia"/>
+                <w:rFonts w:hint="eastAsia" w:eastAsia="黑体"/>
               </w:rPr>
               <w:t xml:space="preserve">含义</w:t>
             </w:r>
@@ -1109,7 +1212,7 @@
             </w:pPr>
             <w:r>
               <w:rPr>
-                <w:rFonts w:hint="eastAsia"/>
+                <w:rFonts w:hint="eastAsia" w:eastAsia="黑体"/>
               </w:rPr>
               <w:t xml:space="preserve">单位</w:t>
             </w:r>
@@ -1138,6 +1241,9 @@
               </m:sSub>
             </m:oMath>
             <w:r>
+              <w:rPr>
+                <w:rFonts w:eastAsia="黑体"/>
+              </w:rPr>
               <w:t xml:space="preserve">​</w:t>
             </w:r>
           </w:p>
@@ -1150,7 +1256,7 @@
             </w:pPr>
             <w:r>
               <w:rPr>
-                <w:rFonts w:hint="eastAsia"/>
+                <w:rFonts w:hint="eastAsia" w:eastAsia="黑体"/>
               </w:rPr>
               <w:t xml:space="preserve">码率</w:t>
             </w:r>
@@ -1163,6 +1269,9 @@
               <w:pStyle w:val="Compact"/>
             </w:pPr>
             <w:r>
+              <w:rPr>
+                <w:rFonts w:eastAsia="黑体"/>
+              </w:rPr>
               <w:t xml:space="preserve">bit/s</w:t>
             </w:r>
           </w:p>
@@ -1184,6 +1293,9 @@
               </m:r>
             </m:oMath>
             <w:r>
+              <w:rPr>
+                <w:rFonts w:eastAsia="黑体"/>
+              </w:rPr>
               <w:t xml:space="preserve">​</w:t>
             </w:r>
           </w:p>
@@ -1196,7 +1308,7 @@
             </w:pPr>
             <w:r>
               <w:rPr>
-                <w:rFonts w:hint="eastAsia"/>
+                <w:rFonts w:hint="eastAsia" w:eastAsia="黑体"/>
               </w:rPr>
               <w:t xml:space="preserve">主瓣带宽</w:t>
             </w:r>
@@ -1209,6 +1321,9 @@
               <w:pStyle w:val="Compact"/>
             </w:pPr>
             <w:r>
+              <w:rPr>
+                <w:rFonts w:eastAsia="黑体"/>
+              </w:rPr>
               <w:t xml:space="preserve">Hz</w:t>
             </w:r>
           </w:p>
@@ -1254,6 +1369,9 @@
               </m:sSub>
             </m:oMath>
             <w:r>
+              <w:rPr>
+                <w:rFonts w:eastAsia="黑体"/>
+              </w:rPr>
               <w:t xml:space="preserve">​</w:t>
             </w:r>
           </w:p>
@@ -1266,7 +1384,7 @@
             </w:pPr>
             <w:r>
               <w:rPr>
-                <w:rFonts w:hint="eastAsia"/>
+                <w:rFonts w:hint="eastAsia" w:eastAsia="黑体"/>
               </w:rPr>
               <w:t xml:space="preserve">归一化比特信噪比</w:t>
             </w:r>
@@ -1279,6 +1397,9 @@
               <w:pStyle w:val="Compact"/>
             </w:pPr>
             <w:r>
+              <w:rPr>
+                <w:rFonts w:eastAsia="黑体"/>
+              </w:rPr>
               <w:t xml:space="preserve">—</w:t>
             </w:r>
           </w:p>
@@ -1306,6 +1427,9 @@
               </m:sSub>
             </m:oMath>
             <w:r>
+              <w:rPr>
+                <w:rFonts w:eastAsia="黑体"/>
+              </w:rPr>
               <w:t xml:space="preserve">​</w:t>
             </w:r>
           </w:p>
@@ -1318,7 +1442,7 @@
             </w:pPr>
             <w:r>
               <w:rPr>
-                <w:rFonts w:hint="eastAsia"/>
+                <w:rFonts w:hint="eastAsia" w:eastAsia="黑体"/>
               </w:rPr>
               <w:t xml:space="preserve">误码率</w:t>
             </w:r>
@@ -1331,6 +1455,9 @@
               <w:pStyle w:val="Compact"/>
             </w:pPr>
             <w:r>
+              <w:rPr>
+                <w:rFonts w:eastAsia="黑体"/>
+              </w:rPr>
               <w:t xml:space="preserve">—</w:t>
             </w:r>
           </w:p>
@@ -1349,6 +1476,9 @@
               </m:r>
             </m:oMath>
             <w:r>
+              <w:rPr>
+                <w:rFonts w:eastAsia="黑体"/>
+              </w:rPr>
               <w:t xml:space="preserve">​</w:t>
             </w:r>
           </w:p>
@@ -1361,7 +1491,7 @@
             </w:pPr>
             <w:r>
               <w:rPr>
-                <w:rFonts w:hint="eastAsia"/>
+                <w:rFonts w:hint="eastAsia" w:eastAsia="黑体"/>
               </w:rPr>
               <w:t xml:space="preserve">频带利用率</w:t>
             </w:r>
@@ -1374,6 +1504,9 @@
               <w:pStyle w:val="Compact"/>
             </w:pPr>
             <w:r>
+              <w:rPr>
+                <w:rFonts w:eastAsia="黑体"/>
+              </w:rPr>
               <w:t xml:space="preserve">bit/s/Hz</w:t>
             </w:r>
           </w:p>
@@ -1388,7 +1521,7 @@
       </w:pPr>
       <w:r>
         <w:rPr>
-          <w:rFonts w:hint="eastAsia"/>
+          <w:rFonts w:hint="eastAsia" w:eastAsia="黑体"/>
         </w:rPr>
         <w:t xml:space="preserve">元件调整影响</w:t>
       </w:r>
@@ -1403,7 +1536,7 @@
       </w:pPr>
       <w:r>
         <w:rPr>
-          <w:rFonts w:hint="eastAsia"/>
+          <w:rFonts w:hint="eastAsia" w:eastAsia="黑体"/>
           <w:b/>
           <w:bCs/>
         </w:rPr>
@@ -1411,6 +1544,7 @@
       </w:r>
       <w:r>
         <w:rPr>
+          <w:rFonts w:eastAsia="黑体"/>
           <w:b/>
           <w:bCs/>
         </w:rPr>
@@ -1432,6 +1566,7 @@
       </m:oMath>
       <w:r>
         <w:rPr>
+          <w:rFonts w:eastAsia="黑体"/>
           <w:b/>
           <w:bCs/>
         </w:rPr>
@@ -1439,21 +1574,27 @@
       </w:r>
       <w:r>
         <w:rPr>
-          <w:rFonts w:hint="eastAsia"/>
+          <w:rFonts w:hint="eastAsia" w:eastAsia="黑体"/>
           <w:b/>
           <w:bCs/>
         </w:rPr>
         <w:t xml:space="preserve">增大</w:t>
       </w:r>
       <w:r>
+        <w:rPr>
+          <w:rFonts w:eastAsia="黑体"/>
+        </w:rPr>
         <w:t xml:space="preserve"> </w:t>
       </w:r>
       <w:r>
+        <w:rPr>
+          <w:rFonts w:eastAsia="黑体"/>
+        </w:rPr>
         <w:t xml:space="preserve">→ </w:t>
       </w:r>
       <w:r>
         <w:rPr>
-          <w:rFonts w:hint="eastAsia"/>
+          <w:rFonts w:hint="eastAsia" w:eastAsia="黑体"/>
         </w:rPr>
         <w:t xml:space="preserve">占用带宽增大，需更宽的信道与滤波器。</w:t>
       </w:r>
@@ -1468,21 +1609,27 @@
       </w:pPr>
       <w:r>
         <w:rPr>
-          <w:rFonts w:hint="eastAsia"/>
+          <w:rFonts w:hint="eastAsia" w:eastAsia="黑体"/>
           <w:b/>
           <w:bCs/>
         </w:rPr>
         <w:t xml:space="preserve">载波幅度增大</w:t>
       </w:r>
       <w:r>
+        <w:rPr>
+          <w:rFonts w:eastAsia="黑体"/>
+        </w:rPr>
         <w:t xml:space="preserve"> </w:t>
       </w:r>
       <w:r>
+        <w:rPr>
+          <w:rFonts w:eastAsia="黑体"/>
+        </w:rPr>
         <w:t xml:space="preserve">→ </w:t>
       </w:r>
       <w:r>
         <w:rPr>
-          <w:rFonts w:hint="eastAsia"/>
+          <w:rFonts w:hint="eastAsia" w:eastAsia="黑体"/>
         </w:rPr>
         <w:t xml:space="preserve">判决信噪比提高，误码率下降，但发射功率上升。</w:t>
       </w:r>
@@ -1497,21 +1644,27 @@
       </w:pPr>
       <w:r>
         <w:rPr>
-          <w:rFonts w:hint="eastAsia"/>
+          <w:rFonts w:hint="eastAsia" w:eastAsia="黑体"/>
           <w:b/>
           <w:bCs/>
         </w:rPr>
         <w:t xml:space="preserve">开关切换速度不足（上升沿缓）</w:t>
       </w:r>
       <w:r>
+        <w:rPr>
+          <w:rFonts w:eastAsia="黑体"/>
+        </w:rPr>
         <w:t xml:space="preserve"> </w:t>
       </w:r>
       <w:r>
+        <w:rPr>
+          <w:rFonts w:eastAsia="黑体"/>
+        </w:rPr>
         <w:t xml:space="preserve">→ </w:t>
       </w:r>
       <w:r>
         <w:rPr>
-          <w:rFonts w:hint="eastAsia"/>
+          <w:rFonts w:hint="eastAsia" w:eastAsia="黑体"/>
         </w:rPr>
         <w:t xml:space="preserve">频谱旁瓣展宽，邻道干扰增大。</w:t>
       </w:r>
@@ -1526,21 +1679,27 @@
       </w:pPr>
       <w:r>
         <w:rPr>
-          <w:rFonts w:hint="eastAsia"/>
+          <w:rFonts w:hint="eastAsia" w:eastAsia="黑体"/>
           <w:b/>
           <w:bCs/>
         </w:rPr>
         <w:t xml:space="preserve">滤波器带宽过窄</w:t>
       </w:r>
       <w:r>
+        <w:rPr>
+          <w:rFonts w:eastAsia="黑体"/>
+        </w:rPr>
         <w:t xml:space="preserve"> </w:t>
       </w:r>
       <w:r>
+        <w:rPr>
+          <w:rFonts w:eastAsia="黑体"/>
+        </w:rPr>
         <w:t xml:space="preserve">→ </w:t>
       </w:r>
       <w:r>
         <w:rPr>
-          <w:rFonts w:hint="eastAsia"/>
+          <w:rFonts w:hint="eastAsia" w:eastAsia="黑体"/>
         </w:rPr>
         <w:t xml:space="preserve">码间串扰增大，误码率上升。</w:t>
       </w:r>
@@ -1553,7 +1712,7 @@
       </w:pPr>
       <w:r>
         <w:rPr>
-          <w:rFonts w:hint="eastAsia"/>
+          <w:rFonts w:hint="eastAsia" w:eastAsia="黑体"/>
         </w:rPr>
         <w:t xml:space="preserve">典型参数示例</w:t>
       </w:r>
@@ -1568,11 +1727,14 @@
       </w:pPr>
       <w:r>
         <w:rPr>
-          <w:rFonts w:hint="eastAsia"/>
+          <w:rFonts w:hint="eastAsia" w:eastAsia="黑体"/>
         </w:rPr>
         <w:t xml:space="preserve">取</w:t>
       </w:r>
       <w:r>
+        <w:rPr>
+          <w:rFonts w:eastAsia="黑体"/>
+        </w:rPr>
         <w:t xml:space="preserve"> </w:t>
       </w:r>
       <m:oMath>
@@ -1610,7 +1772,7 @@
       </m:oMath>
       <w:r>
         <w:rPr>
-          <w:rFonts w:hint="eastAsia"/>
+          <w:rFonts w:hint="eastAsia" w:eastAsia="黑体"/>
         </w:rPr>
         <w:t xml:space="preserve">：</w:t>
       </w:r>
@@ -1687,6 +1849,9 @@
         </m:r>
       </m:oMath>
       <w:r>
+        <w:rPr>
+          <w:rFonts w:eastAsia="黑体"/>
+        </w:rPr>
         <w:t xml:space="preserve">。</w:t>
       </w:r>
     </w:p>
@@ -1700,11 +1865,14 @@
       </w:pPr>
       <w:r>
         <w:rPr>
-          <w:rFonts w:hint="eastAsia"/>
+          <w:rFonts w:hint="eastAsia" w:eastAsia="黑体"/>
         </w:rPr>
         <w:t xml:space="preserve">取</w:t>
       </w:r>
       <w:r>
+        <w:rPr>
+          <w:rFonts w:eastAsia="黑体"/>
+        </w:rPr>
         <w:t xml:space="preserve"> </w:t>
       </w:r>
       <m:oMath>
@@ -1750,16 +1918,19 @@
       </m:oMath>
       <w:r>
         <w:rPr>
-          <w:rFonts w:hint="eastAsia"/>
+          <w:rFonts w:hint="eastAsia" w:eastAsia="黑体"/>
         </w:rPr>
         <w:t xml:space="preserve">（约</w:t>
       </w:r>
       <w:r>
+        <w:rPr>
+          <w:rFonts w:eastAsia="黑体"/>
+        </w:rPr>
         <w:t xml:space="preserve"> 12.3 </w:t>
       </w:r>
       <w:r>
         <w:rPr>
-          <w:rFonts w:hint="eastAsia"/>
+          <w:rFonts w:hint="eastAsia" w:eastAsia="黑体"/>
         </w:rPr>
         <w:t xml:space="preserve">dB）：</w:t>
       </w:r>
@@ -1843,6 +2014,9 @@
         </m:sSup>
       </m:oMath>
       <w:r>
+        <w:rPr>
+          <w:rFonts w:eastAsia="黑体"/>
+        </w:rPr>
         <w:t xml:space="preserve">。</w:t>
       </w:r>
     </w:p>
@@ -1854,7 +2028,7 @@
       </w:pPr>
       <w:r>
         <w:rPr>
-          <w:rFonts w:hint="eastAsia"/>
+          <w:rFonts w:hint="eastAsia" w:eastAsia="黑体"/>
         </w:rPr>
         <w:t xml:space="preserve">常见器件型号</w:t>
       </w:r>
@@ -1869,7 +2043,7 @@
       </w:pPr>
       <w:r>
         <w:rPr>
-          <w:rFonts w:hint="eastAsia"/>
+          <w:rFonts w:hint="eastAsia" w:eastAsia="黑体"/>
         </w:rPr>
         <w:t xml:space="preserve">模拟开关/混频器：ADG819、AD633（乘法器实现）。</w:t>
       </w:r>
@@ -1884,25 +2058,31 @@
       </w:pPr>
       <w:r>
         <w:rPr>
-          <w:rFonts w:hint="eastAsia"/>
+          <w:rFonts w:hint="eastAsia" w:eastAsia="黑体"/>
         </w:rPr>
         <w:t xml:space="preserve">载波源：晶振</w:t>
       </w:r>
       <w:r>
+        <w:rPr>
+          <w:rFonts w:eastAsia="黑体"/>
+        </w:rPr>
         <w:t xml:space="preserve"> + </w:t>
       </w:r>
       <w:r>
         <w:rPr>
-          <w:rFonts w:hint="eastAsia"/>
+          <w:rFonts w:hint="eastAsia" w:eastAsia="黑体"/>
         </w:rPr>
         <w:t xml:space="preserve">门控，或</w:t>
       </w:r>
       <w:r>
+        <w:rPr>
+          <w:rFonts w:eastAsia="黑体"/>
+        </w:rPr>
         <w:t xml:space="preserve"> </w:t>
       </w:r>
       <w:r>
         <w:rPr>
-          <w:rFonts w:hint="eastAsia"/>
+          <w:rFonts w:hint="eastAsia" w:eastAsia="黑体"/>
         </w:rPr>
         <w:t xml:space="preserve">DDS（AD9833）。</w:t>
       </w:r>
@@ -1916,11 +2096,14 @@
         </w:numPr>
       </w:pPr>
       <w:r>
+        <w:rPr>
+          <w:rFonts w:eastAsia="黑体"/>
+        </w:rPr>
         <w:t xml:space="preserve">RF </w:t>
       </w:r>
       <w:r>
         <w:rPr>
-          <w:rFonts w:hint="eastAsia"/>
+          <w:rFonts w:hint="eastAsia" w:eastAsia="黑体"/>
         </w:rPr>
         <w:t xml:space="preserve">开关：SN74LVC1G3157。</w:t>
       </w:r>
@@ -1933,7 +2116,7 @@
       </w:pPr>
       <w:r>
         <w:rPr>
-          <w:rFonts w:hint="eastAsia"/>
+          <w:rFonts w:hint="eastAsia" w:eastAsia="黑体"/>
         </w:rPr>
         <w:t xml:space="preserve">注意事项</w:t>
       </w:r>
@@ -1947,11 +2130,14 @@
         </w:numPr>
       </w:pPr>
       <w:r>
+        <w:rPr>
+          <w:rFonts w:eastAsia="黑体"/>
+        </w:rPr>
         <w:t xml:space="preserve">OOK </w:t>
       </w:r>
       <w:r>
         <w:rPr>
-          <w:rFonts w:hint="eastAsia"/>
+          <w:rFonts w:hint="eastAsia" w:eastAsia="黑体"/>
         </w:rPr>
         <w:t xml:space="preserve">对幅度噪声与衰落敏感，仅适用于信噪比较高的简单链路。</w:t>
       </w:r>
@@ -1966,7 +2152,7 @@
       </w:pPr>
       <w:r>
         <w:rPr>
-          <w:rFonts w:hint="eastAsia"/>
+          <w:rFonts w:hint="eastAsia" w:eastAsia="黑体"/>
         </w:rPr>
         <w:t xml:space="preserve">频谱主瓣较宽，需带通滤波抑制带外辐射以满足法规。</w:t>
       </w:r>
@@ -1981,7 +2167,7 @@
       </w:pPr>
       <w:r>
         <w:rPr>
-          <w:rFonts w:hint="eastAsia"/>
+          <w:rFonts w:hint="eastAsia" w:eastAsia="黑体"/>
         </w:rPr>
         <w:t xml:space="preserve">接收端需自动增益控制（AGC）以对抗幅度起伏。</w:t>
       </w:r>
@@ -1996,16 +2182,19 @@
       </w:pPr>
       <w:r>
         <w:rPr>
-          <w:rFonts w:hint="eastAsia"/>
+          <w:rFonts w:hint="eastAsia" w:eastAsia="黑体"/>
         </w:rPr>
         <w:t xml:space="preserve">多电平</w:t>
       </w:r>
       <w:r>
+        <w:rPr>
+          <w:rFonts w:eastAsia="黑体"/>
+        </w:rPr>
         <w:t xml:space="preserve"> ASK </w:t>
       </w:r>
       <w:r>
         <w:rPr>
-          <w:rFonts w:hint="eastAsia"/>
+          <w:rFonts w:hint="eastAsia" w:eastAsia="黑体"/>
         </w:rPr>
         <w:t xml:space="preserve">增加频带利用率，但对信噪比要求更高。</w:t>
       </w:r>
@@ -2018,7 +2207,7 @@
       </w:pPr>
       <w:r>
         <w:rPr>
-          <w:rFonts w:hint="eastAsia"/>
+          <w:rFonts w:hint="eastAsia" w:eastAsia="黑体"/>
         </w:rPr>
         <w:t xml:space="preserve">参考资料</w:t>
       </w:r>
@@ -2032,6 +2221,9 @@
         </w:numPr>
       </w:pPr>
       <w:r>
+        <w:rPr>
+          <w:rFonts w:eastAsia="黑体"/>
+        </w:rPr>
         <w:t xml:space="preserve">Wikipedia: Amplitude-shift keying。</w:t>
       </w:r>
     </w:p>
@@ -2045,7 +2237,7 @@
       </w:pPr>
       <w:r>
         <w:rPr>
-          <w:rFonts w:hint="eastAsia"/>
+          <w:rFonts w:hint="eastAsia" w:eastAsia="黑体"/>
         </w:rPr>
         <w:t xml:space="preserve">《通信原理》（樊昌信）。</w:t>
       </w:r>
@@ -2059,20 +2251,26 @@
         </w:numPr>
       </w:pPr>
       <w:r>
+        <w:rPr>
+          <w:rFonts w:eastAsia="黑体"/>
+        </w:rPr>
         <w:t xml:space="preserve">TI </w:t>
       </w:r>
       <w:r>
         <w:rPr>
-          <w:rFonts w:hint="eastAsia"/>
+          <w:rFonts w:hint="eastAsia" w:eastAsia="黑体"/>
         </w:rPr>
         <w:t xml:space="preserve">应用笔记（OOK</w:t>
       </w:r>
       <w:r>
+        <w:rPr>
+          <w:rFonts w:eastAsia="黑体"/>
+        </w:rPr>
         <w:t xml:space="preserve"> </w:t>
       </w:r>
       <w:r>
         <w:rPr>
-          <w:rFonts w:hint="eastAsia"/>
+          <w:rFonts w:hint="eastAsia" w:eastAsia="黑体"/>
         </w:rPr>
         <w:t xml:space="preserve">收发参考设计）。</w:t>
       </w:r>
@@ -2086,11 +2284,11 @@
       </w:pPr>
       <w:r>
         <w:rPr>
-          <w:rFonts w:ascii="Times New Roman" w:hAnsi="Times New Roman"/>
+          <w:rFonts w:ascii="Times New Roman" w:hAnsi="Times New Roman" w:eastAsia="黑体"/>
           <w:color w:val="555555"/>
           <w:sz w:val="21"/>
         </w:rPr>
-        <w:t>材料收集者：杜文杰</w:t>
+        <w:t>材料收集者：杜文杰，WX手机：19519196569，QQ:3478827729</w:t>
       </w:r>
     </w:p>
     <w:sectPr>
@@ -2110,7 +2308,7 @@
 </file>
 
 <file path=word/footer1.xml><?xml version="1.0" encoding="utf-8"?>
-<w:ftr xmlns:m="http://schemas.openxmlformats.org/officeDocument/2006/math" xmlns:mc="http://schemas.openxmlformats.org/markup-compatibility/2006" xmlns:mo="http://schemas.microsoft.com/office/mac/office/2008/main" xmlns:mv="urn:schemas-microsoft-com:mac:vml" xmlns:o="urn:schemas-microsoft-com:office:office" xmlns:r="http://schemas.openxmlformats.org/officeDocument/2006/relationships" xmlns:v="urn:schemas-microsoft-com:vml" xmlns:w10="urn:schemas-microsoft-com:office:word" xmlns:w14="http://schemas.microsoft.com/office/word/2010/wordml" xmlns:w="http://schemas.openxmlformats.org/wordprocessingml/2006/main" xmlns:wne="http://schemas.microsoft.com/office/word/2006/wordml" xmlns:wp14="http://schemas.microsoft.com/office/word/2010/wordprocessingDrawing" xmlns:wp="http://schemas.openxmlformats.org/drawingml/2006/wordprocessingDrawing" xmlns:wpc="http://schemas.microsoft.com/office/word/2010/wordprocessingCanvas" xmlns:wpg="http://schemas.microsoft.com/office/word/2010/wordprocessingGroup" xmlns:wpi="http://schemas.microsoft.com/office/word/2010/wordprocessingInk" xmlns:wps="http://schemas.microsoft.com/office/word/2010/wordprocessingShape" mc:Ignorable="w14 wp14">
+<w:ftr xmlns:mc="http://schemas.openxmlformats.org/markup-compatibility/2006" xmlns:w="http://schemas.openxmlformats.org/wordprocessingml/2006/main" xmlns:m="http://schemas.openxmlformats.org/officeDocument/2006/math" xmlns:mo="http://schemas.microsoft.com/office/mac/office/2008/main" xmlns:mv="urn:schemas-microsoft-com:mac:vml" xmlns:o="urn:schemas-microsoft-com:office:office" xmlns:r="http://schemas.openxmlformats.org/officeDocument/2006/relationships" xmlns:v="urn:schemas-microsoft-com:vml" xmlns:w10="urn:schemas-microsoft-com:office:word" xmlns:w14="http://schemas.microsoft.com/office/word/2010/wordml" xmlns:wne="http://schemas.microsoft.com/office/word/2006/wordml" xmlns:wp14="http://schemas.microsoft.com/office/word/2010/wordprocessingDrawing" xmlns:wp="http://schemas.openxmlformats.org/drawingml/2006/wordprocessingDrawing" xmlns:wpc="http://schemas.microsoft.com/office/word/2010/wordprocessingCanvas" xmlns:wpg="http://schemas.microsoft.com/office/word/2010/wordprocessingGroup" xmlns:wpi="http://schemas.microsoft.com/office/word/2010/wordprocessingInk" xmlns:wps="http://schemas.microsoft.com/office/word/2010/wordprocessingShape" mc:Ignorable="w14 wp14">
   <w:p>
     <w:pPr>
       <w:pStyle w:val="Footer"/>
@@ -2118,12 +2316,14 @@
     </w:pPr>
     <w:r>
       <w:rPr>
+        <w:rFonts w:eastAsia="黑体"/>
         <w:sz w:val="18"/>
       </w:rPr>
       <w:t xml:space="preserve">第 </w:t>
     </w:r>
     <w:r>
       <w:rPr>
+        <w:rFonts w:eastAsia="黑体"/>
         <w:sz w:val="18"/>
       </w:rPr>
       <w:fldChar w:fldCharType="begin"/>
@@ -2132,6 +2332,7 @@
     </w:r>
     <w:r>
       <w:rPr>
+        <w:rFonts w:eastAsia="黑体"/>
         <w:sz w:val="18"/>
       </w:rPr>
       <w:t xml:space="preserve"> 页</w:t>
@@ -2145,6 +2346,9 @@
   <w:footnote w:type="continuationSeparator" w:id="0">
     <w:p>
       <w:r>
+        <w:rPr>
+          <w:rFonts w:eastAsia="黑体"/>
+        </w:rPr>
         <w:continuationSeparator/>
       </w:r>
     </w:p>
@@ -2152,6 +2356,9 @@
   <w:footnote w:type="separator" w:id="-1">
     <w:p>
       <w:r>
+        <w:rPr>
+          <w:rFonts w:eastAsia="黑体"/>
+        </w:rPr>
         <w:separator/>
       </w:r>
     </w:p>
@@ -2160,7 +2367,7 @@
 </file>
 
 <file path=word/header1.xml><?xml version="1.0" encoding="utf-8"?>
-<w:hdr xmlns:m="http://schemas.openxmlformats.org/officeDocument/2006/math" xmlns:mc="http://schemas.openxmlformats.org/markup-compatibility/2006" xmlns:mo="http://schemas.microsoft.com/office/mac/office/2008/main" xmlns:mv="urn:schemas-microsoft-com:mac:vml" xmlns:o="urn:schemas-microsoft-com:office:office" xmlns:r="http://schemas.openxmlformats.org/officeDocument/2006/relationships" xmlns:v="urn:schemas-microsoft-com:vml" xmlns:w10="urn:schemas-microsoft-com:office:word" xmlns:w14="http://schemas.microsoft.com/office/word/2010/wordml" xmlns:w="http://schemas.openxmlformats.org/wordprocessingml/2006/main" xmlns:wne="http://schemas.microsoft.com/office/word/2006/wordml" xmlns:wp14="http://schemas.microsoft.com/office/word/2010/wordprocessingDrawing" xmlns:wp="http://schemas.openxmlformats.org/drawingml/2006/wordprocessingDrawing" xmlns:wpc="http://schemas.microsoft.com/office/word/2010/wordprocessingCanvas" xmlns:wpg="http://schemas.microsoft.com/office/word/2010/wordprocessingGroup" xmlns:wpi="http://schemas.microsoft.com/office/word/2010/wordprocessingInk" xmlns:wps="http://schemas.microsoft.com/office/word/2010/wordprocessingShape" mc:Ignorable="w14 wp14">
+<w:hdr xmlns:mc="http://schemas.openxmlformats.org/markup-compatibility/2006" xmlns:w="http://schemas.openxmlformats.org/wordprocessingml/2006/main" xmlns:m="http://schemas.openxmlformats.org/officeDocument/2006/math" xmlns:mo="http://schemas.microsoft.com/office/mac/office/2008/main" xmlns:mv="urn:schemas-microsoft-com:mac:vml" xmlns:o="urn:schemas-microsoft-com:office:office" xmlns:r="http://schemas.openxmlformats.org/officeDocument/2006/relationships" xmlns:v="urn:schemas-microsoft-com:vml" xmlns:w10="urn:schemas-microsoft-com:office:word" xmlns:w14="http://schemas.microsoft.com/office/word/2010/wordml" xmlns:wne="http://schemas.microsoft.com/office/word/2006/wordml" xmlns:wp14="http://schemas.microsoft.com/office/word/2010/wordprocessingDrawing" xmlns:wp="http://schemas.openxmlformats.org/drawingml/2006/wordprocessingDrawing" xmlns:wpc="http://schemas.microsoft.com/office/word/2010/wordprocessingCanvas" xmlns:wpg="http://schemas.microsoft.com/office/word/2010/wordprocessingGroup" xmlns:wpi="http://schemas.microsoft.com/office/word/2010/wordprocessingInk" xmlns:wps="http://schemas.microsoft.com/office/word/2010/wordprocessingShape" mc:Ignorable="w14 wp14">
   <w:p>
     <w:pPr>
       <w:pStyle w:val="Header"/>
@@ -2168,7 +2375,7 @@
     </w:pPr>
     <w:r>
       <w:rPr>
-        <w:rFonts w:ascii="Times New Roman" w:hAnsi="Times New Roman"/>
+        <w:rFonts w:ascii="Times New Roman" w:hAnsi="Times New Roman" w:eastAsia="黑体"/>
         <w:sz w:val="18"/>
         <w:rFonts w:eastAsia="黑体"/>
         <w:rFonts w:eastAsia="黑体"/>
@@ -2180,7 +2387,7 @@
 </file>
 
 <file path=word/numbering.xml><?xml version="1.0" encoding="utf-8"?>
-<w:numbering xmlns:m="http://schemas.openxmlformats.org/officeDocument/2006/math" xmlns:mc="http://schemas.openxmlformats.org/markup-compatibility/2006" xmlns:mo="http://schemas.microsoft.com/office/mac/office/2008/main" xmlns:mv="urn:schemas-microsoft-com:mac:vml" xmlns:o="urn:schemas-microsoft-com:office:office" xmlns:r="http://schemas.openxmlformats.org/officeDocument/2006/relationships" xmlns:v="urn:schemas-microsoft-com:vml" xmlns:w="http://schemas.openxmlformats.org/wordprocessingml/2006/main" xmlns:w10="urn:schemas-microsoft-com:office:word" xmlns:w14="http://schemas.microsoft.com/office/word/2010/wordml" xmlns:wne="http://schemas.microsoft.com/office/word/2006/wordml" xmlns:wp="http://schemas.openxmlformats.org/drawingml/2006/wordprocessingDrawing" xmlns:wp14="http://schemas.microsoft.com/office/word/2010/wordprocessingDrawing" xmlns:wpc="http://schemas.microsoft.com/office/word/2010/wordprocessingCanvas" xmlns:wpg="http://schemas.microsoft.com/office/word/2010/wordprocessingGroup" xmlns:wpi="http://schemas.microsoft.com/office/word/2010/wordprocessingInk" xmlns:wps="http://schemas.microsoft.com/office/word/2010/wordprocessingShape" mc:Ignorable="w14 wp14">
+<w:numbering xmlns:mc="http://schemas.openxmlformats.org/markup-compatibility/2006" xmlns:w="http://schemas.openxmlformats.org/wordprocessingml/2006/main" xmlns:m="http://schemas.openxmlformats.org/officeDocument/2006/math" xmlns:mo="http://schemas.microsoft.com/office/mac/office/2008/main" xmlns:mv="urn:schemas-microsoft-com:mac:vml" xmlns:o="urn:schemas-microsoft-com:office:office" xmlns:r="http://schemas.openxmlformats.org/officeDocument/2006/relationships" xmlns:v="urn:schemas-microsoft-com:vml" xmlns:w10="urn:schemas-microsoft-com:office:word" xmlns:w14="http://schemas.microsoft.com/office/word/2010/wordml" xmlns:wne="http://schemas.microsoft.com/office/word/2006/wordml" xmlns:wp="http://schemas.openxmlformats.org/drawingml/2006/wordprocessingDrawing" xmlns:wp14="http://schemas.microsoft.com/office/word/2010/wordprocessingDrawing" xmlns:wpc="http://schemas.microsoft.com/office/word/2010/wordprocessingCanvas" xmlns:wpg="http://schemas.microsoft.com/office/word/2010/wordprocessingGroup" xmlns:wpi="http://schemas.microsoft.com/office/word/2010/wordprocessingInk" xmlns:wps="http://schemas.microsoft.com/office/word/2010/wordprocessingShape" mc:Ignorable="w14 wp14">
   <w:abstractNum w:abstractNumId="0">
     <w:nsid w:val="FFFFFF7C"/>
     <w:multiLevelType w:val="singleLevel"/>
@@ -2267,7 +2474,7 @@
         <w:ind w:hanging="360" w:left="1440"/>
       </w:pPr>
       <w:rPr>
-        <w:rFonts w:ascii="Symbol" w:hAnsi="Symbol" w:hint="default"/>
+        <w:rFonts w:ascii="Symbol" w:hAnsi="Symbol" w:hint="default" w:eastAsia="黑体"/>
       </w:rPr>
     </w:lvl>
   </w:abstractNum>
@@ -2288,7 +2495,7 @@
         <w:ind w:hanging="360" w:left="1080"/>
       </w:pPr>
       <w:rPr>
-        <w:rFonts w:ascii="Symbol" w:hAnsi="Symbol" w:hint="default"/>
+        <w:rFonts w:ascii="Symbol" w:hAnsi="Symbol" w:hint="default" w:eastAsia="黑体"/>
       </w:rPr>
     </w:lvl>
   </w:abstractNum>
@@ -2309,7 +2516,7 @@
         <w:ind w:hanging="360" w:left="720"/>
       </w:pPr>
       <w:rPr>
-        <w:rFonts w:ascii="Symbol" w:hAnsi="Symbol" w:hint="default"/>
+        <w:rFonts w:ascii="Symbol" w:hAnsi="Symbol" w:hint="default" w:eastAsia="黑体"/>
       </w:rPr>
     </w:lvl>
   </w:abstractNum>
@@ -2348,7 +2555,7 @@
         <w:ind w:hanging="360" w:left="360"/>
       </w:pPr>
       <w:rPr>
-        <w:rFonts w:ascii="Symbol" w:hAnsi="Symbol" w:hint="default"/>
+        <w:rFonts w:ascii="Symbol" w:hAnsi="Symbol" w:hint="default" w:eastAsia="黑体"/>
       </w:rPr>
     </w:lvl>
   </w:abstractNum>
@@ -2439,7 +2646,7 @@
         <w:ind w:left="720" w:hanging="360"/>
       </w:pPr>
       <w:rPr>
-        <w:rFonts w:ascii="Symbol" w:hAnsi="Symbol" w:cs="Symbol" w:hint="default"/>
+        <w:rFonts w:ascii="Symbol" w:hAnsi="Symbol" w:cs="Symbol" w:hint="default" w:eastAsia="黑体"/>
       </w:rPr>
     </w:lvl>
     <w:lvl w:ilvl="1">
@@ -2450,7 +2657,7 @@
         <w:ind w:left="1440" w:hanging="360"/>
       </w:pPr>
       <w:rPr>
-        <w:rFonts w:ascii="Courier New" w:hAnsi="Courier New" w:cs="Courier New" w:hint="default"/>
+        <w:rFonts w:ascii="Courier New" w:hAnsi="Courier New" w:cs="Courier New" w:hint="default" w:eastAsia="黑体"/>
       </w:rPr>
     </w:lvl>
     <w:lvl w:ilvl="2">
@@ -2461,7 +2668,7 @@
         <w:ind w:left="2160" w:hanging="360"/>
       </w:pPr>
       <w:rPr>
-        <w:rFonts w:ascii="Wingdings" w:hAnsi="Wingdings" w:cs="Wingdings" w:hint="default"/>
+        <w:rFonts w:ascii="Wingdings" w:hAnsi="Wingdings" w:cs="Wingdings" w:hint="default" w:eastAsia="黑体"/>
       </w:rPr>
     </w:lvl>
     <w:lvl w:ilvl="3">
@@ -2472,7 +2679,7 @@
         <w:ind w:left="2880" w:hanging="360"/>
       </w:pPr>
       <w:rPr>
-        <w:rFonts w:ascii="Symbol" w:hAnsi="Symbol" w:cs="Symbol" w:hint="default"/>
+        <w:rFonts w:ascii="Symbol" w:hAnsi="Symbol" w:cs="Symbol" w:hint="default" w:eastAsia="黑体"/>
       </w:rPr>
     </w:lvl>
     <w:lvl w:ilvl="4">
@@ -2483,7 +2690,7 @@
         <w:ind w:left="3600" w:hanging="360"/>
       </w:pPr>
       <w:rPr>
-        <w:rFonts w:ascii="Courier New" w:hAnsi="Courier New" w:cs="Courier New" w:hint="default"/>
+        <w:rFonts w:ascii="Courier New" w:hAnsi="Courier New" w:cs="Courier New" w:hint="default" w:eastAsia="黑体"/>
       </w:rPr>
     </w:lvl>
     <w:lvl w:ilvl="5">
@@ -2494,7 +2701,7 @@
         <w:ind w:left="4320" w:hanging="360"/>
       </w:pPr>
       <w:rPr>
-        <w:rFonts w:ascii="Wingdings" w:hAnsi="Wingdings" w:cs="Wingdings" w:hint="default"/>
+        <w:rFonts w:ascii="Wingdings" w:hAnsi="Wingdings" w:cs="Wingdings" w:hint="default" w:eastAsia="黑体"/>
       </w:rPr>
     </w:lvl>
     <w:lvl w:ilvl="6">
@@ -2505,7 +2712,7 @@
         <w:ind w:left="5040" w:hanging="360"/>
       </w:pPr>
       <w:rPr>
-        <w:rFonts w:ascii="Symbol" w:hAnsi="Symbol" w:cs="Symbol" w:hint="default"/>
+        <w:rFonts w:ascii="Symbol" w:hAnsi="Symbol" w:cs="Symbol" w:hint="default" w:eastAsia="黑体"/>
       </w:rPr>
     </w:lvl>
     <w:lvl w:ilvl="7">
@@ -2516,7 +2723,7 @@
         <w:ind w:left="5760" w:hanging="360"/>
       </w:pPr>
       <w:rPr>
-        <w:rFonts w:ascii="Courier New" w:hAnsi="Courier New" w:cs="Courier New" w:hint="default"/>
+        <w:rFonts w:ascii="Courier New" w:hAnsi="Courier New" w:cs="Courier New" w:hint="default" w:eastAsia="黑体"/>
       </w:rPr>
     </w:lvl>
     <w:lvl w:ilvl="8">
@@ -2527,7 +2734,7 @@
         <w:ind w:left="6480" w:hanging="360"/>
       </w:pPr>
       <w:rPr>
-        <w:rFonts w:ascii="Wingdings" w:hAnsi="Wingdings" w:cs="Wingdings" w:hint="default"/>
+        <w:rFonts w:ascii="Wingdings" w:hAnsi="Wingdings" w:cs="Wingdings" w:hint="default" w:eastAsia="黑体"/>
       </w:rPr>
     </w:lvl>
   </w:abstractNum>
@@ -2583,11 +2790,11 @@
 </file>
 
 <file path=word/styles.xml><?xml version="1.0" encoding="utf-8"?>
-<w:styles xmlns:mc="http://schemas.openxmlformats.org/markup-compatibility/2006" xmlns:r="http://schemas.openxmlformats.org/officeDocument/2006/relationships" xmlns:w="http://schemas.openxmlformats.org/wordprocessingml/2006/main" xmlns:w14="http://schemas.microsoft.com/office/word/2010/wordml" mc:Ignorable="w14">
+<w:styles xmlns:mc="http://schemas.openxmlformats.org/markup-compatibility/2006" xmlns:w="http://schemas.openxmlformats.org/wordprocessingml/2006/main" xmlns:r="http://schemas.openxmlformats.org/officeDocument/2006/relationships" xmlns:w14="http://schemas.microsoft.com/office/word/2010/wordml" mc:Ignorable="w14">
   <w:docDefaults>
     <w:rPrDefault>
       <w:rPr>
-        <w:rFonts w:asciiTheme="minorHAnsi" w:cstheme="minorBidi" w:eastAsiaTheme="minorEastAsia" w:hAnsiTheme="minorHAnsi"/>
+        <w:rFonts w:asciiTheme="minorHAnsi" w:cstheme="minorBidi" w:hAnsiTheme="minorHAnsi" w:eastAsia="黑体"/>
         <w:sz w:val="22"/>
         <w:szCs w:val="22"/>
         <w:lang w:bidi="ar-SA" w:eastAsia="en-US" w:val="en-US"/>
@@ -2809,7 +3016,7 @@
       <w:outlineLvl w:val="0"/>
     </w:pPr>
     <w:rPr>
-      <w:rFonts w:ascii="Times New Roman" w:asciiTheme="majorHAnsi" w:cstheme="majorBidi" w:eastAsia="黑体" w:eastAsiaTheme="majorEastAsia" w:hAnsi="Times New Roman" w:hAnsiTheme="majorHAnsi"/>
+      <w:rFonts w:ascii="Times New Roman" w:asciiTheme="majorHAnsi" w:cstheme="majorBidi" w:eastAsia="黑体" w:hAnsi="Times New Roman" w:hAnsiTheme="majorHAnsi"/>
       <w:b/>
       <w:bCs/>
       <w:color w:val="1F3864"/>
@@ -2833,7 +3040,7 @@
       <w:outlineLvl w:val="1"/>
     </w:pPr>
     <w:rPr>
-      <w:rFonts w:ascii="Times New Roman" w:asciiTheme="majorHAnsi" w:cstheme="majorBidi" w:eastAsia="黑体" w:eastAsiaTheme="majorEastAsia" w:hAnsi="Times New Roman" w:hAnsiTheme="majorHAnsi"/>
+      <w:rFonts w:ascii="Times New Roman" w:asciiTheme="majorHAnsi" w:cstheme="majorBidi" w:eastAsia="黑体" w:hAnsi="Times New Roman" w:hAnsiTheme="majorHAnsi"/>
       <w:b/>
       <w:bCs/>
       <w:color w:val="2E4E7E"/>
@@ -2857,7 +3064,7 @@
       <w:outlineLvl w:val="2"/>
     </w:pPr>
     <w:rPr>
-      <w:rFonts w:ascii="Times New Roman" w:asciiTheme="majorHAnsi" w:cstheme="majorBidi" w:eastAsia="黑体" w:eastAsiaTheme="majorEastAsia" w:hAnsi="Times New Roman" w:hAnsiTheme="majorHAnsi"/>
+      <w:rFonts w:ascii="Times New Roman" w:asciiTheme="majorHAnsi" w:cstheme="majorBidi" w:eastAsia="黑体" w:hAnsi="Times New Roman" w:hAnsiTheme="majorHAnsi"/>
       <w:b/>
       <w:bCs/>
       <w:color w:val="2E4E7E"/>
@@ -2881,7 +3088,7 @@
       <w:outlineLvl w:val="3"/>
     </w:pPr>
     <w:rPr>
-      <w:rFonts w:ascii="Times New Roman" w:asciiTheme="majorHAnsi" w:cstheme="majorBidi" w:eastAsia="黑体" w:eastAsiaTheme="majorEastAsia" w:hAnsi="Times New Roman" w:hAnsiTheme="majorHAnsi"/>
+      <w:rFonts w:ascii="Times New Roman" w:asciiTheme="majorHAnsi" w:cstheme="majorBidi" w:eastAsia="黑体" w:hAnsi="Times New Roman" w:hAnsiTheme="majorHAnsi"/>
       <w:b/>
       <w:bCs/>
       <w:i/>
@@ -2907,7 +3114,7 @@
       <w:outlineLvl w:val="4"/>
     </w:pPr>
     <w:rPr>
-      <w:rFonts w:ascii="Times New Roman" w:asciiTheme="majorHAnsi" w:cstheme="majorBidi" w:eastAsia="黑体" w:eastAsiaTheme="majorEastAsia" w:hAnsi="Times New Roman" w:hAnsiTheme="majorHAnsi"/>
+      <w:rFonts w:ascii="Times New Roman" w:asciiTheme="majorHAnsi" w:cstheme="majorBidi" w:eastAsia="黑体" w:hAnsi="Times New Roman" w:hAnsiTheme="majorHAnsi"/>
       <w:b/>
       <w:color w:val="333333"/>
       <w:sz w:val="22"/>
@@ -2930,7 +3137,7 @@
       <w:outlineLvl w:val="5"/>
     </w:pPr>
     <w:rPr>
-      <w:rFonts w:asciiTheme="majorHAnsi" w:cstheme="majorBidi" w:eastAsiaTheme="majorEastAsia" w:hAnsiTheme="majorHAnsi"/>
+      <w:rFonts w:asciiTheme="majorHAnsi" w:cstheme="majorBidi" w:hAnsiTheme="majorHAnsi" w:eastAsia="黑体"/>
       <w:i/>
       <w:iCs/>
       <w:color w:themeColor="accent1" w:themeShade="7F" w:val="243F60"/>
@@ -2953,7 +3160,7 @@
       <w:outlineLvl w:val="6"/>
     </w:pPr>
     <w:rPr>
-      <w:rFonts w:asciiTheme="majorHAnsi" w:cstheme="majorBidi" w:eastAsiaTheme="majorEastAsia" w:hAnsiTheme="majorHAnsi"/>
+      <w:rFonts w:asciiTheme="majorHAnsi" w:cstheme="majorBidi" w:hAnsiTheme="majorHAnsi" w:eastAsia="黑体"/>
       <w:i/>
       <w:iCs/>
       <w:color w:themeColor="text1" w:themeTint="BF" w:val="404040"/>
@@ -2976,7 +3183,7 @@
       <w:outlineLvl w:val="7"/>
     </w:pPr>
     <w:rPr>
-      <w:rFonts w:asciiTheme="majorHAnsi" w:cstheme="majorBidi" w:eastAsiaTheme="majorEastAsia" w:hAnsiTheme="majorHAnsi"/>
+      <w:rFonts w:asciiTheme="majorHAnsi" w:cstheme="majorBidi" w:hAnsiTheme="majorHAnsi" w:eastAsia="黑体"/>
       <w:color w:themeColor="accent1" w:val="4F81BD"/>
       <w:sz w:val="20"/>
       <w:szCs w:val="20"/>
@@ -2999,7 +3206,7 @@
       <w:outlineLvl w:val="8"/>
     </w:pPr>
     <w:rPr>
-      <w:rFonts w:asciiTheme="majorHAnsi" w:cstheme="majorBidi" w:eastAsiaTheme="majorEastAsia" w:hAnsiTheme="majorHAnsi"/>
+      <w:rFonts w:asciiTheme="majorHAnsi" w:cstheme="majorBidi" w:hAnsiTheme="majorHAnsi" w:eastAsia="黑体"/>
       <w:i/>
       <w:iCs/>
       <w:color w:themeColor="text1" w:themeTint="BF" w:val="404040"/>
@@ -3050,7 +3257,7 @@
     <w:uiPriority w:val="9"/>
     <w:rsid w:val="00FC693F"/>
     <w:rPr>
-      <w:rFonts w:asciiTheme="majorHAnsi" w:cstheme="majorBidi" w:eastAsiaTheme="majorEastAsia" w:hAnsiTheme="majorHAnsi"/>
+      <w:rFonts w:asciiTheme="majorHAnsi" w:cstheme="majorBidi" w:hAnsiTheme="majorHAnsi" w:eastAsia="黑体"/>
       <w:b/>
       <w:bCs/>
       <w:color w:themeColor="accent1" w:themeShade="BF" w:val="365F91"/>
@@ -3065,7 +3272,7 @@
     <w:uiPriority w:val="9"/>
     <w:rsid w:val="00FC693F"/>
     <w:rPr>
-      <w:rFonts w:asciiTheme="majorHAnsi" w:cstheme="majorBidi" w:eastAsiaTheme="majorEastAsia" w:hAnsiTheme="majorHAnsi"/>
+      <w:rFonts w:asciiTheme="majorHAnsi" w:cstheme="majorBidi" w:hAnsiTheme="majorHAnsi" w:eastAsia="黑体"/>
       <w:b/>
       <w:bCs/>
       <w:color w:themeColor="accent1" w:val="4F81BD"/>
@@ -3080,7 +3287,7 @@
     <w:uiPriority w:val="9"/>
     <w:rsid w:val="00FC693F"/>
     <w:rPr>
-      <w:rFonts w:asciiTheme="majorHAnsi" w:cstheme="majorBidi" w:eastAsiaTheme="majorEastAsia" w:hAnsiTheme="majorHAnsi"/>
+      <w:rFonts w:asciiTheme="majorHAnsi" w:cstheme="majorBidi" w:hAnsiTheme="majorHAnsi" w:eastAsia="黑体"/>
       <w:b/>
       <w:bCs/>
       <w:color w:themeColor="accent1" w:val="4F81BD"/>
@@ -3103,7 +3310,7 @@
       <w:contextualSpacing/>
     </w:pPr>
     <w:rPr>
-      <w:rFonts w:ascii="Times New Roman" w:asciiTheme="majorHAnsi" w:cstheme="majorBidi" w:eastAsia="黑体" w:eastAsiaTheme="majorEastAsia" w:hAnsi="Times New Roman" w:hAnsiTheme="majorHAnsi"/>
+      <w:rFonts w:ascii="Times New Roman" w:asciiTheme="majorHAnsi" w:cstheme="majorBidi" w:eastAsia="黑体" w:hAnsi="Times New Roman" w:hAnsiTheme="majorHAnsi"/>
       <w:b/>
       <w:color w:val="1F3864"/>
       <w:spacing w:val="5"/>
@@ -3119,7 +3326,7 @@
     <w:uiPriority w:val="10"/>
     <w:rsid w:val="00FC693F"/>
     <w:rPr>
-      <w:rFonts w:asciiTheme="majorHAnsi" w:cstheme="majorBidi" w:eastAsiaTheme="majorEastAsia" w:hAnsiTheme="majorHAnsi"/>
+      <w:rFonts w:asciiTheme="majorHAnsi" w:cstheme="majorBidi" w:hAnsiTheme="majorHAnsi" w:eastAsia="黑体"/>
       <w:color w:themeColor="text2" w:themeShade="BF" w:val="17365D"/>
       <w:spacing w:val="5"/>
       <w:kern w:val="28"/>
@@ -3141,7 +3348,7 @@
       </w:numPr>
     </w:pPr>
     <w:rPr>
-      <w:rFonts w:asciiTheme="majorHAnsi" w:cstheme="majorBidi" w:eastAsiaTheme="majorEastAsia" w:hAnsiTheme="majorHAnsi"/>
+      <w:rFonts w:asciiTheme="majorHAnsi" w:cstheme="majorBidi" w:hAnsiTheme="majorHAnsi" w:eastAsia="黑体"/>
       <w:i/>
       <w:iCs/>
       <w:color w:themeColor="accent1" w:val="4F81BD"/>
@@ -3157,7 +3364,7 @@
     <w:uiPriority w:val="11"/>
     <w:rsid w:val="00FC693F"/>
     <w:rPr>
-      <w:rFonts w:asciiTheme="majorHAnsi" w:cstheme="majorBidi" w:eastAsiaTheme="majorEastAsia" w:hAnsiTheme="majorHAnsi"/>
+      <w:rFonts w:asciiTheme="majorHAnsi" w:cstheme="majorBidi" w:hAnsiTheme="majorHAnsi" w:eastAsia="黑体"/>
       <w:i/>
       <w:iCs/>
       <w:color w:themeColor="accent1" w:val="4F81BD"/>
@@ -3224,6 +3431,7 @@
       <w:spacing w:after="120"/>
     </w:pPr>
     <w:rPr>
+      <w:rFonts w:eastAsia="黑体"/>
       <w:sz w:val="16"/>
       <w:szCs w:val="16"/>
     </w:rPr>
@@ -3235,6 +3443,7 @@
     <w:uiPriority w:val="99"/>
     <w:rsid w:val="00AA1D8D"/>
     <w:rPr>
+      <w:rFonts w:eastAsia="黑体"/>
       <w:sz w:val="16"/>
       <w:szCs w:val="16"/>
     </w:rPr>
@@ -3404,7 +3613,7 @@
       </w:tabs>
     </w:pPr>
     <w:rPr>
-      <w:rFonts w:ascii="Courier" w:hAnsi="Courier"/>
+      <w:rFonts w:ascii="Courier" w:hAnsi="Courier" w:eastAsia="黑体"/>
       <w:sz w:val="20"/>
       <w:szCs w:val="20"/>
     </w:rPr>
@@ -3416,7 +3625,7 @@
     <w:uiPriority w:val="99"/>
     <w:rsid w:val="0029639D"/>
     <w:rPr>
-      <w:rFonts w:ascii="Courier" w:hAnsi="Courier"/>
+      <w:rFonts w:ascii="Courier" w:hAnsi="Courier" w:eastAsia="黑体"/>
       <w:sz w:val="20"/>
       <w:szCs w:val="20"/>
     </w:rPr>
@@ -3452,6 +3661,7 @@
     <w:uiPriority w:val="29"/>
     <w:rsid w:val="00FC693F"/>
     <w:rPr>
+      <w:rFonts w:eastAsia="黑体"/>
       <w:i/>
       <w:iCs/>
       <w:color w:themeColor="text1" w:val="000000"/>
@@ -3465,7 +3675,7 @@
     <w:semiHidden/>
     <w:rsid w:val="00FC693F"/>
     <w:rPr>
-      <w:rFonts w:asciiTheme="majorHAnsi" w:cstheme="majorBidi" w:eastAsiaTheme="majorEastAsia" w:hAnsiTheme="majorHAnsi"/>
+      <w:rFonts w:asciiTheme="majorHAnsi" w:cstheme="majorBidi" w:hAnsiTheme="majorHAnsi" w:eastAsia="黑体"/>
       <w:b/>
       <w:bCs/>
       <w:i/>
@@ -3481,7 +3691,7 @@
     <w:semiHidden/>
     <w:rsid w:val="00FC693F"/>
     <w:rPr>
-      <w:rFonts w:asciiTheme="majorHAnsi" w:cstheme="majorBidi" w:eastAsiaTheme="majorEastAsia" w:hAnsiTheme="majorHAnsi"/>
+      <w:rFonts w:asciiTheme="majorHAnsi" w:cstheme="majorBidi" w:hAnsiTheme="majorHAnsi" w:eastAsia="黑体"/>
       <w:color w:themeColor="accent1" w:themeShade="7F" w:val="243F60"/>
     </w:rPr>
   </w:style>
@@ -3493,7 +3703,7 @@
     <w:semiHidden/>
     <w:rsid w:val="00FC693F"/>
     <w:rPr>
-      <w:rFonts w:asciiTheme="majorHAnsi" w:cstheme="majorBidi" w:eastAsiaTheme="majorEastAsia" w:hAnsiTheme="majorHAnsi"/>
+      <w:rFonts w:asciiTheme="majorHAnsi" w:cstheme="majorBidi" w:hAnsiTheme="majorHAnsi" w:eastAsia="黑体"/>
       <w:i/>
       <w:iCs/>
       <w:color w:themeColor="accent1" w:themeShade="7F" w:val="243F60"/>
@@ -3507,7 +3717,7 @@
     <w:semiHidden/>
     <w:rsid w:val="00FC693F"/>
     <w:rPr>
-      <w:rFonts w:asciiTheme="majorHAnsi" w:cstheme="majorBidi" w:eastAsiaTheme="majorEastAsia" w:hAnsiTheme="majorHAnsi"/>
+      <w:rFonts w:asciiTheme="majorHAnsi" w:cstheme="majorBidi" w:hAnsiTheme="majorHAnsi" w:eastAsia="黑体"/>
       <w:i/>
       <w:iCs/>
       <w:color w:themeColor="text1" w:themeTint="BF" w:val="404040"/>
@@ -3521,7 +3731,7 @@
     <w:semiHidden/>
     <w:rsid w:val="00FC693F"/>
     <w:rPr>
-      <w:rFonts w:asciiTheme="majorHAnsi" w:cstheme="majorBidi" w:eastAsiaTheme="majorEastAsia" w:hAnsiTheme="majorHAnsi"/>
+      <w:rFonts w:asciiTheme="majorHAnsi" w:cstheme="majorBidi" w:hAnsiTheme="majorHAnsi" w:eastAsia="黑体"/>
       <w:color w:themeColor="accent1" w:val="4F81BD"/>
       <w:sz w:val="20"/>
       <w:szCs w:val="20"/>
@@ -3535,7 +3745,7 @@
     <w:semiHidden/>
     <w:rsid w:val="00FC693F"/>
     <w:rPr>
-      <w:rFonts w:asciiTheme="majorHAnsi" w:cstheme="majorBidi" w:eastAsiaTheme="majorEastAsia" w:hAnsiTheme="majorHAnsi"/>
+      <w:rFonts w:asciiTheme="majorHAnsi" w:cstheme="majorBidi" w:hAnsiTheme="majorHAnsi" w:eastAsia="黑体"/>
       <w:i/>
       <w:iCs/>
       <w:color w:themeColor="text1" w:themeTint="BF" w:val="404040"/>
@@ -3556,6 +3766,7 @@
       <w:spacing w:line="240" w:lineRule="auto"/>
     </w:pPr>
     <w:rPr>
+      <w:rFonts w:eastAsia="黑体"/>
       <w:b/>
       <w:bCs/>
       <w:color w:themeColor="accent1" w:val="4F81BD"/>
@@ -3570,6 +3781,7 @@
     <w:qFormat/>
     <w:rsid w:val="00FC693F"/>
     <w:rPr>
+      <w:rFonts w:eastAsia="黑体"/>
       <w:b/>
       <w:bCs/>
     </w:rPr>
@@ -3581,6 +3793,7 @@
     <w:qFormat/>
     <w:rsid w:val="00FC693F"/>
     <w:rPr>
+      <w:rFonts w:eastAsia="黑体"/>
       <w:i/>
       <w:iCs/>
     </w:rPr>
@@ -3601,6 +3814,7 @@
       <w:ind w:left="936" w:right="936"/>
     </w:pPr>
     <w:rPr>
+      <w:rFonts w:eastAsia="黑体"/>
       <w:b/>
       <w:bCs/>
       <w:i/>
@@ -3615,6 +3829,7 @@
     <w:uiPriority w:val="30"/>
     <w:rsid w:val="00FC693F"/>
     <w:rPr>
+      <w:rFonts w:eastAsia="黑体"/>
       <w:b/>
       <w:bCs/>
       <w:i/>
@@ -3629,6 +3844,7 @@
     <w:qFormat/>
     <w:rsid w:val="00FC693F"/>
     <w:rPr>
+      <w:rFonts w:eastAsia="黑体"/>
       <w:i/>
       <w:iCs/>
       <w:color w:themeColor="text1" w:themeTint="7F" w:val="808080"/>
@@ -3641,6 +3857,7 @@
     <w:qFormat/>
     <w:rsid w:val="00FC693F"/>
     <w:rPr>
+      <w:rFonts w:eastAsia="黑体"/>
       <w:b/>
       <w:bCs/>
       <w:i/>
@@ -3655,6 +3872,7 @@
     <w:qFormat/>
     <w:rsid w:val="00FC693F"/>
     <w:rPr>
+      <w:rFonts w:eastAsia="黑体"/>
       <w:smallCaps/>
       <w:color w:themeColor="accent2" w:val="C0504D"/>
       <w:u w:val="single"/>
@@ -3667,6 +3885,7 @@
     <w:qFormat/>
     <w:rsid w:val="00FC693F"/>
     <w:rPr>
+      <w:rFonts w:eastAsia="黑体"/>
       <w:b/>
       <w:bCs/>
       <w:smallCaps/>
@@ -3682,6 +3901,7 @@
     <w:qFormat/>
     <w:rsid w:val="00FC693F"/>
     <w:rPr>
+      <w:rFonts w:eastAsia="黑体"/>
       <w:b/>
       <w:bCs/>
       <w:smallCaps/>
@@ -3736,6 +3956,7 @@
       <w:spacing w:after="0" w:line="240" w:lineRule="auto"/>
     </w:pPr>
     <w:rPr>
+      <w:rFonts w:eastAsia="黑体"/>
       <w:color w:themeColor="text1" w:themeShade="BF" w:val="000000"/>
     </w:rPr>
     <w:tblPr>
@@ -3758,6 +3979,7 @@
         <w:spacing w:after="0" w:before="0" w:line="240" w:lineRule="auto"/>
       </w:pPr>
       <w:rPr>
+        <w:rFonts w:eastAsia="黑体"/>
         <w:b/>
         <w:bCs/>
       </w:rPr>
@@ -3778,6 +4000,7 @@
         <w:spacing w:after="0" w:before="0" w:line="240" w:lineRule="auto"/>
       </w:pPr>
       <w:rPr>
+        <w:rFonts w:eastAsia="黑体"/>
         <w:b/>
         <w:bCs/>
       </w:rPr>
@@ -3795,12 +4018,14 @@
     </w:tblStylePr>
     <w:tblStylePr w:type="firstCol">
       <w:rPr>
+        <w:rFonts w:eastAsia="黑体"/>
         <w:b/>
         <w:bCs/>
       </w:rPr>
     </w:tblStylePr>
     <w:tblStylePr w:type="lastCol">
       <w:rPr>
+        <w:rFonts w:eastAsia="黑体"/>
         <w:b/>
         <w:bCs/>
       </w:rPr>
@@ -3839,6 +4064,7 @@
       <w:spacing w:after="0" w:line="240" w:lineRule="auto"/>
     </w:pPr>
     <w:rPr>
+      <w:rFonts w:eastAsia="黑体"/>
       <w:color w:themeColor="accent1" w:themeShade="BF" w:val="365F91"/>
     </w:rPr>
     <w:tblPr>
@@ -3861,6 +4087,7 @@
         <w:spacing w:after="0" w:before="0" w:line="240" w:lineRule="auto"/>
       </w:pPr>
       <w:rPr>
+        <w:rFonts w:eastAsia="黑体"/>
         <w:b/>
         <w:bCs/>
       </w:rPr>
@@ -3881,6 +4108,7 @@
         <w:spacing w:after="0" w:before="0" w:line="240" w:lineRule="auto"/>
       </w:pPr>
       <w:rPr>
+        <w:rFonts w:eastAsia="黑体"/>
         <w:b/>
         <w:bCs/>
       </w:rPr>
@@ -3898,12 +4126,14 @@
     </w:tblStylePr>
     <w:tblStylePr w:type="firstCol">
       <w:rPr>
+        <w:rFonts w:eastAsia="黑体"/>
         <w:b/>
         <w:bCs/>
       </w:rPr>
     </w:tblStylePr>
     <w:tblStylePr w:type="lastCol">
       <w:rPr>
+        <w:rFonts w:eastAsia="黑体"/>
         <w:b/>
         <w:bCs/>
       </w:rPr>
@@ -3942,6 +4172,7 @@
       <w:spacing w:after="0" w:line="240" w:lineRule="auto"/>
     </w:pPr>
     <w:rPr>
+      <w:rFonts w:eastAsia="黑体"/>
       <w:color w:themeColor="accent2" w:themeShade="BF" w:val="943634"/>
     </w:rPr>
     <w:tblPr>
@@ -3964,6 +4195,7 @@
         <w:spacing w:after="0" w:before="0" w:line="240" w:lineRule="auto"/>
       </w:pPr>
       <w:rPr>
+        <w:rFonts w:eastAsia="黑体"/>
         <w:b/>
         <w:bCs/>
       </w:rPr>
@@ -3984,6 +4216,7 @@
         <w:spacing w:after="0" w:before="0" w:line="240" w:lineRule="auto"/>
       </w:pPr>
       <w:rPr>
+        <w:rFonts w:eastAsia="黑体"/>
         <w:b/>
         <w:bCs/>
       </w:rPr>
@@ -4001,12 +4234,14 @@
     </w:tblStylePr>
     <w:tblStylePr w:type="firstCol">
       <w:rPr>
+        <w:rFonts w:eastAsia="黑体"/>
         <w:b/>
         <w:bCs/>
       </w:rPr>
     </w:tblStylePr>
     <w:tblStylePr w:type="lastCol">
       <w:rPr>
+        <w:rFonts w:eastAsia="黑体"/>
         <w:b/>
         <w:bCs/>
       </w:rPr>
@@ -4045,6 +4280,7 @@
       <w:spacing w:after="0" w:line="240" w:lineRule="auto"/>
     </w:pPr>
     <w:rPr>
+      <w:rFonts w:eastAsia="黑体"/>
       <w:color w:themeColor="accent3" w:themeShade="BF" w:val="76923C"/>
     </w:rPr>
     <w:tblPr>
@@ -4067,6 +4303,7 @@
         <w:spacing w:after="0" w:before="0" w:line="240" w:lineRule="auto"/>
       </w:pPr>
       <w:rPr>
+        <w:rFonts w:eastAsia="黑体"/>
         <w:b/>
         <w:bCs/>
       </w:rPr>
@@ -4087,6 +4324,7 @@
         <w:spacing w:after="0" w:before="0" w:line="240" w:lineRule="auto"/>
       </w:pPr>
       <w:rPr>
+        <w:rFonts w:eastAsia="黑体"/>
         <w:b/>
         <w:bCs/>
       </w:rPr>
@@ -4104,12 +4342,14 @@
     </w:tblStylePr>
     <w:tblStylePr w:type="firstCol">
       <w:rPr>
+        <w:rFonts w:eastAsia="黑体"/>
         <w:b/>
         <w:bCs/>
       </w:rPr>
     </w:tblStylePr>
     <w:tblStylePr w:type="lastCol">
       <w:rPr>
+        <w:rFonts w:eastAsia="黑体"/>
         <w:b/>
         <w:bCs/>
       </w:rPr>
@@ -4148,6 +4388,7 @@
       <w:spacing w:after="0" w:line="240" w:lineRule="auto"/>
     </w:pPr>
     <w:rPr>
+      <w:rFonts w:eastAsia="黑体"/>
       <w:color w:themeColor="accent4" w:themeShade="BF" w:val="5F497A"/>
     </w:rPr>
     <w:tblPr>
@@ -4170,6 +4411,7 @@
         <w:spacing w:after="0" w:before="0" w:line="240" w:lineRule="auto"/>
       </w:pPr>
       <w:rPr>
+        <w:rFonts w:eastAsia="黑体"/>
         <w:b/>
         <w:bCs/>
       </w:rPr>
@@ -4190,6 +4432,7 @@
         <w:spacing w:after="0" w:before="0" w:line="240" w:lineRule="auto"/>
       </w:pPr>
       <w:rPr>
+        <w:rFonts w:eastAsia="黑体"/>
         <w:b/>
         <w:bCs/>
       </w:rPr>
@@ -4207,12 +4450,14 @@
     </w:tblStylePr>
     <w:tblStylePr w:type="firstCol">
       <w:rPr>
+        <w:rFonts w:eastAsia="黑体"/>
         <w:b/>
         <w:bCs/>
       </w:rPr>
     </w:tblStylePr>
     <w:tblStylePr w:type="lastCol">
       <w:rPr>
+        <w:rFonts w:eastAsia="黑体"/>
         <w:b/>
         <w:bCs/>
       </w:rPr>
@@ -4251,6 +4496,7 @@
       <w:spacing w:after="0" w:line="240" w:lineRule="auto"/>
     </w:pPr>
     <w:rPr>
+      <w:rFonts w:eastAsia="黑体"/>
       <w:color w:themeColor="accent5" w:themeShade="BF" w:val="31849B"/>
     </w:rPr>
     <w:tblPr>
@@ -4273,6 +4519,7 @@
         <w:spacing w:after="0" w:before="0" w:line="240" w:lineRule="auto"/>
       </w:pPr>
       <w:rPr>
+        <w:rFonts w:eastAsia="黑体"/>
         <w:b/>
         <w:bCs/>
       </w:rPr>
@@ -4293,6 +4540,7 @@
         <w:spacing w:after="0" w:before="0" w:line="240" w:lineRule="auto"/>
       </w:pPr>
       <w:rPr>
+        <w:rFonts w:eastAsia="黑体"/>
         <w:b/>
         <w:bCs/>
       </w:rPr>
@@ -4310,12 +4558,14 @@
     </w:tblStylePr>
     <w:tblStylePr w:type="firstCol">
       <w:rPr>
+        <w:rFonts w:eastAsia="黑体"/>
         <w:b/>
         <w:bCs/>
       </w:rPr>
     </w:tblStylePr>
     <w:tblStylePr w:type="lastCol">
       <w:rPr>
+        <w:rFonts w:eastAsia="黑体"/>
         <w:b/>
         <w:bCs/>
       </w:rPr>
@@ -4354,6 +4604,7 @@
       <w:spacing w:after="0" w:line="240" w:lineRule="auto"/>
     </w:pPr>
     <w:rPr>
+      <w:rFonts w:eastAsia="黑体"/>
       <w:color w:themeColor="accent6" w:themeShade="BF" w:val="E36C0A"/>
     </w:rPr>
     <w:tblPr>
@@ -4376,6 +4627,7 @@
         <w:spacing w:after="0" w:before="0" w:line="240" w:lineRule="auto"/>
       </w:pPr>
       <w:rPr>
+        <w:rFonts w:eastAsia="黑体"/>
         <w:b/>
         <w:bCs/>
       </w:rPr>
@@ -4396,6 +4648,7 @@
         <w:spacing w:after="0" w:before="0" w:line="240" w:lineRule="auto"/>
       </w:pPr>
       <w:rPr>
+        <w:rFonts w:eastAsia="黑体"/>
         <w:b/>
         <w:bCs/>
       </w:rPr>
@@ -4413,12 +4666,14 @@
     </w:tblStylePr>
     <w:tblStylePr w:type="firstCol">
       <w:rPr>
+        <w:rFonts w:eastAsia="黑体"/>
         <w:b/>
         <w:bCs/>
       </w:rPr>
     </w:tblStylePr>
     <w:tblStylePr w:type="lastCol">
       <w:rPr>
+        <w:rFonts w:eastAsia="黑体"/>
         <w:b/>
         <w:bCs/>
       </w:rPr>
@@ -4478,6 +4733,7 @@
         <w:spacing w:after="0" w:before="0" w:line="240" w:lineRule="auto"/>
       </w:pPr>
       <w:rPr>
+        <w:rFonts w:eastAsia="黑体"/>
         <w:b/>
         <w:bCs/>
         <w:color w:themeColor="background1" w:val="FFFFFF"/>
@@ -4492,6 +4748,7 @@
         <w:spacing w:after="0" w:before="0" w:line="240" w:lineRule="auto"/>
       </w:pPr>
       <w:rPr>
+        <w:rFonts w:eastAsia="黑体"/>
         <w:b/>
         <w:bCs/>
       </w:rPr>
@@ -4507,12 +4764,14 @@
     </w:tblStylePr>
     <w:tblStylePr w:type="firstCol">
       <w:rPr>
+        <w:rFonts w:eastAsia="黑体"/>
         <w:b/>
         <w:bCs/>
       </w:rPr>
     </w:tblStylePr>
     <w:tblStylePr w:type="lastCol">
       <w:rPr>
+        <w:rFonts w:eastAsia="黑体"/>
         <w:b/>
         <w:bCs/>
       </w:rPr>
@@ -4570,6 +4829,7 @@
         <w:spacing w:after="0" w:before="0" w:line="240" w:lineRule="auto"/>
       </w:pPr>
       <w:rPr>
+        <w:rFonts w:eastAsia="黑体"/>
         <w:b/>
         <w:bCs/>
         <w:color w:themeColor="background1" w:val="FFFFFF"/>
@@ -4584,6 +4844,7 @@
         <w:spacing w:after="0" w:before="0" w:line="240" w:lineRule="auto"/>
       </w:pPr>
       <w:rPr>
+        <w:rFonts w:eastAsia="黑体"/>
         <w:b/>
         <w:bCs/>
       </w:rPr>
@@ -4599,12 +4860,14 @@
     </w:tblStylePr>
     <w:tblStylePr w:type="firstCol">
       <w:rPr>
+        <w:rFonts w:eastAsia="黑体"/>
         <w:b/>
         <w:bCs/>
       </w:rPr>
     </w:tblStylePr>
     <w:tblStylePr w:type="lastCol">
       <w:rPr>
+        <w:rFonts w:eastAsia="黑体"/>
         <w:b/>
         <w:bCs/>
       </w:rPr>
@@ -4662,6 +4925,7 @@
         <w:spacing w:after="0" w:before="0" w:line="240" w:lineRule="auto"/>
       </w:pPr>
       <w:rPr>
+        <w:rFonts w:eastAsia="黑体"/>
         <w:b/>
         <w:bCs/>
         <w:color w:themeColor="background1" w:val="FFFFFF"/>
@@ -4676,6 +4940,7 @@
         <w:spacing w:after="0" w:before="0" w:line="240" w:lineRule="auto"/>
       </w:pPr>
       <w:rPr>
+        <w:rFonts w:eastAsia="黑体"/>
         <w:b/>
         <w:bCs/>
       </w:rPr>
@@ -4691,12 +4956,14 @@
     </w:tblStylePr>
     <w:tblStylePr w:type="firstCol">
       <w:rPr>
+        <w:rFonts w:eastAsia="黑体"/>
         <w:b/>
         <w:bCs/>
       </w:rPr>
     </w:tblStylePr>
     <w:tblStylePr w:type="lastCol">
       <w:rPr>
+        <w:rFonts w:eastAsia="黑体"/>
         <w:b/>
         <w:bCs/>
       </w:rPr>
@@ -4754,6 +5021,7 @@
         <w:spacing w:after="0" w:before="0" w:line="240" w:lineRule="auto"/>
       </w:pPr>
       <w:rPr>
+        <w:rFonts w:eastAsia="黑体"/>
         <w:b/>
         <w:bCs/>
         <w:color w:themeColor="background1" w:val="FFFFFF"/>
@@ -4768,6 +5036,7 @@
         <w:spacing w:after="0" w:before="0" w:line="240" w:lineRule="auto"/>
       </w:pPr>
       <w:rPr>
+        <w:rFonts w:eastAsia="黑体"/>
         <w:b/>
         <w:bCs/>
       </w:rPr>
@@ -4783,12 +5052,14 @@
     </w:tblStylePr>
     <w:tblStylePr w:type="firstCol">
       <w:rPr>
+        <w:rFonts w:eastAsia="黑体"/>
         <w:b/>
         <w:bCs/>
       </w:rPr>
     </w:tblStylePr>
     <w:tblStylePr w:type="lastCol">
       <w:rPr>
+        <w:rFonts w:eastAsia="黑体"/>
         <w:b/>
         <w:bCs/>
       </w:rPr>
@@ -4846,6 +5117,7 @@
         <w:spacing w:after="0" w:before="0" w:line="240" w:lineRule="auto"/>
       </w:pPr>
       <w:rPr>
+        <w:rFonts w:eastAsia="黑体"/>
         <w:b/>
         <w:bCs/>
         <w:color w:themeColor="background1" w:val="FFFFFF"/>
@@ -4860,6 +5132,7 @@
         <w:spacing w:after="0" w:before="0" w:line="240" w:lineRule="auto"/>
       </w:pPr>
       <w:rPr>
+        <w:rFonts w:eastAsia="黑体"/>
         <w:b/>
         <w:bCs/>
       </w:rPr>
@@ -4875,12 +5148,14 @@
     </w:tblStylePr>
     <w:tblStylePr w:type="firstCol">
       <w:rPr>
+        <w:rFonts w:eastAsia="黑体"/>
         <w:b/>
         <w:bCs/>
       </w:rPr>
     </w:tblStylePr>
     <w:tblStylePr w:type="lastCol">
       <w:rPr>
+        <w:rFonts w:eastAsia="黑体"/>
         <w:b/>
         <w:bCs/>
       </w:rPr>
@@ -4938,6 +5213,7 @@
         <w:spacing w:after="0" w:before="0" w:line="240" w:lineRule="auto"/>
       </w:pPr>
       <w:rPr>
+        <w:rFonts w:eastAsia="黑体"/>
         <w:b/>
         <w:bCs/>
         <w:color w:themeColor="background1" w:val="FFFFFF"/>
@@ -4952,6 +5228,7 @@
         <w:spacing w:after="0" w:before="0" w:line="240" w:lineRule="auto"/>
       </w:pPr>
       <w:rPr>
+        <w:rFonts w:eastAsia="黑体"/>
         <w:b/>
         <w:bCs/>
       </w:rPr>
@@ -4967,12 +5244,14 @@
     </w:tblStylePr>
     <w:tblStylePr w:type="firstCol">
       <w:rPr>
+        <w:rFonts w:eastAsia="黑体"/>
         <w:b/>
         <w:bCs/>
       </w:rPr>
     </w:tblStylePr>
     <w:tblStylePr w:type="lastCol">
       <w:rPr>
+        <w:rFonts w:eastAsia="黑体"/>
         <w:b/>
         <w:bCs/>
       </w:rPr>
@@ -5030,6 +5309,7 @@
         <w:spacing w:after="0" w:before="0" w:line="240" w:lineRule="auto"/>
       </w:pPr>
       <w:rPr>
+        <w:rFonts w:eastAsia="黑体"/>
         <w:b/>
         <w:bCs/>
         <w:color w:themeColor="background1" w:val="FFFFFF"/>
@@ -5044,6 +5324,7 @@
         <w:spacing w:after="0" w:before="0" w:line="240" w:lineRule="auto"/>
       </w:pPr>
       <w:rPr>
+        <w:rFonts w:eastAsia="黑体"/>
         <w:b/>
         <w:bCs/>
       </w:rPr>
@@ -5059,12 +5340,14 @@
     </w:tblStylePr>
     <w:tblStylePr w:type="firstCol">
       <w:rPr>
+        <w:rFonts w:eastAsia="黑体"/>
         <w:b/>
         <w:bCs/>
       </w:rPr>
     </w:tblStylePr>
     <w:tblStylePr w:type="lastCol">
       <w:rPr>
+        <w:rFonts w:eastAsia="黑体"/>
         <w:b/>
         <w:bCs/>
       </w:rPr>
@@ -5124,7 +5407,7 @@
         <w:spacing w:after="0" w:before="0" w:line="240" w:lineRule="auto"/>
       </w:pPr>
       <w:rPr>
-        <w:rFonts w:asciiTheme="majorHAnsi" w:cstheme="majorBidi" w:eastAsiaTheme="majorEastAsia" w:hAnsiTheme="majorHAnsi"/>
+        <w:rFonts w:asciiTheme="majorHAnsi" w:cstheme="majorBidi" w:hAnsiTheme="majorHAnsi" w:eastAsia="黑体"/>
         <w:b/>
         <w:bCs/>
       </w:rPr>
@@ -5145,7 +5428,7 @@
         <w:spacing w:after="0" w:before="0" w:line="240" w:lineRule="auto"/>
       </w:pPr>
       <w:rPr>
-        <w:rFonts w:asciiTheme="majorHAnsi" w:cstheme="majorBidi" w:eastAsiaTheme="majorEastAsia" w:hAnsiTheme="majorHAnsi"/>
+        <w:rFonts w:asciiTheme="majorHAnsi" w:cstheme="majorBidi" w:hAnsiTheme="majorHAnsi" w:eastAsia="黑体"/>
         <w:b/>
         <w:bCs/>
       </w:rPr>
@@ -5163,14 +5446,14 @@
     </w:tblStylePr>
     <w:tblStylePr w:type="firstCol">
       <w:rPr>
-        <w:rFonts w:asciiTheme="majorHAnsi" w:cstheme="majorBidi" w:eastAsiaTheme="majorEastAsia" w:hAnsiTheme="majorHAnsi"/>
+        <w:rFonts w:asciiTheme="majorHAnsi" w:cstheme="majorBidi" w:hAnsiTheme="majorHAnsi" w:eastAsia="黑体"/>
         <w:b/>
         <w:bCs/>
       </w:rPr>
     </w:tblStylePr>
     <w:tblStylePr w:type="lastCol">
       <w:rPr>
-        <w:rFonts w:asciiTheme="majorHAnsi" w:cstheme="majorBidi" w:eastAsiaTheme="majorEastAsia" w:hAnsiTheme="majorHAnsi"/>
+        <w:rFonts w:asciiTheme="majorHAnsi" w:cstheme="majorBidi" w:hAnsiTheme="majorHAnsi" w:eastAsia="黑体"/>
         <w:b/>
         <w:bCs/>
       </w:rPr>
@@ -5254,7 +5537,7 @@
         <w:spacing w:after="0" w:before="0" w:line="240" w:lineRule="auto"/>
       </w:pPr>
       <w:rPr>
-        <w:rFonts w:asciiTheme="majorHAnsi" w:cstheme="majorBidi" w:eastAsiaTheme="majorEastAsia" w:hAnsiTheme="majorHAnsi"/>
+        <w:rFonts w:asciiTheme="majorHAnsi" w:cstheme="majorBidi" w:hAnsiTheme="majorHAnsi" w:eastAsia="黑体"/>
         <w:b/>
         <w:bCs/>
       </w:rPr>
@@ -5275,7 +5558,7 @@
         <w:spacing w:after="0" w:before="0" w:line="240" w:lineRule="auto"/>
       </w:pPr>
       <w:rPr>
-        <w:rFonts w:asciiTheme="majorHAnsi" w:cstheme="majorBidi" w:eastAsiaTheme="majorEastAsia" w:hAnsiTheme="majorHAnsi"/>
+        <w:rFonts w:asciiTheme="majorHAnsi" w:cstheme="majorBidi" w:hAnsiTheme="majorHAnsi" w:eastAsia="黑体"/>
         <w:b/>
         <w:bCs/>
       </w:rPr>
@@ -5293,14 +5576,14 @@
     </w:tblStylePr>
     <w:tblStylePr w:type="firstCol">
       <w:rPr>
-        <w:rFonts w:asciiTheme="majorHAnsi" w:cstheme="majorBidi" w:eastAsiaTheme="majorEastAsia" w:hAnsiTheme="majorHAnsi"/>
+        <w:rFonts w:asciiTheme="majorHAnsi" w:cstheme="majorBidi" w:hAnsiTheme="majorHAnsi" w:eastAsia="黑体"/>
         <w:b/>
         <w:bCs/>
       </w:rPr>
     </w:tblStylePr>
     <w:tblStylePr w:type="lastCol">
       <w:rPr>
-        <w:rFonts w:asciiTheme="majorHAnsi" w:cstheme="majorBidi" w:eastAsiaTheme="majorEastAsia" w:hAnsiTheme="majorHAnsi"/>
+        <w:rFonts w:asciiTheme="majorHAnsi" w:cstheme="majorBidi" w:hAnsiTheme="majorHAnsi" w:eastAsia="黑体"/>
         <w:b/>
         <w:bCs/>
       </w:rPr>
@@ -5384,7 +5667,7 @@
         <w:spacing w:after="0" w:before="0" w:line="240" w:lineRule="auto"/>
       </w:pPr>
       <w:rPr>
-        <w:rFonts w:asciiTheme="majorHAnsi" w:cstheme="majorBidi" w:eastAsiaTheme="majorEastAsia" w:hAnsiTheme="majorHAnsi"/>
+        <w:rFonts w:asciiTheme="majorHAnsi" w:cstheme="majorBidi" w:hAnsiTheme="majorHAnsi" w:eastAsia="黑体"/>
         <w:b/>
         <w:bCs/>
       </w:rPr>
@@ -5405,7 +5688,7 @@
         <w:spacing w:after="0" w:before="0" w:line="240" w:lineRule="auto"/>
       </w:pPr>
       <w:rPr>
-        <w:rFonts w:asciiTheme="majorHAnsi" w:cstheme="majorBidi" w:eastAsiaTheme="majorEastAsia" w:hAnsiTheme="majorHAnsi"/>
+        <w:rFonts w:asciiTheme="majorHAnsi" w:cstheme="majorBidi" w:hAnsiTheme="majorHAnsi" w:eastAsia="黑体"/>
         <w:b/>
         <w:bCs/>
       </w:rPr>
@@ -5423,14 +5706,14 @@
     </w:tblStylePr>
     <w:tblStylePr w:type="firstCol">
       <w:rPr>
-        <w:rFonts w:asciiTheme="majorHAnsi" w:cstheme="majorBidi" w:eastAsiaTheme="majorEastAsia" w:hAnsiTheme="majorHAnsi"/>
+        <w:rFonts w:asciiTheme="majorHAnsi" w:cstheme="majorBidi" w:hAnsiTheme="majorHAnsi" w:eastAsia="黑体"/>
         <w:b/>
         <w:bCs/>
       </w:rPr>
     </w:tblStylePr>
     <w:tblStylePr w:type="lastCol">
       <w:rPr>
-        <w:rFonts w:asciiTheme="majorHAnsi" w:cstheme="majorBidi" w:eastAsiaTheme="majorEastAsia" w:hAnsiTheme="majorHAnsi"/>
+        <w:rFonts w:asciiTheme="majorHAnsi" w:cstheme="majorBidi" w:hAnsiTheme="majorHAnsi" w:eastAsia="黑体"/>
         <w:b/>
         <w:bCs/>
       </w:rPr>
@@ -5514,7 +5797,7 @@
         <w:spacing w:after="0" w:before="0" w:line="240" w:lineRule="auto"/>
       </w:pPr>
       <w:rPr>
-        <w:rFonts w:asciiTheme="majorHAnsi" w:cstheme="majorBidi" w:eastAsiaTheme="majorEastAsia" w:hAnsiTheme="majorHAnsi"/>
+        <w:rFonts w:asciiTheme="majorHAnsi" w:cstheme="majorBidi" w:hAnsiTheme="majorHAnsi" w:eastAsia="黑体"/>
         <w:b/>
         <w:bCs/>
       </w:rPr>
@@ -5535,7 +5818,7 @@
         <w:spacing w:after="0" w:before="0" w:line="240" w:lineRule="auto"/>
       </w:pPr>
       <w:rPr>
-        <w:rFonts w:asciiTheme="majorHAnsi" w:cstheme="majorBidi" w:eastAsiaTheme="majorEastAsia" w:hAnsiTheme="majorHAnsi"/>
+        <w:rFonts w:asciiTheme="majorHAnsi" w:cstheme="majorBidi" w:hAnsiTheme="majorHAnsi" w:eastAsia="黑体"/>
         <w:b/>
         <w:bCs/>
       </w:rPr>
@@ -5553,14 +5836,14 @@
     </w:tblStylePr>
     <w:tblStylePr w:type="firstCol">
       <w:rPr>
-        <w:rFonts w:asciiTheme="majorHAnsi" w:cstheme="majorBidi" w:eastAsiaTheme="majorEastAsia" w:hAnsiTheme="majorHAnsi"/>
+        <w:rFonts w:asciiTheme="majorHAnsi" w:cstheme="majorBidi" w:hAnsiTheme="majorHAnsi" w:eastAsia="黑体"/>
         <w:b/>
         <w:bCs/>
       </w:rPr>
     </w:tblStylePr>
     <w:tblStylePr w:type="lastCol">
       <w:rPr>
-        <w:rFonts w:asciiTheme="majorHAnsi" w:cstheme="majorBidi" w:eastAsiaTheme="majorEastAsia" w:hAnsiTheme="majorHAnsi"/>
+        <w:rFonts w:asciiTheme="majorHAnsi" w:cstheme="majorBidi" w:hAnsiTheme="majorHAnsi" w:eastAsia="黑体"/>
         <w:b/>
         <w:bCs/>
       </w:rPr>
@@ -5644,7 +5927,7 @@
         <w:spacing w:after="0" w:before="0" w:line="240" w:lineRule="auto"/>
       </w:pPr>
       <w:rPr>
-        <w:rFonts w:asciiTheme="majorHAnsi" w:cstheme="majorBidi" w:eastAsiaTheme="majorEastAsia" w:hAnsiTheme="majorHAnsi"/>
+        <w:rFonts w:asciiTheme="majorHAnsi" w:cstheme="majorBidi" w:hAnsiTheme="majorHAnsi" w:eastAsia="黑体"/>
         <w:b/>
         <w:bCs/>
       </w:rPr>
@@ -5665,7 +5948,7 @@
         <w:spacing w:after="0" w:before="0" w:line="240" w:lineRule="auto"/>
       </w:pPr>
       <w:rPr>
-        <w:rFonts w:asciiTheme="majorHAnsi" w:cstheme="majorBidi" w:eastAsiaTheme="majorEastAsia" w:hAnsiTheme="majorHAnsi"/>
+        <w:rFonts w:asciiTheme="majorHAnsi" w:cstheme="majorBidi" w:hAnsiTheme="majorHAnsi" w:eastAsia="黑体"/>
         <w:b/>
         <w:bCs/>
       </w:rPr>
@@ -5683,14 +5966,14 @@
     </w:tblStylePr>
     <w:tblStylePr w:type="firstCol">
       <w:rPr>
-        <w:rFonts w:asciiTheme="majorHAnsi" w:cstheme="majorBidi" w:eastAsiaTheme="majorEastAsia" w:hAnsiTheme="majorHAnsi"/>
+        <w:rFonts w:asciiTheme="majorHAnsi" w:cstheme="majorBidi" w:hAnsiTheme="majorHAnsi" w:eastAsia="黑体"/>
         <w:b/>
         <w:bCs/>
       </w:rPr>
     </w:tblStylePr>
     <w:tblStylePr w:type="lastCol">
       <w:rPr>
-        <w:rFonts w:asciiTheme="majorHAnsi" w:cstheme="majorBidi" w:eastAsiaTheme="majorEastAsia" w:hAnsiTheme="majorHAnsi"/>
+        <w:rFonts w:asciiTheme="majorHAnsi" w:cstheme="majorBidi" w:hAnsiTheme="majorHAnsi" w:eastAsia="黑体"/>
         <w:b/>
         <w:bCs/>
       </w:rPr>
@@ -5774,7 +6057,7 @@
         <w:spacing w:after="0" w:before="0" w:line="240" w:lineRule="auto"/>
       </w:pPr>
       <w:rPr>
-        <w:rFonts w:asciiTheme="majorHAnsi" w:cstheme="majorBidi" w:eastAsiaTheme="majorEastAsia" w:hAnsiTheme="majorHAnsi"/>
+        <w:rFonts w:asciiTheme="majorHAnsi" w:cstheme="majorBidi" w:hAnsiTheme="majorHAnsi" w:eastAsia="黑体"/>
         <w:b/>
         <w:bCs/>
       </w:rPr>
@@ -5795,7 +6078,7 @@
         <w:spacing w:after="0" w:before="0" w:line="240" w:lineRule="auto"/>
       </w:pPr>
       <w:rPr>
-        <w:rFonts w:asciiTheme="majorHAnsi" w:cstheme="majorBidi" w:eastAsiaTheme="majorEastAsia" w:hAnsiTheme="majorHAnsi"/>
+        <w:rFonts w:asciiTheme="majorHAnsi" w:cstheme="majorBidi" w:hAnsiTheme="majorHAnsi" w:eastAsia="黑体"/>
         <w:b/>
         <w:bCs/>
       </w:rPr>
@@ -5813,14 +6096,14 @@
     </w:tblStylePr>
     <w:tblStylePr w:type="firstCol">
       <w:rPr>
-        <w:rFonts w:asciiTheme="majorHAnsi" w:cstheme="majorBidi" w:eastAsiaTheme="majorEastAsia" w:hAnsiTheme="majorHAnsi"/>
+        <w:rFonts w:asciiTheme="majorHAnsi" w:cstheme="majorBidi" w:hAnsiTheme="majorHAnsi" w:eastAsia="黑体"/>
         <w:b/>
         <w:bCs/>
       </w:rPr>
     </w:tblStylePr>
     <w:tblStylePr w:type="lastCol">
       <w:rPr>
-        <w:rFonts w:asciiTheme="majorHAnsi" w:cstheme="majorBidi" w:eastAsiaTheme="majorEastAsia" w:hAnsiTheme="majorHAnsi"/>
+        <w:rFonts w:asciiTheme="majorHAnsi" w:cstheme="majorBidi" w:hAnsiTheme="majorHAnsi" w:eastAsia="黑体"/>
         <w:b/>
         <w:bCs/>
       </w:rPr>
@@ -5904,7 +6187,7 @@
         <w:spacing w:after="0" w:before="0" w:line="240" w:lineRule="auto"/>
       </w:pPr>
       <w:rPr>
-        <w:rFonts w:asciiTheme="majorHAnsi" w:cstheme="majorBidi" w:eastAsiaTheme="majorEastAsia" w:hAnsiTheme="majorHAnsi"/>
+        <w:rFonts w:asciiTheme="majorHAnsi" w:cstheme="majorBidi" w:hAnsiTheme="majorHAnsi" w:eastAsia="黑体"/>
         <w:b/>
         <w:bCs/>
       </w:rPr>
@@ -5925,7 +6208,7 @@
         <w:spacing w:after="0" w:before="0" w:line="240" w:lineRule="auto"/>
       </w:pPr>
       <w:rPr>
-        <w:rFonts w:asciiTheme="majorHAnsi" w:cstheme="majorBidi" w:eastAsiaTheme="majorEastAsia" w:hAnsiTheme="majorHAnsi"/>
+        <w:rFonts w:asciiTheme="majorHAnsi" w:cstheme="majorBidi" w:hAnsiTheme="majorHAnsi" w:eastAsia="黑体"/>
         <w:b/>
         <w:bCs/>
       </w:rPr>
@@ -5943,14 +6226,14 @@
     </w:tblStylePr>
     <w:tblStylePr w:type="firstCol">
       <w:rPr>
-        <w:rFonts w:asciiTheme="majorHAnsi" w:cstheme="majorBidi" w:eastAsiaTheme="majorEastAsia" w:hAnsiTheme="majorHAnsi"/>
+        <w:rFonts w:asciiTheme="majorHAnsi" w:cstheme="majorBidi" w:hAnsiTheme="majorHAnsi" w:eastAsia="黑体"/>
         <w:b/>
         <w:bCs/>
       </w:rPr>
     </w:tblStylePr>
     <w:tblStylePr w:type="lastCol">
       <w:rPr>
-        <w:rFonts w:asciiTheme="majorHAnsi" w:cstheme="majorBidi" w:eastAsiaTheme="majorEastAsia" w:hAnsiTheme="majorHAnsi"/>
+        <w:rFonts w:asciiTheme="majorHAnsi" w:cstheme="majorBidi" w:hAnsiTheme="majorHAnsi" w:eastAsia="黑体"/>
         <w:b/>
         <w:bCs/>
       </w:rPr>
@@ -6033,6 +6316,7 @@
         <w:spacing w:after="0" w:before="0" w:line="240" w:lineRule="auto"/>
       </w:pPr>
       <w:rPr>
+        <w:rFonts w:eastAsia="黑体"/>
         <w:b/>
         <w:bCs/>
         <w:color w:themeColor="background1" w:val="FFFFFF"/>
@@ -6055,6 +6339,7 @@
         <w:spacing w:after="0" w:before="0" w:line="240" w:lineRule="auto"/>
       </w:pPr>
       <w:rPr>
+        <w:rFonts w:eastAsia="黑体"/>
         <w:b/>
         <w:bCs/>
       </w:rPr>
@@ -6072,12 +6357,14 @@
     </w:tblStylePr>
     <w:tblStylePr w:type="firstCol">
       <w:rPr>
+        <w:rFonts w:eastAsia="黑体"/>
         <w:b/>
         <w:bCs/>
       </w:rPr>
     </w:tblStylePr>
     <w:tblStylePr w:type="lastCol">
       <w:rPr>
+        <w:rFonts w:eastAsia="黑体"/>
         <w:b/>
         <w:bCs/>
       </w:rPr>
@@ -6139,6 +6426,7 @@
         <w:spacing w:after="0" w:before="0" w:line="240" w:lineRule="auto"/>
       </w:pPr>
       <w:rPr>
+        <w:rFonts w:eastAsia="黑体"/>
         <w:b/>
         <w:bCs/>
         <w:color w:themeColor="background1" w:val="FFFFFF"/>
@@ -6161,6 +6449,7 @@
         <w:spacing w:after="0" w:before="0" w:line="240" w:lineRule="auto"/>
       </w:pPr>
       <w:rPr>
+        <w:rFonts w:eastAsia="黑体"/>
         <w:b/>
         <w:bCs/>
       </w:rPr>
@@ -6178,12 +6467,14 @@
     </w:tblStylePr>
     <w:tblStylePr w:type="firstCol">
       <w:rPr>
+        <w:rFonts w:eastAsia="黑体"/>
         <w:b/>
         <w:bCs/>
       </w:rPr>
     </w:tblStylePr>
     <w:tblStylePr w:type="lastCol">
       <w:rPr>
+        <w:rFonts w:eastAsia="黑体"/>
         <w:b/>
         <w:bCs/>
       </w:rPr>
@@ -6245,6 +6536,7 @@
         <w:spacing w:after="0" w:before="0" w:line="240" w:lineRule="auto"/>
       </w:pPr>
       <w:rPr>
+        <w:rFonts w:eastAsia="黑体"/>
         <w:b/>
         <w:bCs/>
         <w:color w:themeColor="background1" w:val="FFFFFF"/>
@@ -6267,6 +6559,7 @@
         <w:spacing w:after="0" w:before="0" w:line="240" w:lineRule="auto"/>
       </w:pPr>
       <w:rPr>
+        <w:rFonts w:eastAsia="黑体"/>
         <w:b/>
         <w:bCs/>
       </w:rPr>
@@ -6284,12 +6577,14 @@
     </w:tblStylePr>
     <w:tblStylePr w:type="firstCol">
       <w:rPr>
+        <w:rFonts w:eastAsia="黑体"/>
         <w:b/>
         <w:bCs/>
       </w:rPr>
     </w:tblStylePr>
     <w:tblStylePr w:type="lastCol">
       <w:rPr>
+        <w:rFonts w:eastAsia="黑体"/>
         <w:b/>
         <w:bCs/>
       </w:rPr>
@@ -6351,6 +6646,7 @@
         <w:spacing w:after="0" w:before="0" w:line="240" w:lineRule="auto"/>
       </w:pPr>
       <w:rPr>
+        <w:rFonts w:eastAsia="黑体"/>
         <w:b/>
         <w:bCs/>
         <w:color w:themeColor="background1" w:val="FFFFFF"/>
@@ -6373,6 +6669,7 @@
         <w:spacing w:after="0" w:before="0" w:line="240" w:lineRule="auto"/>
       </w:pPr>
       <w:rPr>
+        <w:rFonts w:eastAsia="黑体"/>
         <w:b/>
         <w:bCs/>
       </w:rPr>
@@ -6390,12 +6687,14 @@
     </w:tblStylePr>
     <w:tblStylePr w:type="firstCol">
       <w:rPr>
+        <w:rFonts w:eastAsia="黑体"/>
         <w:b/>
         <w:bCs/>
       </w:rPr>
     </w:tblStylePr>
     <w:tblStylePr w:type="lastCol">
       <w:rPr>
+        <w:rFonts w:eastAsia="黑体"/>
         <w:b/>
         <w:bCs/>
       </w:rPr>
@@ -6457,6 +6756,7 @@
         <w:spacing w:after="0" w:before="0" w:line="240" w:lineRule="auto"/>
       </w:pPr>
       <w:rPr>
+        <w:rFonts w:eastAsia="黑体"/>
         <w:b/>
         <w:bCs/>
         <w:color w:themeColor="background1" w:val="FFFFFF"/>
@@ -6479,6 +6779,7 @@
         <w:spacing w:after="0" w:before="0" w:line="240" w:lineRule="auto"/>
       </w:pPr>
       <w:rPr>
+        <w:rFonts w:eastAsia="黑体"/>
         <w:b/>
         <w:bCs/>
       </w:rPr>
@@ -6496,12 +6797,14 @@
     </w:tblStylePr>
     <w:tblStylePr w:type="firstCol">
       <w:rPr>
+        <w:rFonts w:eastAsia="黑体"/>
         <w:b/>
         <w:bCs/>
       </w:rPr>
     </w:tblStylePr>
     <w:tblStylePr w:type="lastCol">
       <w:rPr>
+        <w:rFonts w:eastAsia="黑体"/>
         <w:b/>
         <w:bCs/>
       </w:rPr>
@@ -6563,6 +6866,7 @@
         <w:spacing w:after="0" w:before="0" w:line="240" w:lineRule="auto"/>
       </w:pPr>
       <w:rPr>
+        <w:rFonts w:eastAsia="黑体"/>
         <w:b/>
         <w:bCs/>
         <w:color w:themeColor="background1" w:val="FFFFFF"/>
@@ -6585,6 +6889,7 @@
         <w:spacing w:after="0" w:before="0" w:line="240" w:lineRule="auto"/>
       </w:pPr>
       <w:rPr>
+        <w:rFonts w:eastAsia="黑体"/>
         <w:b/>
         <w:bCs/>
       </w:rPr>
@@ -6602,12 +6907,14 @@
     </w:tblStylePr>
     <w:tblStylePr w:type="firstCol">
       <w:rPr>
+        <w:rFonts w:eastAsia="黑体"/>
         <w:b/>
         <w:bCs/>
       </w:rPr>
     </w:tblStylePr>
     <w:tblStylePr w:type="lastCol">
       <w:rPr>
+        <w:rFonts w:eastAsia="黑体"/>
         <w:b/>
         <w:bCs/>
       </w:rPr>
@@ -6669,6 +6976,7 @@
         <w:spacing w:after="0" w:before="0" w:line="240" w:lineRule="auto"/>
       </w:pPr>
       <w:rPr>
+        <w:rFonts w:eastAsia="黑体"/>
         <w:b/>
         <w:bCs/>
         <w:color w:themeColor="background1" w:val="FFFFFF"/>
@@ -6691,6 +6999,7 @@
         <w:spacing w:after="0" w:before="0" w:line="240" w:lineRule="auto"/>
       </w:pPr>
       <w:rPr>
+        <w:rFonts w:eastAsia="黑体"/>
         <w:b/>
         <w:bCs/>
       </w:rPr>
@@ -6708,12 +7017,14 @@
     </w:tblStylePr>
     <w:tblStylePr w:type="firstCol">
       <w:rPr>
+        <w:rFonts w:eastAsia="黑体"/>
         <w:b/>
         <w:bCs/>
       </w:rPr>
     </w:tblStylePr>
     <w:tblStylePr w:type="lastCol">
       <w:rPr>
+        <w:rFonts w:eastAsia="黑体"/>
         <w:b/>
         <w:bCs/>
       </w:rPr>
@@ -6772,6 +7083,7 @@
         <w:spacing w:after="0" w:before="0" w:line="240" w:lineRule="auto"/>
       </w:pPr>
       <w:rPr>
+        <w:rFonts w:eastAsia="黑体"/>
         <w:b/>
         <w:bCs/>
         <w:color w:themeColor="background1" w:val="FFFFFF"/>
@@ -6794,6 +7106,7 @@
         <w:spacing w:after="0" w:before="0" w:line="240" w:lineRule="auto"/>
       </w:pPr>
       <w:rPr>
+        <w:rFonts w:eastAsia="黑体"/>
         <w:color w:val="auto"/>
       </w:rPr>
       <w:tblPr/>
@@ -6811,6 +7124,7 @@
     </w:tblStylePr>
     <w:tblStylePr w:type="firstCol">
       <w:rPr>
+        <w:rFonts w:eastAsia="黑体"/>
         <w:b/>
         <w:bCs/>
         <w:color w:themeColor="background1" w:val="FFFFFF"/>
@@ -6830,6 +7144,7 @@
     </w:tblStylePr>
     <w:tblStylePr w:type="lastCol">
       <w:rPr>
+        <w:rFonts w:eastAsia="黑体"/>
         <w:b/>
         <w:bCs/>
         <w:color w:themeColor="background1" w:val="FFFFFF"/>
@@ -6878,6 +7193,7 @@
     </w:tblStylePr>
     <w:tblStylePr w:type="nwCell">
       <w:rPr>
+        <w:rFonts w:eastAsia="黑体"/>
         <w:color w:themeColor="background1" w:val="FFFFFF"/>
       </w:rPr>
       <w:tblPr/>
@@ -6921,6 +7237,7 @@
         <w:spacing w:after="0" w:before="0" w:line="240" w:lineRule="auto"/>
       </w:pPr>
       <w:rPr>
+        <w:rFonts w:eastAsia="黑体"/>
         <w:b/>
         <w:bCs/>
         <w:color w:themeColor="background1" w:val="FFFFFF"/>
@@ -6943,6 +7260,7 @@
         <w:spacing w:after="0" w:before="0" w:line="240" w:lineRule="auto"/>
       </w:pPr>
       <w:rPr>
+        <w:rFonts w:eastAsia="黑体"/>
         <w:color w:val="auto"/>
       </w:rPr>
       <w:tblPr/>
@@ -6960,6 +7278,7 @@
     </w:tblStylePr>
     <w:tblStylePr w:type="firstCol">
       <w:rPr>
+        <w:rFonts w:eastAsia="黑体"/>
         <w:b/>
         <w:bCs/>
         <w:color w:themeColor="background1" w:val="FFFFFF"/>
@@ -6979,6 +7298,7 @@
     </w:tblStylePr>
     <w:tblStylePr w:type="lastCol">
       <w:rPr>
+        <w:rFonts w:eastAsia="黑体"/>
         <w:b/>
         <w:bCs/>
         <w:color w:themeColor="background1" w:val="FFFFFF"/>
@@ -7027,6 +7347,7 @@
     </w:tblStylePr>
     <w:tblStylePr w:type="nwCell">
       <w:rPr>
+        <w:rFonts w:eastAsia="黑体"/>
         <w:color w:themeColor="background1" w:val="FFFFFF"/>
       </w:rPr>
       <w:tblPr/>
@@ -7070,6 +7391,7 @@
         <w:spacing w:after="0" w:before="0" w:line="240" w:lineRule="auto"/>
       </w:pPr>
       <w:rPr>
+        <w:rFonts w:eastAsia="黑体"/>
         <w:b/>
         <w:bCs/>
         <w:color w:themeColor="background1" w:val="FFFFFF"/>
@@ -7092,6 +7414,7 @@
         <w:spacing w:after="0" w:before="0" w:line="240" w:lineRule="auto"/>
       </w:pPr>
       <w:rPr>
+        <w:rFonts w:eastAsia="黑体"/>
         <w:color w:val="auto"/>
       </w:rPr>
       <w:tblPr/>
@@ -7109,6 +7432,7 @@
     </w:tblStylePr>
     <w:tblStylePr w:type="firstCol">
       <w:rPr>
+        <w:rFonts w:eastAsia="黑体"/>
         <w:b/>
         <w:bCs/>
         <w:color w:themeColor="background1" w:val="FFFFFF"/>
@@ -7128,6 +7452,7 @@
     </w:tblStylePr>
     <w:tblStylePr w:type="lastCol">
       <w:rPr>
+        <w:rFonts w:eastAsia="黑体"/>
         <w:b/>
         <w:bCs/>
         <w:color w:themeColor="background1" w:val="FFFFFF"/>
@@ -7176,6 +7501,7 @@
     </w:tblStylePr>
     <w:tblStylePr w:type="nwCell">
       <w:rPr>
+        <w:rFonts w:eastAsia="黑体"/>
         <w:color w:themeColor="background1" w:val="FFFFFF"/>
       </w:rPr>
       <w:tblPr/>
@@ -7219,6 +7545,7 @@
         <w:spacing w:after="0" w:before="0" w:line="240" w:lineRule="auto"/>
       </w:pPr>
       <w:rPr>
+        <w:rFonts w:eastAsia="黑体"/>
         <w:b/>
         <w:bCs/>
         <w:color w:themeColor="background1" w:val="FFFFFF"/>
@@ -7241,6 +7568,7 @@
         <w:spacing w:after="0" w:before="0" w:line="240" w:lineRule="auto"/>
       </w:pPr>
       <w:rPr>
+        <w:rFonts w:eastAsia="黑体"/>
         <w:color w:val="auto"/>
       </w:rPr>
       <w:tblPr/>
@@ -7258,6 +7586,7 @@
     </w:tblStylePr>
     <w:tblStylePr w:type="firstCol">
       <w:rPr>
+        <w:rFonts w:eastAsia="黑体"/>
         <w:b/>
         <w:bCs/>
         <w:color w:themeColor="background1" w:val="FFFFFF"/>
@@ -7277,6 +7606,7 @@
     </w:tblStylePr>
     <w:tblStylePr w:type="lastCol">
       <w:rPr>
+        <w:rFonts w:eastAsia="黑体"/>
         <w:b/>
         <w:bCs/>
         <w:color w:themeColor="background1" w:val="FFFFFF"/>
@@ -7325,6 +7655,7 @@
     </w:tblStylePr>
     <w:tblStylePr w:type="nwCell">
       <w:rPr>
+        <w:rFonts w:eastAsia="黑体"/>
         <w:color w:themeColor="background1" w:val="FFFFFF"/>
       </w:rPr>
       <w:tblPr/>
@@ -7368,6 +7699,7 @@
         <w:spacing w:after="0" w:before="0" w:line="240" w:lineRule="auto"/>
       </w:pPr>
       <w:rPr>
+        <w:rFonts w:eastAsia="黑体"/>
         <w:b/>
         <w:bCs/>
         <w:color w:themeColor="background1" w:val="FFFFFF"/>
@@ -7390,6 +7722,7 @@
         <w:spacing w:after="0" w:before="0" w:line="240" w:lineRule="auto"/>
       </w:pPr>
       <w:rPr>
+        <w:rFonts w:eastAsia="黑体"/>
         <w:color w:val="auto"/>
       </w:rPr>
       <w:tblPr/>
@@ -7407,6 +7740,7 @@
     </w:tblStylePr>
     <w:tblStylePr w:type="firstCol">
       <w:rPr>
+        <w:rFonts w:eastAsia="黑体"/>
         <w:b/>
         <w:bCs/>
         <w:color w:themeColor="background1" w:val="FFFFFF"/>
@@ -7426,6 +7760,7 @@
     </w:tblStylePr>
     <w:tblStylePr w:type="lastCol">
       <w:rPr>
+        <w:rFonts w:eastAsia="黑体"/>
         <w:b/>
         <w:bCs/>
         <w:color w:themeColor="background1" w:val="FFFFFF"/>
@@ -7474,6 +7809,7 @@
     </w:tblStylePr>
     <w:tblStylePr w:type="nwCell">
       <w:rPr>
+        <w:rFonts w:eastAsia="黑体"/>
         <w:color w:themeColor="background1" w:val="FFFFFF"/>
       </w:rPr>
       <w:tblPr/>
@@ -7517,6 +7853,7 @@
         <w:spacing w:after="0" w:before="0" w:line="240" w:lineRule="auto"/>
       </w:pPr>
       <w:rPr>
+        <w:rFonts w:eastAsia="黑体"/>
         <w:b/>
         <w:bCs/>
         <w:color w:themeColor="background1" w:val="FFFFFF"/>
@@ -7539,6 +7876,7 @@
         <w:spacing w:after="0" w:before="0" w:line="240" w:lineRule="auto"/>
       </w:pPr>
       <w:rPr>
+        <w:rFonts w:eastAsia="黑体"/>
         <w:color w:val="auto"/>
       </w:rPr>
       <w:tblPr/>
@@ -7556,6 +7894,7 @@
     </w:tblStylePr>
     <w:tblStylePr w:type="firstCol">
       <w:rPr>
+        <w:rFonts w:eastAsia="黑体"/>
         <w:b/>
         <w:bCs/>
         <w:color w:themeColor="background1" w:val="FFFFFF"/>
@@ -7575,6 +7914,7 @@
     </w:tblStylePr>
     <w:tblStylePr w:type="lastCol">
       <w:rPr>
+        <w:rFonts w:eastAsia="黑体"/>
         <w:b/>
         <w:bCs/>
         <w:color w:themeColor="background1" w:val="FFFFFF"/>
@@ -7623,6 +7963,7 @@
     </w:tblStylePr>
     <w:tblStylePr w:type="nwCell">
       <w:rPr>
+        <w:rFonts w:eastAsia="黑体"/>
         <w:color w:themeColor="background1" w:val="FFFFFF"/>
       </w:rPr>
       <w:tblPr/>
@@ -7666,6 +8007,7 @@
         <w:spacing w:after="0" w:before="0" w:line="240" w:lineRule="auto"/>
       </w:pPr>
       <w:rPr>
+        <w:rFonts w:eastAsia="黑体"/>
         <w:b/>
         <w:bCs/>
         <w:color w:themeColor="background1" w:val="FFFFFF"/>
@@ -7688,6 +8030,7 @@
         <w:spacing w:after="0" w:before="0" w:line="240" w:lineRule="auto"/>
       </w:pPr>
       <w:rPr>
+        <w:rFonts w:eastAsia="黑体"/>
         <w:color w:val="auto"/>
       </w:rPr>
       <w:tblPr/>
@@ -7705,6 +8048,7 @@
     </w:tblStylePr>
     <w:tblStylePr w:type="firstCol">
       <w:rPr>
+        <w:rFonts w:eastAsia="黑体"/>
         <w:b/>
         <w:bCs/>
         <w:color w:themeColor="background1" w:val="FFFFFF"/>
@@ -7724,6 +8068,7 @@
     </w:tblStylePr>
     <w:tblStylePr w:type="lastCol">
       <w:rPr>
+        <w:rFonts w:eastAsia="黑体"/>
         <w:b/>
         <w:bCs/>
         <w:color w:themeColor="background1" w:val="FFFFFF"/>
@@ -7772,6 +8117,7 @@
     </w:tblStylePr>
     <w:tblStylePr w:type="nwCell">
       <w:rPr>
+        <w:rFonts w:eastAsia="黑体"/>
         <w:color w:themeColor="background1" w:val="FFFFFF"/>
       </w:rPr>
       <w:tblPr/>
@@ -7796,6 +8142,7 @@
       <w:spacing w:after="0" w:line="240" w:lineRule="auto"/>
     </w:pPr>
     <w:rPr>
+      <w:rFonts w:eastAsia="黑体"/>
       <w:color w:themeColor="text1" w:val="000000"/>
     </w:rPr>
     <w:tblPr>
@@ -7815,7 +8162,7 @@
     </w:tblPr>
     <w:tblStylePr w:type="firstRow">
       <w:rPr>
-        <w:rFonts w:asciiTheme="majorHAnsi" w:cstheme="majorBidi" w:eastAsiaTheme="majorEastAsia" w:hAnsiTheme="majorHAnsi"/>
+        <w:rFonts w:asciiTheme="majorHAnsi" w:cstheme="majorBidi" w:hAnsiTheme="majorHAnsi" w:eastAsia="黑体"/>
       </w:rPr>
       <w:tblPr/>
       <w:tcPr>
@@ -7827,6 +8174,7 @@
     </w:tblStylePr>
     <w:tblStylePr w:type="lastRow">
       <w:rPr>
+        <w:rFonts w:eastAsia="黑体"/>
         <w:b/>
         <w:bCs/>
         <w:color w:themeColor="text2" w:val="1F497D"/>
@@ -7841,12 +8189,14 @@
     </w:tblStylePr>
     <w:tblStylePr w:type="firstCol">
       <w:rPr>
+        <w:rFonts w:eastAsia="黑体"/>
         <w:b/>
         <w:bCs/>
       </w:rPr>
     </w:tblStylePr>
     <w:tblStylePr w:type="lastCol">
       <w:rPr>
+        <w:rFonts w:eastAsia="黑体"/>
         <w:b/>
         <w:bCs/>
       </w:rPr>
@@ -7880,6 +8230,7 @@
       <w:spacing w:after="0" w:line="240" w:lineRule="auto"/>
     </w:pPr>
     <w:rPr>
+      <w:rFonts w:eastAsia="黑体"/>
       <w:color w:themeColor="text1" w:val="000000"/>
     </w:rPr>
     <w:tblPr>
@@ -7899,7 +8250,7 @@
     </w:tblPr>
     <w:tblStylePr w:type="firstRow">
       <w:rPr>
-        <w:rFonts w:asciiTheme="majorHAnsi" w:cstheme="majorBidi" w:eastAsiaTheme="majorEastAsia" w:hAnsiTheme="majorHAnsi"/>
+        <w:rFonts w:asciiTheme="majorHAnsi" w:cstheme="majorBidi" w:hAnsiTheme="majorHAnsi" w:eastAsia="黑体"/>
       </w:rPr>
       <w:tblPr/>
       <w:tcPr>
@@ -7911,6 +8262,7 @@
     </w:tblStylePr>
     <w:tblStylePr w:type="lastRow">
       <w:rPr>
+        <w:rFonts w:eastAsia="黑体"/>
         <w:b/>
         <w:bCs/>
         <w:color w:themeColor="text2" w:val="1F497D"/>
@@ -7925,12 +8277,14 @@
     </w:tblStylePr>
     <w:tblStylePr w:type="firstCol">
       <w:rPr>
+        <w:rFonts w:eastAsia="黑体"/>
         <w:b/>
         <w:bCs/>
       </w:rPr>
     </w:tblStylePr>
     <w:tblStylePr w:type="lastCol">
       <w:rPr>
+        <w:rFonts w:eastAsia="黑体"/>
         <w:b/>
         <w:bCs/>
       </w:rPr>
@@ -7964,6 +8318,7 @@
       <w:spacing w:after="0" w:line="240" w:lineRule="auto"/>
     </w:pPr>
     <w:rPr>
+      <w:rFonts w:eastAsia="黑体"/>
       <w:color w:themeColor="text1" w:val="000000"/>
     </w:rPr>
     <w:tblPr>
@@ -7983,7 +8338,7 @@
     </w:tblPr>
     <w:tblStylePr w:type="firstRow">
       <w:rPr>
-        <w:rFonts w:asciiTheme="majorHAnsi" w:cstheme="majorBidi" w:eastAsiaTheme="majorEastAsia" w:hAnsiTheme="majorHAnsi"/>
+        <w:rFonts w:asciiTheme="majorHAnsi" w:cstheme="majorBidi" w:hAnsiTheme="majorHAnsi" w:eastAsia="黑体"/>
       </w:rPr>
       <w:tblPr/>
       <w:tcPr>
@@ -7995,6 +8350,7 @@
     </w:tblStylePr>
     <w:tblStylePr w:type="lastRow">
       <w:rPr>
+        <w:rFonts w:eastAsia="黑体"/>
         <w:b/>
         <w:bCs/>
         <w:color w:themeColor="text2" w:val="1F497D"/>
@@ -8009,12 +8365,14 @@
     </w:tblStylePr>
     <w:tblStylePr w:type="firstCol">
       <w:rPr>
+        <w:rFonts w:eastAsia="黑体"/>
         <w:b/>
         <w:bCs/>
       </w:rPr>
     </w:tblStylePr>
     <w:tblStylePr w:type="lastCol">
       <w:rPr>
+        <w:rFonts w:eastAsia="黑体"/>
         <w:b/>
         <w:bCs/>
       </w:rPr>
@@ -8048,6 +8406,7 @@
       <w:spacing w:after="0" w:line="240" w:lineRule="auto"/>
     </w:pPr>
     <w:rPr>
+      <w:rFonts w:eastAsia="黑体"/>
       <w:color w:themeColor="text1" w:val="000000"/>
     </w:rPr>
     <w:tblPr>
@@ -8067,7 +8426,7 @@
     </w:tblPr>
     <w:tblStylePr w:type="firstRow">
       <w:rPr>
-        <w:rFonts w:asciiTheme="majorHAnsi" w:cstheme="majorBidi" w:eastAsiaTheme="majorEastAsia" w:hAnsiTheme="majorHAnsi"/>
+        <w:rFonts w:asciiTheme="majorHAnsi" w:cstheme="majorBidi" w:hAnsiTheme="majorHAnsi" w:eastAsia="黑体"/>
       </w:rPr>
       <w:tblPr/>
       <w:tcPr>
@@ -8079,6 +8438,7 @@
     </w:tblStylePr>
     <w:tblStylePr w:type="lastRow">
       <w:rPr>
+        <w:rFonts w:eastAsia="黑体"/>
         <w:b/>
         <w:bCs/>
         <w:color w:themeColor="text2" w:val="1F497D"/>
@@ -8093,12 +8453,14 @@
     </w:tblStylePr>
     <w:tblStylePr w:type="firstCol">
       <w:rPr>
+        <w:rFonts w:eastAsia="黑体"/>
         <w:b/>
         <w:bCs/>
       </w:rPr>
     </w:tblStylePr>
     <w:tblStylePr w:type="lastCol">
       <w:rPr>
+        <w:rFonts w:eastAsia="黑体"/>
         <w:b/>
         <w:bCs/>
       </w:rPr>
@@ -8132,6 +8494,7 @@
       <w:spacing w:after="0" w:line="240" w:lineRule="auto"/>
     </w:pPr>
     <w:rPr>
+      <w:rFonts w:eastAsia="黑体"/>
       <w:color w:themeColor="text1" w:val="000000"/>
     </w:rPr>
     <w:tblPr>
@@ -8151,7 +8514,7 @@
     </w:tblPr>
     <w:tblStylePr w:type="firstRow">
       <w:rPr>
-        <w:rFonts w:asciiTheme="majorHAnsi" w:cstheme="majorBidi" w:eastAsiaTheme="majorEastAsia" w:hAnsiTheme="majorHAnsi"/>
+        <w:rFonts w:asciiTheme="majorHAnsi" w:cstheme="majorBidi" w:hAnsiTheme="majorHAnsi" w:eastAsia="黑体"/>
       </w:rPr>
       <w:tblPr/>
       <w:tcPr>
@@ -8163,6 +8526,7 @@
     </w:tblStylePr>
     <w:tblStylePr w:type="lastRow">
       <w:rPr>
+        <w:rFonts w:eastAsia="黑体"/>
         <w:b/>
         <w:bCs/>
         <w:color w:themeColor="text2" w:val="1F497D"/>
@@ -8177,12 +8541,14 @@
     </w:tblStylePr>
     <w:tblStylePr w:type="firstCol">
       <w:rPr>
+        <w:rFonts w:eastAsia="黑体"/>
         <w:b/>
         <w:bCs/>
       </w:rPr>
     </w:tblStylePr>
     <w:tblStylePr w:type="lastCol">
       <w:rPr>
+        <w:rFonts w:eastAsia="黑体"/>
         <w:b/>
         <w:bCs/>
       </w:rPr>
@@ -8216,6 +8582,7 @@
       <w:spacing w:after="0" w:line="240" w:lineRule="auto"/>
     </w:pPr>
     <w:rPr>
+      <w:rFonts w:eastAsia="黑体"/>
       <w:color w:themeColor="text1" w:val="000000"/>
     </w:rPr>
     <w:tblPr>
@@ -8235,7 +8602,7 @@
     </w:tblPr>
     <w:tblStylePr w:type="firstRow">
       <w:rPr>
-        <w:rFonts w:asciiTheme="majorHAnsi" w:cstheme="majorBidi" w:eastAsiaTheme="majorEastAsia" w:hAnsiTheme="majorHAnsi"/>
+        <w:rFonts w:asciiTheme="majorHAnsi" w:cstheme="majorBidi" w:hAnsiTheme="majorHAnsi" w:eastAsia="黑体"/>
       </w:rPr>
       <w:tblPr/>
       <w:tcPr>
@@ -8247,6 +8614,7 @@
     </w:tblStylePr>
     <w:tblStylePr w:type="lastRow">
       <w:rPr>
+        <w:rFonts w:eastAsia="黑体"/>
         <w:b/>
         <w:bCs/>
         <w:color w:themeColor="text2" w:val="1F497D"/>
@@ -8261,12 +8629,14 @@
     </w:tblStylePr>
     <w:tblStylePr w:type="firstCol">
       <w:rPr>
+        <w:rFonts w:eastAsia="黑体"/>
         <w:b/>
         <w:bCs/>
       </w:rPr>
     </w:tblStylePr>
     <w:tblStylePr w:type="lastCol">
       <w:rPr>
+        <w:rFonts w:eastAsia="黑体"/>
         <w:b/>
         <w:bCs/>
       </w:rPr>
@@ -8300,6 +8670,7 @@
       <w:spacing w:after="0" w:line="240" w:lineRule="auto"/>
     </w:pPr>
     <w:rPr>
+      <w:rFonts w:eastAsia="黑体"/>
       <w:color w:themeColor="text1" w:val="000000"/>
     </w:rPr>
     <w:tblPr>
@@ -8319,7 +8690,7 @@
     </w:tblPr>
     <w:tblStylePr w:type="firstRow">
       <w:rPr>
-        <w:rFonts w:asciiTheme="majorHAnsi" w:cstheme="majorBidi" w:eastAsiaTheme="majorEastAsia" w:hAnsiTheme="majorHAnsi"/>
+        <w:rFonts w:asciiTheme="majorHAnsi" w:cstheme="majorBidi" w:hAnsiTheme="majorHAnsi" w:eastAsia="黑体"/>
       </w:rPr>
       <w:tblPr/>
       <w:tcPr>
@@ -8331,6 +8702,7 @@
     </w:tblStylePr>
     <w:tblStylePr w:type="lastRow">
       <w:rPr>
+        <w:rFonts w:eastAsia="黑体"/>
         <w:b/>
         <w:bCs/>
         <w:color w:themeColor="text2" w:val="1F497D"/>
@@ -8345,12 +8717,14 @@
     </w:tblStylePr>
     <w:tblStylePr w:type="firstCol">
       <w:rPr>
+        <w:rFonts w:eastAsia="黑体"/>
         <w:b/>
         <w:bCs/>
       </w:rPr>
     </w:tblStylePr>
     <w:tblStylePr w:type="lastCol">
       <w:rPr>
+        <w:rFonts w:eastAsia="黑体"/>
         <w:b/>
         <w:bCs/>
       </w:rPr>
@@ -8384,7 +8758,7 @@
       <w:spacing w:after="0" w:line="240" w:lineRule="auto"/>
     </w:pPr>
     <w:rPr>
-      <w:rFonts w:asciiTheme="majorHAnsi" w:cstheme="majorBidi" w:eastAsiaTheme="majorEastAsia" w:hAnsiTheme="majorHAnsi"/>
+      <w:rFonts w:asciiTheme="majorHAnsi" w:cstheme="majorBidi" w:hAnsiTheme="majorHAnsi" w:eastAsia="黑体"/>
       <w:color w:themeColor="text1" w:val="000000"/>
     </w:rPr>
     <w:tblPr>
@@ -8406,6 +8780,7 @@
     </w:tblPr>
     <w:tblStylePr w:type="firstRow">
       <w:rPr>
+        <w:rFonts w:eastAsia="黑体"/>
         <w:sz w:val="24"/>
         <w:szCs w:val="24"/>
       </w:rPr>
@@ -8512,7 +8887,7 @@
       <w:spacing w:after="0" w:line="240" w:lineRule="auto"/>
     </w:pPr>
     <w:rPr>
-      <w:rFonts w:asciiTheme="majorHAnsi" w:cstheme="majorBidi" w:eastAsiaTheme="majorEastAsia" w:hAnsiTheme="majorHAnsi"/>
+      <w:rFonts w:asciiTheme="majorHAnsi" w:cstheme="majorBidi" w:hAnsiTheme="majorHAnsi" w:eastAsia="黑体"/>
       <w:color w:themeColor="text1" w:val="000000"/>
     </w:rPr>
     <w:tblPr>
@@ -8534,6 +8909,7 @@
     </w:tblPr>
     <w:tblStylePr w:type="firstRow">
       <w:rPr>
+        <w:rFonts w:eastAsia="黑体"/>
         <w:sz w:val="24"/>
         <w:szCs w:val="24"/>
       </w:rPr>
@@ -8640,7 +9016,7 @@
       <w:spacing w:after="0" w:line="240" w:lineRule="auto"/>
     </w:pPr>
     <w:rPr>
-      <w:rFonts w:asciiTheme="majorHAnsi" w:cstheme="majorBidi" w:eastAsiaTheme="majorEastAsia" w:hAnsiTheme="majorHAnsi"/>
+      <w:rFonts w:asciiTheme="majorHAnsi" w:cstheme="majorBidi" w:hAnsiTheme="majorHAnsi" w:eastAsia="黑体"/>
       <w:color w:themeColor="text1" w:val="000000"/>
     </w:rPr>
     <w:tblPr>
@@ -8662,6 +9038,7 @@
     </w:tblPr>
     <w:tblStylePr w:type="firstRow">
       <w:rPr>
+        <w:rFonts w:eastAsia="黑体"/>
         <w:sz w:val="24"/>
         <w:szCs w:val="24"/>
       </w:rPr>
@@ -8768,7 +9145,7 @@
       <w:spacing w:after="0" w:line="240" w:lineRule="auto"/>
     </w:pPr>
     <w:rPr>
-      <w:rFonts w:asciiTheme="majorHAnsi" w:cstheme="majorBidi" w:eastAsiaTheme="majorEastAsia" w:hAnsiTheme="majorHAnsi"/>
+      <w:rFonts w:asciiTheme="majorHAnsi" w:cstheme="majorBidi" w:hAnsiTheme="majorHAnsi" w:eastAsia="黑体"/>
       <w:color w:themeColor="text1" w:val="000000"/>
     </w:rPr>
     <w:tblPr>
@@ -8790,6 +9167,7 @@
     </w:tblPr>
     <w:tblStylePr w:type="firstRow">
       <w:rPr>
+        <w:rFonts w:eastAsia="黑体"/>
         <w:sz w:val="24"/>
         <w:szCs w:val="24"/>
       </w:rPr>
@@ -8896,7 +9274,7 @@
       <w:spacing w:after="0" w:line="240" w:lineRule="auto"/>
     </w:pPr>
     <w:rPr>
-      <w:rFonts w:asciiTheme="majorHAnsi" w:cstheme="majorBidi" w:eastAsiaTheme="majorEastAsia" w:hAnsiTheme="majorHAnsi"/>
+      <w:rFonts w:asciiTheme="majorHAnsi" w:cstheme="majorBidi" w:hAnsiTheme="majorHAnsi" w:eastAsia="黑体"/>
       <w:color w:themeColor="text1" w:val="000000"/>
     </w:rPr>
     <w:tblPr>
@@ -8918,6 +9296,7 @@
     </w:tblPr>
     <w:tblStylePr w:type="firstRow">
       <w:rPr>
+        <w:rFonts w:eastAsia="黑体"/>
         <w:sz w:val="24"/>
         <w:szCs w:val="24"/>
       </w:rPr>
@@ -9024,7 +9403,7 @@
       <w:spacing w:after="0" w:line="240" w:lineRule="auto"/>
     </w:pPr>
     <w:rPr>
-      <w:rFonts w:asciiTheme="majorHAnsi" w:cstheme="majorBidi" w:eastAsiaTheme="majorEastAsia" w:hAnsiTheme="majorHAnsi"/>
+      <w:rFonts w:asciiTheme="majorHAnsi" w:cstheme="majorBidi" w:hAnsiTheme="majorHAnsi" w:eastAsia="黑体"/>
       <w:color w:themeColor="text1" w:val="000000"/>
     </w:rPr>
     <w:tblPr>
@@ -9046,6 +9425,7 @@
     </w:tblPr>
     <w:tblStylePr w:type="firstRow">
       <w:rPr>
+        <w:rFonts w:eastAsia="黑体"/>
         <w:sz w:val="24"/>
         <w:szCs w:val="24"/>
       </w:rPr>
@@ -9152,7 +9532,7 @@
       <w:spacing w:after="0" w:line="240" w:lineRule="auto"/>
     </w:pPr>
     <w:rPr>
-      <w:rFonts w:asciiTheme="majorHAnsi" w:cstheme="majorBidi" w:eastAsiaTheme="majorEastAsia" w:hAnsiTheme="majorHAnsi"/>
+      <w:rFonts w:asciiTheme="majorHAnsi" w:cstheme="majorBidi" w:hAnsiTheme="majorHAnsi" w:eastAsia="黑体"/>
       <w:color w:themeColor="text1" w:val="000000"/>
     </w:rPr>
     <w:tblPr>
@@ -9174,6 +9554,7 @@
     </w:tblPr>
     <w:tblStylePr w:type="firstRow">
       <w:rPr>
+        <w:rFonts w:eastAsia="黑体"/>
         <w:sz w:val="24"/>
         <w:szCs w:val="24"/>
       </w:rPr>
@@ -9303,12 +9684,14 @@
     </w:tcPr>
     <w:tblStylePr w:type="firstRow">
       <w:rPr>
+        <w:rFonts w:eastAsia="黑体"/>
         <w:b/>
         <w:bCs/>
       </w:rPr>
     </w:tblStylePr>
     <w:tblStylePr w:type="lastRow">
       <w:rPr>
+        <w:rFonts w:eastAsia="黑体"/>
         <w:b/>
         <w:bCs/>
       </w:rPr>
@@ -9321,12 +9704,14 @@
     </w:tblStylePr>
     <w:tblStylePr w:type="firstCol">
       <w:rPr>
+        <w:rFonts w:eastAsia="黑体"/>
         <w:b/>
         <w:bCs/>
       </w:rPr>
     </w:tblStylePr>
     <w:tblStylePr w:type="lastCol">
       <w:rPr>
+        <w:rFonts w:eastAsia="黑体"/>
         <w:b/>
         <w:bCs/>
       </w:rPr>
@@ -9376,12 +9761,14 @@
     </w:tcPr>
     <w:tblStylePr w:type="firstRow">
       <w:rPr>
+        <w:rFonts w:eastAsia="黑体"/>
         <w:b/>
         <w:bCs/>
       </w:rPr>
     </w:tblStylePr>
     <w:tblStylePr w:type="lastRow">
       <w:rPr>
+        <w:rFonts w:eastAsia="黑体"/>
         <w:b/>
         <w:bCs/>
       </w:rPr>
@@ -9394,12 +9781,14 @@
     </w:tblStylePr>
     <w:tblStylePr w:type="firstCol">
       <w:rPr>
+        <w:rFonts w:eastAsia="黑体"/>
         <w:b/>
         <w:bCs/>
       </w:rPr>
     </w:tblStylePr>
     <w:tblStylePr w:type="lastCol">
       <w:rPr>
+        <w:rFonts w:eastAsia="黑体"/>
         <w:b/>
         <w:bCs/>
       </w:rPr>
@@ -9449,12 +9838,14 @@
     </w:tcPr>
     <w:tblStylePr w:type="firstRow">
       <w:rPr>
+        <w:rFonts w:eastAsia="黑体"/>
         <w:b/>
         <w:bCs/>
       </w:rPr>
     </w:tblStylePr>
     <w:tblStylePr w:type="lastRow">
       <w:rPr>
+        <w:rFonts w:eastAsia="黑体"/>
         <w:b/>
         <w:bCs/>
       </w:rPr>
@@ -9467,12 +9858,14 @@
     </w:tblStylePr>
     <w:tblStylePr w:type="firstCol">
       <w:rPr>
+        <w:rFonts w:eastAsia="黑体"/>
         <w:b/>
         <w:bCs/>
       </w:rPr>
     </w:tblStylePr>
     <w:tblStylePr w:type="lastCol">
       <w:rPr>
+        <w:rFonts w:eastAsia="黑体"/>
         <w:b/>
         <w:bCs/>
       </w:rPr>
@@ -9522,12 +9915,14 @@
     </w:tcPr>
     <w:tblStylePr w:type="firstRow">
       <w:rPr>
+        <w:rFonts w:eastAsia="黑体"/>
         <w:b/>
         <w:bCs/>
       </w:rPr>
     </w:tblStylePr>
     <w:tblStylePr w:type="lastRow">
       <w:rPr>
+        <w:rFonts w:eastAsia="黑体"/>
         <w:b/>
         <w:bCs/>
       </w:rPr>
@@ -9540,12 +9935,14 @@
     </w:tblStylePr>
     <w:tblStylePr w:type="firstCol">
       <w:rPr>
+        <w:rFonts w:eastAsia="黑体"/>
         <w:b/>
         <w:bCs/>
       </w:rPr>
     </w:tblStylePr>
     <w:tblStylePr w:type="lastCol">
       <w:rPr>
+        <w:rFonts w:eastAsia="黑体"/>
         <w:b/>
         <w:bCs/>
       </w:rPr>
@@ -9595,12 +9992,14 @@
     </w:tcPr>
     <w:tblStylePr w:type="firstRow">
       <w:rPr>
+        <w:rFonts w:eastAsia="黑体"/>
         <w:b/>
         <w:bCs/>
       </w:rPr>
     </w:tblStylePr>
     <w:tblStylePr w:type="lastRow">
       <w:rPr>
+        <w:rFonts w:eastAsia="黑体"/>
         <w:b/>
         <w:bCs/>
       </w:rPr>
@@ -9613,12 +10012,14 @@
     </w:tblStylePr>
     <w:tblStylePr w:type="firstCol">
       <w:rPr>
+        <w:rFonts w:eastAsia="黑体"/>
         <w:b/>
         <w:bCs/>
       </w:rPr>
     </w:tblStylePr>
     <w:tblStylePr w:type="lastCol">
       <w:rPr>
+        <w:rFonts w:eastAsia="黑体"/>
         <w:b/>
         <w:bCs/>
       </w:rPr>
@@ -9668,12 +10069,14 @@
     </w:tcPr>
     <w:tblStylePr w:type="firstRow">
       <w:rPr>
+        <w:rFonts w:eastAsia="黑体"/>
         <w:b/>
         <w:bCs/>
       </w:rPr>
     </w:tblStylePr>
     <w:tblStylePr w:type="lastRow">
       <w:rPr>
+        <w:rFonts w:eastAsia="黑体"/>
         <w:b/>
         <w:bCs/>
       </w:rPr>
@@ -9686,12 +10089,14 @@
     </w:tblStylePr>
     <w:tblStylePr w:type="firstCol">
       <w:rPr>
+        <w:rFonts w:eastAsia="黑体"/>
         <w:b/>
         <w:bCs/>
       </w:rPr>
     </w:tblStylePr>
     <w:tblStylePr w:type="lastCol">
       <w:rPr>
+        <w:rFonts w:eastAsia="黑体"/>
         <w:b/>
         <w:bCs/>
       </w:rPr>
@@ -9741,12 +10146,14 @@
     </w:tcPr>
     <w:tblStylePr w:type="firstRow">
       <w:rPr>
+        <w:rFonts w:eastAsia="黑体"/>
         <w:b/>
         <w:bCs/>
       </w:rPr>
     </w:tblStylePr>
     <w:tblStylePr w:type="lastRow">
       <w:rPr>
+        <w:rFonts w:eastAsia="黑体"/>
         <w:b/>
         <w:bCs/>
       </w:rPr>
@@ -9759,12 +10166,14 @@
     </w:tblStylePr>
     <w:tblStylePr w:type="firstCol">
       <w:rPr>
+        <w:rFonts w:eastAsia="黑体"/>
         <w:b/>
         <w:bCs/>
       </w:rPr>
     </w:tblStylePr>
     <w:tblStylePr w:type="lastCol">
       <w:rPr>
+        <w:rFonts w:eastAsia="黑体"/>
         <w:b/>
         <w:bCs/>
       </w:rPr>
@@ -9791,7 +10200,7 @@
       <w:spacing w:after="0" w:line="240" w:lineRule="auto"/>
     </w:pPr>
     <w:rPr>
-      <w:rFonts w:asciiTheme="majorHAnsi" w:cstheme="majorBidi" w:eastAsiaTheme="majorEastAsia" w:hAnsiTheme="majorHAnsi"/>
+      <w:rFonts w:asciiTheme="majorHAnsi" w:cstheme="majorBidi" w:hAnsiTheme="majorHAnsi" w:eastAsia="黑体"/>
       <w:color w:themeColor="text1" w:val="000000"/>
     </w:rPr>
     <w:tblPr>
@@ -9818,6 +10227,7 @@
     </w:tcPr>
     <w:tblStylePr w:type="firstRow">
       <w:rPr>
+        <w:rFonts w:eastAsia="黑体"/>
         <w:b/>
         <w:bCs/>
         <w:color w:themeColor="text1" w:val="000000"/>
@@ -9829,6 +10239,7 @@
     </w:tblStylePr>
     <w:tblStylePr w:type="lastRow">
       <w:rPr>
+        <w:rFonts w:eastAsia="黑体"/>
         <w:b/>
         <w:bCs/>
         <w:color w:themeColor="text1" w:val="000000"/>
@@ -9848,6 +10259,7 @@
     </w:tblStylePr>
     <w:tblStylePr w:type="firstCol">
       <w:rPr>
+        <w:rFonts w:eastAsia="黑体"/>
         <w:b/>
         <w:bCs/>
         <w:color w:themeColor="text1" w:val="000000"/>
@@ -9867,6 +10279,7 @@
     </w:tblStylePr>
     <w:tblStylePr w:type="lastCol">
       <w:rPr>
+        <w:rFonts w:eastAsia="黑体"/>
         <w:b w:val="0"/>
         <w:bCs w:val="0"/>
         <w:color w:themeColor="text1" w:val="000000"/>
@@ -9916,7 +10329,7 @@
       <w:spacing w:after="0" w:line="240" w:lineRule="auto"/>
     </w:pPr>
     <w:rPr>
-      <w:rFonts w:asciiTheme="majorHAnsi" w:cstheme="majorBidi" w:eastAsiaTheme="majorEastAsia" w:hAnsiTheme="majorHAnsi"/>
+      <w:rFonts w:asciiTheme="majorHAnsi" w:cstheme="majorBidi" w:hAnsiTheme="majorHAnsi" w:eastAsia="黑体"/>
       <w:color w:themeColor="text1" w:val="000000"/>
     </w:rPr>
     <w:tblPr>
@@ -9943,6 +10356,7 @@
     </w:tcPr>
     <w:tblStylePr w:type="firstRow">
       <w:rPr>
+        <w:rFonts w:eastAsia="黑体"/>
         <w:b/>
         <w:bCs/>
         <w:color w:themeColor="text1" w:val="000000"/>
@@ -9954,6 +10368,7 @@
     </w:tblStylePr>
     <w:tblStylePr w:type="lastRow">
       <w:rPr>
+        <w:rFonts w:eastAsia="黑体"/>
         <w:b/>
         <w:bCs/>
         <w:color w:themeColor="text1" w:val="000000"/>
@@ -9973,6 +10388,7 @@
     </w:tblStylePr>
     <w:tblStylePr w:type="firstCol">
       <w:rPr>
+        <w:rFonts w:eastAsia="黑体"/>
         <w:b/>
         <w:bCs/>
         <w:color w:themeColor="text1" w:val="000000"/>
@@ -9992,6 +10408,7 @@
     </w:tblStylePr>
     <w:tblStylePr w:type="lastCol">
       <w:rPr>
+        <w:rFonts w:eastAsia="黑体"/>
         <w:b w:val="0"/>
         <w:bCs w:val="0"/>
         <w:color w:themeColor="text1" w:val="000000"/>
@@ -10041,7 +10458,7 @@
       <w:spacing w:after="0" w:line="240" w:lineRule="auto"/>
     </w:pPr>
     <w:rPr>
-      <w:rFonts w:asciiTheme="majorHAnsi" w:cstheme="majorBidi" w:eastAsiaTheme="majorEastAsia" w:hAnsiTheme="majorHAnsi"/>
+      <w:rFonts w:asciiTheme="majorHAnsi" w:cstheme="majorBidi" w:hAnsiTheme="majorHAnsi" w:eastAsia="黑体"/>
       <w:color w:themeColor="text1" w:val="000000"/>
     </w:rPr>
     <w:tblPr>
@@ -10068,6 +10485,7 @@
     </w:tcPr>
     <w:tblStylePr w:type="firstRow">
       <w:rPr>
+        <w:rFonts w:eastAsia="黑体"/>
         <w:b/>
         <w:bCs/>
         <w:color w:themeColor="text1" w:val="000000"/>
@@ -10079,6 +10497,7 @@
     </w:tblStylePr>
     <w:tblStylePr w:type="lastRow">
       <w:rPr>
+        <w:rFonts w:eastAsia="黑体"/>
         <w:b/>
         <w:bCs/>
         <w:color w:themeColor="text1" w:val="000000"/>
@@ -10098,6 +10517,7 @@
     </w:tblStylePr>
     <w:tblStylePr w:type="firstCol">
       <w:rPr>
+        <w:rFonts w:eastAsia="黑体"/>
         <w:b/>
         <w:bCs/>
         <w:color w:themeColor="text1" w:val="000000"/>
@@ -10117,6 +10537,7 @@
     </w:tblStylePr>
     <w:tblStylePr w:type="lastCol">
       <w:rPr>
+        <w:rFonts w:eastAsia="黑体"/>
         <w:b w:val="0"/>
         <w:bCs w:val="0"/>
         <w:color w:themeColor="text1" w:val="000000"/>
@@ -10166,7 +10587,7 @@
       <w:spacing w:after="0" w:line="240" w:lineRule="auto"/>
     </w:pPr>
     <w:rPr>
-      <w:rFonts w:asciiTheme="majorHAnsi" w:cstheme="majorBidi" w:eastAsiaTheme="majorEastAsia" w:hAnsiTheme="majorHAnsi"/>
+      <w:rFonts w:asciiTheme="majorHAnsi" w:cstheme="majorBidi" w:hAnsiTheme="majorHAnsi" w:eastAsia="黑体"/>
       <w:color w:themeColor="text1" w:val="000000"/>
     </w:rPr>
     <w:tblPr>
@@ -10193,6 +10614,7 @@
     </w:tcPr>
     <w:tblStylePr w:type="firstRow">
       <w:rPr>
+        <w:rFonts w:eastAsia="黑体"/>
         <w:b/>
         <w:bCs/>
         <w:color w:themeColor="text1" w:val="000000"/>
@@ -10204,6 +10626,7 @@
     </w:tblStylePr>
     <w:tblStylePr w:type="lastRow">
       <w:rPr>
+        <w:rFonts w:eastAsia="黑体"/>
         <w:b/>
         <w:bCs/>
         <w:color w:themeColor="text1" w:val="000000"/>
@@ -10223,6 +10646,7 @@
     </w:tblStylePr>
     <w:tblStylePr w:type="firstCol">
       <w:rPr>
+        <w:rFonts w:eastAsia="黑体"/>
         <w:b/>
         <w:bCs/>
         <w:color w:themeColor="text1" w:val="000000"/>
@@ -10242,6 +10666,7 @@
     </w:tblStylePr>
     <w:tblStylePr w:type="lastCol">
       <w:rPr>
+        <w:rFonts w:eastAsia="黑体"/>
         <w:b w:val="0"/>
         <w:bCs w:val="0"/>
         <w:color w:themeColor="text1" w:val="000000"/>
@@ -10291,7 +10716,7 @@
       <w:spacing w:after="0" w:line="240" w:lineRule="auto"/>
     </w:pPr>
     <w:rPr>
-      <w:rFonts w:asciiTheme="majorHAnsi" w:cstheme="majorBidi" w:eastAsiaTheme="majorEastAsia" w:hAnsiTheme="majorHAnsi"/>
+      <w:rFonts w:asciiTheme="majorHAnsi" w:cstheme="majorBidi" w:hAnsiTheme="majorHAnsi" w:eastAsia="黑体"/>
       <w:color w:themeColor="text1" w:val="000000"/>
     </w:rPr>
     <w:tblPr>
@@ -10318,6 +10743,7 @@
     </w:tcPr>
     <w:tblStylePr w:type="firstRow">
       <w:rPr>
+        <w:rFonts w:eastAsia="黑体"/>
         <w:b/>
         <w:bCs/>
         <w:color w:themeColor="text1" w:val="000000"/>
@@ -10329,6 +10755,7 @@
     </w:tblStylePr>
     <w:tblStylePr w:type="lastRow">
       <w:rPr>
+        <w:rFonts w:eastAsia="黑体"/>
         <w:b/>
         <w:bCs/>
         <w:color w:themeColor="text1" w:val="000000"/>
@@ -10348,6 +10775,7 @@
     </w:tblStylePr>
     <w:tblStylePr w:type="firstCol">
       <w:rPr>
+        <w:rFonts w:eastAsia="黑体"/>
         <w:b/>
         <w:bCs/>
         <w:color w:themeColor="text1" w:val="000000"/>
@@ -10367,6 +10795,7 @@
     </w:tblStylePr>
     <w:tblStylePr w:type="lastCol">
       <w:rPr>
+        <w:rFonts w:eastAsia="黑体"/>
         <w:b w:val="0"/>
         <w:bCs w:val="0"/>
         <w:color w:themeColor="text1" w:val="000000"/>
@@ -10416,7 +10845,7 @@
       <w:spacing w:after="0" w:line="240" w:lineRule="auto"/>
     </w:pPr>
     <w:rPr>
-      <w:rFonts w:asciiTheme="majorHAnsi" w:cstheme="majorBidi" w:eastAsiaTheme="majorEastAsia" w:hAnsiTheme="majorHAnsi"/>
+      <w:rFonts w:asciiTheme="majorHAnsi" w:cstheme="majorBidi" w:hAnsiTheme="majorHAnsi" w:eastAsia="黑体"/>
       <w:color w:themeColor="text1" w:val="000000"/>
     </w:rPr>
     <w:tblPr>
@@ -10443,6 +10872,7 @@
     </w:tcPr>
     <w:tblStylePr w:type="firstRow">
       <w:rPr>
+        <w:rFonts w:eastAsia="黑体"/>
         <w:b/>
         <w:bCs/>
         <w:color w:themeColor="text1" w:val="000000"/>
@@ -10454,6 +10884,7 @@
     </w:tblStylePr>
     <w:tblStylePr w:type="lastRow">
       <w:rPr>
+        <w:rFonts w:eastAsia="黑体"/>
         <w:b/>
         <w:bCs/>
         <w:color w:themeColor="text1" w:val="000000"/>
@@ -10473,6 +10904,7 @@
     </w:tblStylePr>
     <w:tblStylePr w:type="firstCol">
       <w:rPr>
+        <w:rFonts w:eastAsia="黑体"/>
         <w:b/>
         <w:bCs/>
         <w:color w:themeColor="text1" w:val="000000"/>
@@ -10492,6 +10924,7 @@
     </w:tblStylePr>
     <w:tblStylePr w:type="lastCol">
       <w:rPr>
+        <w:rFonts w:eastAsia="黑体"/>
         <w:b w:val="0"/>
         <w:bCs w:val="0"/>
         <w:color w:themeColor="text1" w:val="000000"/>
@@ -10541,7 +10974,7 @@
       <w:spacing w:after="0" w:line="240" w:lineRule="auto"/>
     </w:pPr>
     <w:rPr>
-      <w:rFonts w:asciiTheme="majorHAnsi" w:cstheme="majorBidi" w:eastAsiaTheme="majorEastAsia" w:hAnsiTheme="majorHAnsi"/>
+      <w:rFonts w:asciiTheme="majorHAnsi" w:cstheme="majorBidi" w:hAnsiTheme="majorHAnsi" w:eastAsia="黑体"/>
       <w:color w:themeColor="text1" w:val="000000"/>
     </w:rPr>
     <w:tblPr>
@@ -10568,6 +11001,7 @@
     </w:tcPr>
     <w:tblStylePr w:type="firstRow">
       <w:rPr>
+        <w:rFonts w:eastAsia="黑体"/>
         <w:b/>
         <w:bCs/>
         <w:color w:themeColor="text1" w:val="000000"/>
@@ -10579,6 +11013,7 @@
     </w:tblStylePr>
     <w:tblStylePr w:type="lastRow">
       <w:rPr>
+        <w:rFonts w:eastAsia="黑体"/>
         <w:b/>
         <w:bCs/>
         <w:color w:themeColor="text1" w:val="000000"/>
@@ -10598,6 +11033,7 @@
     </w:tblStylePr>
     <w:tblStylePr w:type="firstCol">
       <w:rPr>
+        <w:rFonts w:eastAsia="黑体"/>
         <w:b/>
         <w:bCs/>
         <w:color w:themeColor="text1" w:val="000000"/>
@@ -10617,6 +11053,7 @@
     </w:tblStylePr>
     <w:tblStylePr w:type="lastCol">
       <w:rPr>
+        <w:rFonts w:eastAsia="黑体"/>
         <w:b w:val="0"/>
         <w:bCs w:val="0"/>
         <w:color w:themeColor="text1" w:val="000000"/>
@@ -10689,6 +11126,7 @@
     </w:tcPr>
     <w:tblStylePr w:type="firstRow">
       <w:rPr>
+        <w:rFonts w:eastAsia="黑体"/>
         <w:b/>
         <w:bCs/>
         <w:i w:val="0"/>
@@ -10710,6 +11148,7 @@
     </w:tblStylePr>
     <w:tblStylePr w:type="lastRow">
       <w:rPr>
+        <w:rFonts w:eastAsia="黑体"/>
         <w:b/>
         <w:bCs/>
         <w:i w:val="0"/>
@@ -10731,6 +11170,7 @@
     </w:tblStylePr>
     <w:tblStylePr w:type="firstCol">
       <w:rPr>
+        <w:rFonts w:eastAsia="黑体"/>
         <w:b/>
         <w:bCs/>
         <w:i w:val="0"/>
@@ -10750,6 +11190,7 @@
     </w:tblStylePr>
     <w:tblStylePr w:type="lastCol">
       <w:rPr>
+        <w:rFonts w:eastAsia="黑体"/>
         <w:b/>
         <w:bCs/>
         <w:i w:val="0"/>
@@ -10830,6 +11271,7 @@
     </w:tcPr>
     <w:tblStylePr w:type="firstRow">
       <w:rPr>
+        <w:rFonts w:eastAsia="黑体"/>
         <w:b/>
         <w:bCs/>
         <w:i w:val="0"/>
@@ -10851,6 +11293,7 @@
     </w:tblStylePr>
     <w:tblStylePr w:type="lastRow">
       <w:rPr>
+        <w:rFonts w:eastAsia="黑体"/>
         <w:b/>
         <w:bCs/>
         <w:i w:val="0"/>
@@ -10872,6 +11315,7 @@
     </w:tblStylePr>
     <w:tblStylePr w:type="firstCol">
       <w:rPr>
+        <w:rFonts w:eastAsia="黑体"/>
         <w:b/>
         <w:bCs/>
         <w:i w:val="0"/>
@@ -10891,6 +11335,7 @@
     </w:tblStylePr>
     <w:tblStylePr w:type="lastCol">
       <w:rPr>
+        <w:rFonts w:eastAsia="黑体"/>
         <w:b/>
         <w:bCs/>
         <w:i w:val="0"/>
@@ -10971,6 +11416,7 @@
     </w:tcPr>
     <w:tblStylePr w:type="firstRow">
       <w:rPr>
+        <w:rFonts w:eastAsia="黑体"/>
         <w:b/>
         <w:bCs/>
         <w:i w:val="0"/>
@@ -10992,6 +11438,7 @@
     </w:tblStylePr>
     <w:tblStylePr w:type="lastRow">
       <w:rPr>
+        <w:rFonts w:eastAsia="黑体"/>
         <w:b/>
         <w:bCs/>
         <w:i w:val="0"/>
@@ -11013,6 +11460,7 @@
     </w:tblStylePr>
     <w:tblStylePr w:type="firstCol">
       <w:rPr>
+        <w:rFonts w:eastAsia="黑体"/>
         <w:b/>
         <w:bCs/>
         <w:i w:val="0"/>
@@ -11032,6 +11480,7 @@
     </w:tblStylePr>
     <w:tblStylePr w:type="lastCol">
       <w:rPr>
+        <w:rFonts w:eastAsia="黑体"/>
         <w:b/>
         <w:bCs/>
         <w:i w:val="0"/>
@@ -11112,6 +11561,7 @@
     </w:tcPr>
     <w:tblStylePr w:type="firstRow">
       <w:rPr>
+        <w:rFonts w:eastAsia="黑体"/>
         <w:b/>
         <w:bCs/>
         <w:i w:val="0"/>
@@ -11133,6 +11583,7 @@
     </w:tblStylePr>
     <w:tblStylePr w:type="lastRow">
       <w:rPr>
+        <w:rFonts w:eastAsia="黑体"/>
         <w:b/>
         <w:bCs/>
         <w:i w:val="0"/>
@@ -11154,6 +11605,7 @@
     </w:tblStylePr>
     <w:tblStylePr w:type="firstCol">
       <w:rPr>
+        <w:rFonts w:eastAsia="黑体"/>
         <w:b/>
         <w:bCs/>
         <w:i w:val="0"/>
@@ -11173,6 +11625,7 @@
     </w:tblStylePr>
     <w:tblStylePr w:type="lastCol">
       <w:rPr>
+        <w:rFonts w:eastAsia="黑体"/>
         <w:b/>
         <w:bCs/>
         <w:i w:val="0"/>
@@ -11253,6 +11706,7 @@
     </w:tcPr>
     <w:tblStylePr w:type="firstRow">
       <w:rPr>
+        <w:rFonts w:eastAsia="黑体"/>
         <w:b/>
         <w:bCs/>
         <w:i w:val="0"/>
@@ -11274,6 +11728,7 @@
     </w:tblStylePr>
     <w:tblStylePr w:type="lastRow">
       <w:rPr>
+        <w:rFonts w:eastAsia="黑体"/>
         <w:b/>
         <w:bCs/>
         <w:i w:val="0"/>
@@ -11295,6 +11750,7 @@
     </w:tblStylePr>
     <w:tblStylePr w:type="firstCol">
       <w:rPr>
+        <w:rFonts w:eastAsia="黑体"/>
         <w:b/>
         <w:bCs/>
         <w:i w:val="0"/>
@@ -11314,6 +11770,7 @@
     </w:tblStylePr>
     <w:tblStylePr w:type="lastCol">
       <w:rPr>
+        <w:rFonts w:eastAsia="黑体"/>
         <w:b/>
         <w:bCs/>
         <w:i w:val="0"/>
@@ -11394,6 +11851,7 @@
     </w:tcPr>
     <w:tblStylePr w:type="firstRow">
       <w:rPr>
+        <w:rFonts w:eastAsia="黑体"/>
         <w:b/>
         <w:bCs/>
         <w:i w:val="0"/>
@@ -11415,6 +11873,7 @@
     </w:tblStylePr>
     <w:tblStylePr w:type="lastRow">
       <w:rPr>
+        <w:rFonts w:eastAsia="黑体"/>
         <w:b/>
         <w:bCs/>
         <w:i w:val="0"/>
@@ -11436,6 +11895,7 @@
     </w:tblStylePr>
     <w:tblStylePr w:type="firstCol">
       <w:rPr>
+        <w:rFonts w:eastAsia="黑体"/>
         <w:b/>
         <w:bCs/>
         <w:i w:val="0"/>
@@ -11455,6 +11915,7 @@
     </w:tblStylePr>
     <w:tblStylePr w:type="lastCol">
       <w:rPr>
+        <w:rFonts w:eastAsia="黑体"/>
         <w:b/>
         <w:bCs/>
         <w:i w:val="0"/>
@@ -11535,6 +11996,7 @@
     </w:tcPr>
     <w:tblStylePr w:type="firstRow">
       <w:rPr>
+        <w:rFonts w:eastAsia="黑体"/>
         <w:b/>
         <w:bCs/>
         <w:i w:val="0"/>
@@ -11556,6 +12018,7 @@
     </w:tblStylePr>
     <w:tblStylePr w:type="lastRow">
       <w:rPr>
+        <w:rFonts w:eastAsia="黑体"/>
         <w:b/>
         <w:bCs/>
         <w:i w:val="0"/>
@@ -11577,6 +12040,7 @@
     </w:tblStylePr>
     <w:tblStylePr w:type="firstCol">
       <w:rPr>
+        <w:rFonts w:eastAsia="黑体"/>
         <w:b/>
         <w:bCs/>
         <w:i w:val="0"/>
@@ -11596,6 +12060,7 @@
     </w:tblStylePr>
     <w:tblStylePr w:type="lastCol">
       <w:rPr>
+        <w:rFonts w:eastAsia="黑体"/>
         <w:b/>
         <w:bCs/>
         <w:i w:val="0"/>
@@ -11653,6 +12118,7 @@
       <w:spacing w:after="0" w:line="240" w:lineRule="auto"/>
     </w:pPr>
     <w:rPr>
+      <w:rFonts w:eastAsia="黑体"/>
       <w:color w:themeColor="background1" w:val="FFFFFF"/>
     </w:rPr>
     <w:tblPr>
@@ -11671,6 +12137,7 @@
     </w:tcPr>
     <w:tblStylePr w:type="firstRow">
       <w:rPr>
+        <w:rFonts w:eastAsia="黑体"/>
         <w:b/>
         <w:bCs/>
       </w:rPr>
@@ -11767,6 +12234,7 @@
       <w:spacing w:after="0" w:line="240" w:lineRule="auto"/>
     </w:pPr>
     <w:rPr>
+      <w:rFonts w:eastAsia="黑体"/>
       <w:color w:themeColor="background1" w:val="FFFFFF"/>
     </w:rPr>
     <w:tblPr>
@@ -11785,6 +12253,7 @@
     </w:tcPr>
     <w:tblStylePr w:type="firstRow">
       <w:rPr>
+        <w:rFonts w:eastAsia="黑体"/>
         <w:b/>
         <w:bCs/>
       </w:rPr>
@@ -11881,6 +12350,7 @@
       <w:spacing w:after="0" w:line="240" w:lineRule="auto"/>
     </w:pPr>
     <w:rPr>
+      <w:rFonts w:eastAsia="黑体"/>
       <w:color w:themeColor="background1" w:val="FFFFFF"/>
     </w:rPr>
     <w:tblPr>
@@ -11899,6 +12369,7 @@
     </w:tcPr>
     <w:tblStylePr w:type="firstRow">
       <w:rPr>
+        <w:rFonts w:eastAsia="黑体"/>
         <w:b/>
         <w:bCs/>
       </w:rPr>
@@ -11995,6 +12466,7 @@
       <w:spacing w:after="0" w:line="240" w:lineRule="auto"/>
     </w:pPr>
     <w:rPr>
+      <w:rFonts w:eastAsia="黑体"/>
       <w:color w:themeColor="background1" w:val="FFFFFF"/>
     </w:rPr>
     <w:tblPr>
@@ -12013,6 +12485,7 @@
     </w:tcPr>
     <w:tblStylePr w:type="firstRow">
       <w:rPr>
+        <w:rFonts w:eastAsia="黑体"/>
         <w:b/>
         <w:bCs/>
       </w:rPr>
@@ -12109,6 +12582,7 @@
       <w:spacing w:after="0" w:line="240" w:lineRule="auto"/>
     </w:pPr>
     <w:rPr>
+      <w:rFonts w:eastAsia="黑体"/>
       <w:color w:themeColor="background1" w:val="FFFFFF"/>
     </w:rPr>
     <w:tblPr>
@@ -12127,6 +12601,7 @@
     </w:tcPr>
     <w:tblStylePr w:type="firstRow">
       <w:rPr>
+        <w:rFonts w:eastAsia="黑体"/>
         <w:b/>
         <w:bCs/>
       </w:rPr>
@@ -12223,6 +12698,7 @@
       <w:spacing w:after="0" w:line="240" w:lineRule="auto"/>
     </w:pPr>
     <w:rPr>
+      <w:rFonts w:eastAsia="黑体"/>
       <w:color w:themeColor="background1" w:val="FFFFFF"/>
     </w:rPr>
     <w:tblPr>
@@ -12241,6 +12717,7 @@
     </w:tcPr>
     <w:tblStylePr w:type="firstRow">
       <w:rPr>
+        <w:rFonts w:eastAsia="黑体"/>
         <w:b/>
         <w:bCs/>
       </w:rPr>
@@ -12337,6 +12814,7 @@
       <w:spacing w:after="0" w:line="240" w:lineRule="auto"/>
     </w:pPr>
     <w:rPr>
+      <w:rFonts w:eastAsia="黑体"/>
       <w:color w:themeColor="background1" w:val="FFFFFF"/>
     </w:rPr>
     <w:tblPr>
@@ -12355,6 +12833,7 @@
     </w:tcPr>
     <w:tblStylePr w:type="firstRow">
       <w:rPr>
+        <w:rFonts w:eastAsia="黑体"/>
         <w:b/>
         <w:bCs/>
       </w:rPr>
@@ -12451,6 +12930,7 @@
       <w:spacing w:after="0" w:line="240" w:lineRule="auto"/>
     </w:pPr>
     <w:rPr>
+      <w:rFonts w:eastAsia="黑体"/>
       <w:color w:themeColor="text1" w:val="000000"/>
     </w:rPr>
     <w:tblPr>
@@ -12477,6 +12957,7 @@
     </w:tcPr>
     <w:tblStylePr w:type="firstRow">
       <w:rPr>
+        <w:rFonts w:eastAsia="黑体"/>
         <w:b/>
         <w:bCs/>
       </w:rPr>
@@ -12495,6 +12976,7 @@
     </w:tblStylePr>
     <w:tblStylePr w:type="lastRow">
       <w:rPr>
+        <w:rFonts w:eastAsia="黑体"/>
         <w:b/>
         <w:bCs/>
         <w:color w:themeColor="background1" w:val="FFFFFF"/>
@@ -12509,6 +12991,7 @@
     </w:tblStylePr>
     <w:tblStylePr w:type="firstCol">
       <w:rPr>
+        <w:rFonts w:eastAsia="黑体"/>
         <w:color w:themeColor="background1" w:val="FFFFFF"/>
       </w:rPr>
       <w:tblPr/>
@@ -12526,6 +13009,7 @@
     </w:tblStylePr>
     <w:tblStylePr w:type="lastCol">
       <w:rPr>
+        <w:rFonts w:eastAsia="黑体"/>
         <w:color w:themeColor="background1" w:val="FFFFFF"/>
       </w:rPr>
       <w:tblPr/>
@@ -12555,11 +13039,13 @@
     </w:tblStylePr>
     <w:tblStylePr w:type="neCell">
       <w:rPr>
+        <w:rFonts w:eastAsia="黑体"/>
         <w:color w:themeColor="text1" w:val="000000"/>
       </w:rPr>
     </w:tblStylePr>
     <w:tblStylePr w:type="nwCell">
       <w:rPr>
+        <w:rFonts w:eastAsia="黑体"/>
         <w:color w:themeColor="text1" w:val="000000"/>
       </w:rPr>
     </w:tblStylePr>
@@ -12573,6 +13059,7 @@
       <w:spacing w:after="0" w:line="240" w:lineRule="auto"/>
     </w:pPr>
     <w:rPr>
+      <w:rFonts w:eastAsia="黑体"/>
       <w:color w:themeColor="text1" w:val="000000"/>
     </w:rPr>
     <w:tblPr>
@@ -12599,6 +13086,7 @@
     </w:tcPr>
     <w:tblStylePr w:type="firstRow">
       <w:rPr>
+        <w:rFonts w:eastAsia="黑体"/>
         <w:b/>
         <w:bCs/>
       </w:rPr>
@@ -12617,6 +13105,7 @@
     </w:tblStylePr>
     <w:tblStylePr w:type="lastRow">
       <w:rPr>
+        <w:rFonts w:eastAsia="黑体"/>
         <w:b/>
         <w:bCs/>
         <w:color w:themeColor="background1" w:val="FFFFFF"/>
@@ -12631,6 +13120,7 @@
     </w:tblStylePr>
     <w:tblStylePr w:type="firstCol">
       <w:rPr>
+        <w:rFonts w:eastAsia="黑体"/>
         <w:color w:themeColor="background1" w:val="FFFFFF"/>
       </w:rPr>
       <w:tblPr/>
@@ -12648,6 +13138,7 @@
     </w:tblStylePr>
     <w:tblStylePr w:type="lastCol">
       <w:rPr>
+        <w:rFonts w:eastAsia="黑体"/>
         <w:color w:themeColor="background1" w:val="FFFFFF"/>
       </w:rPr>
       <w:tblPr/>
@@ -12677,11 +13168,13 @@
     </w:tblStylePr>
     <w:tblStylePr w:type="neCell">
       <w:rPr>
+        <w:rFonts w:eastAsia="黑体"/>
         <w:color w:themeColor="text1" w:val="000000"/>
       </w:rPr>
     </w:tblStylePr>
     <w:tblStylePr w:type="nwCell">
       <w:rPr>
+        <w:rFonts w:eastAsia="黑体"/>
         <w:color w:themeColor="text1" w:val="000000"/>
       </w:rPr>
     </w:tblStylePr>
@@ -12695,6 +13188,7 @@
       <w:spacing w:after="0" w:line="240" w:lineRule="auto"/>
     </w:pPr>
     <w:rPr>
+      <w:rFonts w:eastAsia="黑体"/>
       <w:color w:themeColor="text1" w:val="000000"/>
     </w:rPr>
     <w:tblPr>
@@ -12721,6 +13215,7 @@
     </w:tcPr>
     <w:tblStylePr w:type="firstRow">
       <w:rPr>
+        <w:rFonts w:eastAsia="黑体"/>
         <w:b/>
         <w:bCs/>
       </w:rPr>
@@ -12739,6 +13234,7 @@
     </w:tblStylePr>
     <w:tblStylePr w:type="lastRow">
       <w:rPr>
+        <w:rFonts w:eastAsia="黑体"/>
         <w:b/>
         <w:bCs/>
         <w:color w:themeColor="background1" w:val="FFFFFF"/>
@@ -12753,6 +13249,7 @@
     </w:tblStylePr>
     <w:tblStylePr w:type="firstCol">
       <w:rPr>
+        <w:rFonts w:eastAsia="黑体"/>
         <w:color w:themeColor="background1" w:val="FFFFFF"/>
       </w:rPr>
       <w:tblPr/>
@@ -12770,6 +13267,7 @@
     </w:tblStylePr>
     <w:tblStylePr w:type="lastCol">
       <w:rPr>
+        <w:rFonts w:eastAsia="黑体"/>
         <w:color w:themeColor="background1" w:val="FFFFFF"/>
       </w:rPr>
       <w:tblPr/>
@@ -12799,11 +13297,13 @@
     </w:tblStylePr>
     <w:tblStylePr w:type="neCell">
       <w:rPr>
+        <w:rFonts w:eastAsia="黑体"/>
         <w:color w:themeColor="text1" w:val="000000"/>
       </w:rPr>
     </w:tblStylePr>
     <w:tblStylePr w:type="nwCell">
       <w:rPr>
+        <w:rFonts w:eastAsia="黑体"/>
         <w:color w:themeColor="text1" w:val="000000"/>
       </w:rPr>
     </w:tblStylePr>
@@ -12817,6 +13317,7 @@
       <w:spacing w:after="0" w:line="240" w:lineRule="auto"/>
     </w:pPr>
     <w:rPr>
+      <w:rFonts w:eastAsia="黑体"/>
       <w:color w:themeColor="text1" w:val="000000"/>
     </w:rPr>
     <w:tblPr>
@@ -12843,6 +13344,7 @@
     </w:tcPr>
     <w:tblStylePr w:type="firstRow">
       <w:rPr>
+        <w:rFonts w:eastAsia="黑体"/>
         <w:b/>
         <w:bCs/>
       </w:rPr>
@@ -12861,6 +13363,7 @@
     </w:tblStylePr>
     <w:tblStylePr w:type="lastRow">
       <w:rPr>
+        <w:rFonts w:eastAsia="黑体"/>
         <w:b/>
         <w:bCs/>
         <w:color w:themeColor="background1" w:val="FFFFFF"/>
@@ -12875,6 +13378,7 @@
     </w:tblStylePr>
     <w:tblStylePr w:type="firstCol">
       <w:rPr>
+        <w:rFonts w:eastAsia="黑体"/>
         <w:color w:themeColor="background1" w:val="FFFFFF"/>
       </w:rPr>
       <w:tblPr/>
@@ -12892,6 +13396,7 @@
     </w:tblStylePr>
     <w:tblStylePr w:type="lastCol">
       <w:rPr>
+        <w:rFonts w:eastAsia="黑体"/>
         <w:color w:themeColor="background1" w:val="FFFFFF"/>
       </w:rPr>
       <w:tblPr/>
@@ -12929,6 +13434,7 @@
       <w:spacing w:after="0" w:line="240" w:lineRule="auto"/>
     </w:pPr>
     <w:rPr>
+      <w:rFonts w:eastAsia="黑体"/>
       <w:color w:themeColor="text1" w:val="000000"/>
     </w:rPr>
     <w:tblPr>
@@ -12955,6 +13461,7 @@
     </w:tcPr>
     <w:tblStylePr w:type="firstRow">
       <w:rPr>
+        <w:rFonts w:eastAsia="黑体"/>
         <w:b/>
         <w:bCs/>
       </w:rPr>
@@ -12973,6 +13480,7 @@
     </w:tblStylePr>
     <w:tblStylePr w:type="lastRow">
       <w:rPr>
+        <w:rFonts w:eastAsia="黑体"/>
         <w:b/>
         <w:bCs/>
         <w:color w:themeColor="background1" w:val="FFFFFF"/>
@@ -12987,6 +13495,7 @@
     </w:tblStylePr>
     <w:tblStylePr w:type="firstCol">
       <w:rPr>
+        <w:rFonts w:eastAsia="黑体"/>
         <w:color w:themeColor="background1" w:val="FFFFFF"/>
       </w:rPr>
       <w:tblPr/>
@@ -13004,6 +13513,7 @@
     </w:tblStylePr>
     <w:tblStylePr w:type="lastCol">
       <w:rPr>
+        <w:rFonts w:eastAsia="黑体"/>
         <w:color w:themeColor="background1" w:val="FFFFFF"/>
       </w:rPr>
       <w:tblPr/>
@@ -13033,11 +13543,13 @@
     </w:tblStylePr>
     <w:tblStylePr w:type="neCell">
       <w:rPr>
+        <w:rFonts w:eastAsia="黑体"/>
         <w:color w:themeColor="text1" w:val="000000"/>
       </w:rPr>
     </w:tblStylePr>
     <w:tblStylePr w:type="nwCell">
       <w:rPr>
+        <w:rFonts w:eastAsia="黑体"/>
         <w:color w:themeColor="text1" w:val="000000"/>
       </w:rPr>
     </w:tblStylePr>
@@ -13051,6 +13563,7 @@
       <w:spacing w:after="0" w:line="240" w:lineRule="auto"/>
     </w:pPr>
     <w:rPr>
+      <w:rFonts w:eastAsia="黑体"/>
       <w:color w:themeColor="text1" w:val="000000"/>
     </w:rPr>
     <w:tblPr>
@@ -13077,6 +13590,7 @@
     </w:tcPr>
     <w:tblStylePr w:type="firstRow">
       <w:rPr>
+        <w:rFonts w:eastAsia="黑体"/>
         <w:b/>
         <w:bCs/>
       </w:rPr>
@@ -13095,6 +13609,7 @@
     </w:tblStylePr>
     <w:tblStylePr w:type="lastRow">
       <w:rPr>
+        <w:rFonts w:eastAsia="黑体"/>
         <w:b/>
         <w:bCs/>
         <w:color w:themeColor="background1" w:val="FFFFFF"/>
@@ -13109,6 +13624,7 @@
     </w:tblStylePr>
     <w:tblStylePr w:type="firstCol">
       <w:rPr>
+        <w:rFonts w:eastAsia="黑体"/>
         <w:color w:themeColor="background1" w:val="FFFFFF"/>
       </w:rPr>
       <w:tblPr/>
@@ -13126,6 +13642,7 @@
     </w:tblStylePr>
     <w:tblStylePr w:type="lastCol">
       <w:rPr>
+        <w:rFonts w:eastAsia="黑体"/>
         <w:color w:themeColor="background1" w:val="FFFFFF"/>
       </w:rPr>
       <w:tblPr/>
@@ -13155,11 +13672,13 @@
     </w:tblStylePr>
     <w:tblStylePr w:type="neCell">
       <w:rPr>
+        <w:rFonts w:eastAsia="黑体"/>
         <w:color w:themeColor="text1" w:val="000000"/>
       </w:rPr>
     </w:tblStylePr>
     <w:tblStylePr w:type="nwCell">
       <w:rPr>
+        <w:rFonts w:eastAsia="黑体"/>
         <w:color w:themeColor="text1" w:val="000000"/>
       </w:rPr>
     </w:tblStylePr>
@@ -13173,6 +13692,7 @@
       <w:spacing w:after="0" w:line="240" w:lineRule="auto"/>
     </w:pPr>
     <w:rPr>
+      <w:rFonts w:eastAsia="黑体"/>
       <w:color w:themeColor="text1" w:val="000000"/>
     </w:rPr>
     <w:tblPr>
@@ -13199,6 +13719,7 @@
     </w:tcPr>
     <w:tblStylePr w:type="firstRow">
       <w:rPr>
+        <w:rFonts w:eastAsia="黑体"/>
         <w:b/>
         <w:bCs/>
       </w:rPr>
@@ -13217,6 +13738,7 @@
     </w:tblStylePr>
     <w:tblStylePr w:type="lastRow">
       <w:rPr>
+        <w:rFonts w:eastAsia="黑体"/>
         <w:b/>
         <w:bCs/>
         <w:color w:themeColor="background1" w:val="FFFFFF"/>
@@ -13231,6 +13753,7 @@
     </w:tblStylePr>
     <w:tblStylePr w:type="firstCol">
       <w:rPr>
+        <w:rFonts w:eastAsia="黑体"/>
         <w:color w:themeColor="background1" w:val="FFFFFF"/>
       </w:rPr>
       <w:tblPr/>
@@ -13248,6 +13771,7 @@
     </w:tblStylePr>
     <w:tblStylePr w:type="lastCol">
       <w:rPr>
+        <w:rFonts w:eastAsia="黑体"/>
         <w:color w:themeColor="background1" w:val="FFFFFF"/>
       </w:rPr>
       <w:tblPr/>
@@ -13277,11 +13801,13 @@
     </w:tblStylePr>
     <w:tblStylePr w:type="neCell">
       <w:rPr>
+        <w:rFonts w:eastAsia="黑体"/>
         <w:color w:themeColor="text1" w:val="000000"/>
       </w:rPr>
     </w:tblStylePr>
     <w:tblStylePr w:type="nwCell">
       <w:rPr>
+        <w:rFonts w:eastAsia="黑体"/>
         <w:color w:themeColor="text1" w:val="000000"/>
       </w:rPr>
     </w:tblStylePr>
@@ -13295,6 +13821,7 @@
       <w:spacing w:after="0" w:line="240" w:lineRule="auto"/>
     </w:pPr>
     <w:rPr>
+      <w:rFonts w:eastAsia="黑体"/>
       <w:color w:themeColor="text1" w:val="000000"/>
     </w:rPr>
     <w:tblPr>
@@ -13313,6 +13840,7 @@
     </w:tcPr>
     <w:tblStylePr w:type="firstRow">
       <w:rPr>
+        <w:rFonts w:eastAsia="黑体"/>
         <w:b/>
         <w:bCs/>
         <w:color w:themeColor="background1" w:val="FFFFFF"/>
@@ -13327,6 +13855,7 @@
     </w:tblStylePr>
     <w:tblStylePr w:type="lastRow">
       <w:rPr>
+        <w:rFonts w:eastAsia="黑体"/>
         <w:b/>
         <w:bCs/>
         <w:color w:themeColor="accent2" w:themeShade="CC" w:val="9E3A38"/>
@@ -13341,12 +13870,14 @@
     </w:tblStylePr>
     <w:tblStylePr w:type="firstCol">
       <w:rPr>
+        <w:rFonts w:eastAsia="黑体"/>
         <w:b/>
         <w:bCs/>
       </w:rPr>
     </w:tblStylePr>
     <w:tblStylePr w:type="lastCol">
       <w:rPr>
+        <w:rFonts w:eastAsia="黑体"/>
         <w:b/>
         <w:bCs/>
       </w:rPr>
@@ -13381,6 +13912,7 @@
       <w:spacing w:after="0" w:line="240" w:lineRule="auto"/>
     </w:pPr>
     <w:rPr>
+      <w:rFonts w:eastAsia="黑体"/>
       <w:color w:themeColor="text1" w:val="000000"/>
     </w:rPr>
     <w:tblPr>
@@ -13399,6 +13931,7 @@
     </w:tcPr>
     <w:tblStylePr w:type="firstRow">
       <w:rPr>
+        <w:rFonts w:eastAsia="黑体"/>
         <w:b/>
         <w:bCs/>
         <w:color w:themeColor="background1" w:val="FFFFFF"/>
@@ -13413,6 +13946,7 @@
     </w:tblStylePr>
     <w:tblStylePr w:type="lastRow">
       <w:rPr>
+        <w:rFonts w:eastAsia="黑体"/>
         <w:b/>
         <w:bCs/>
         <w:color w:themeColor="accent2" w:themeShade="CC" w:val="9E3A38"/>
@@ -13427,12 +13961,14 @@
     </w:tblStylePr>
     <w:tblStylePr w:type="firstCol">
       <w:rPr>
+        <w:rFonts w:eastAsia="黑体"/>
         <w:b/>
         <w:bCs/>
       </w:rPr>
     </w:tblStylePr>
     <w:tblStylePr w:type="lastCol">
       <w:rPr>
+        <w:rFonts w:eastAsia="黑体"/>
         <w:b/>
         <w:bCs/>
       </w:rPr>
@@ -13467,6 +14003,7 @@
       <w:spacing w:after="0" w:line="240" w:lineRule="auto"/>
     </w:pPr>
     <w:rPr>
+      <w:rFonts w:eastAsia="黑体"/>
       <w:color w:themeColor="text1" w:val="000000"/>
     </w:rPr>
     <w:tblPr>
@@ -13485,6 +14022,7 @@
     </w:tcPr>
     <w:tblStylePr w:type="firstRow">
       <w:rPr>
+        <w:rFonts w:eastAsia="黑体"/>
         <w:b/>
         <w:bCs/>
         <w:color w:themeColor="background1" w:val="FFFFFF"/>
@@ -13499,6 +14037,7 @@
     </w:tblStylePr>
     <w:tblStylePr w:type="lastRow">
       <w:rPr>
+        <w:rFonts w:eastAsia="黑体"/>
         <w:b/>
         <w:bCs/>
         <w:color w:themeColor="accent2" w:themeShade="CC" w:val="9E3A38"/>
@@ -13513,12 +14052,14 @@
     </w:tblStylePr>
     <w:tblStylePr w:type="firstCol">
       <w:rPr>
+        <w:rFonts w:eastAsia="黑体"/>
         <w:b/>
         <w:bCs/>
       </w:rPr>
     </w:tblStylePr>
     <w:tblStylePr w:type="lastCol">
       <w:rPr>
+        <w:rFonts w:eastAsia="黑体"/>
         <w:b/>
         <w:bCs/>
       </w:rPr>
@@ -13553,6 +14094,7 @@
       <w:spacing w:after="0" w:line="240" w:lineRule="auto"/>
     </w:pPr>
     <w:rPr>
+      <w:rFonts w:eastAsia="黑体"/>
       <w:color w:themeColor="text1" w:val="000000"/>
     </w:rPr>
     <w:tblPr>
@@ -13571,6 +14113,7 @@
     </w:tcPr>
     <w:tblStylePr w:type="firstRow">
       <w:rPr>
+        <w:rFonts w:eastAsia="黑体"/>
         <w:b/>
         <w:bCs/>
         <w:color w:themeColor="background1" w:val="FFFFFF"/>
@@ -13585,6 +14128,7 @@
     </w:tblStylePr>
     <w:tblStylePr w:type="lastRow">
       <w:rPr>
+        <w:rFonts w:eastAsia="黑体"/>
         <w:b/>
         <w:bCs/>
         <w:color w:themeColor="accent4" w:themeShade="CC" w:val="664E82"/>
@@ -13599,12 +14143,14 @@
     </w:tblStylePr>
     <w:tblStylePr w:type="firstCol">
       <w:rPr>
+        <w:rFonts w:eastAsia="黑体"/>
         <w:b/>
         <w:bCs/>
       </w:rPr>
     </w:tblStylePr>
     <w:tblStylePr w:type="lastCol">
       <w:rPr>
+        <w:rFonts w:eastAsia="黑体"/>
         <w:b/>
         <w:bCs/>
       </w:rPr>
@@ -13639,6 +14185,7 @@
       <w:spacing w:after="0" w:line="240" w:lineRule="auto"/>
     </w:pPr>
     <w:rPr>
+      <w:rFonts w:eastAsia="黑体"/>
       <w:color w:themeColor="text1" w:val="000000"/>
     </w:rPr>
     <w:tblPr>
@@ -13657,6 +14204,7 @@
     </w:tcPr>
     <w:tblStylePr w:type="firstRow">
       <w:rPr>
+        <w:rFonts w:eastAsia="黑体"/>
         <w:b/>
         <w:bCs/>
         <w:color w:themeColor="background1" w:val="FFFFFF"/>
@@ -13671,6 +14219,7 @@
     </w:tblStylePr>
     <w:tblStylePr w:type="lastRow">
       <w:rPr>
+        <w:rFonts w:eastAsia="黑体"/>
         <w:b/>
         <w:bCs/>
         <w:color w:themeColor="accent3" w:themeShade="CC" w:val="7E9C40"/>
@@ -13685,12 +14234,14 @@
     </w:tblStylePr>
     <w:tblStylePr w:type="firstCol">
       <w:rPr>
+        <w:rFonts w:eastAsia="黑体"/>
         <w:b/>
         <w:bCs/>
       </w:rPr>
     </w:tblStylePr>
     <w:tblStylePr w:type="lastCol">
       <w:rPr>
+        <w:rFonts w:eastAsia="黑体"/>
         <w:b/>
         <w:bCs/>
       </w:rPr>
@@ -13725,6 +14276,7 @@
       <w:spacing w:after="0" w:line="240" w:lineRule="auto"/>
     </w:pPr>
     <w:rPr>
+      <w:rFonts w:eastAsia="黑体"/>
       <w:color w:themeColor="text1" w:val="000000"/>
     </w:rPr>
     <w:tblPr>
@@ -13743,6 +14295,7 @@
     </w:tcPr>
     <w:tblStylePr w:type="firstRow">
       <w:rPr>
+        <w:rFonts w:eastAsia="黑体"/>
         <w:b/>
         <w:bCs/>
         <w:color w:themeColor="background1" w:val="FFFFFF"/>
@@ -13757,6 +14310,7 @@
     </w:tblStylePr>
     <w:tblStylePr w:type="lastRow">
       <w:rPr>
+        <w:rFonts w:eastAsia="黑体"/>
         <w:b/>
         <w:bCs/>
         <w:color w:themeColor="accent6" w:themeShade="CC" w:val="F2730A"/>
@@ -13771,12 +14325,14 @@
     </w:tblStylePr>
     <w:tblStylePr w:type="firstCol">
       <w:rPr>
+        <w:rFonts w:eastAsia="黑体"/>
         <w:b/>
         <w:bCs/>
       </w:rPr>
     </w:tblStylePr>
     <w:tblStylePr w:type="lastCol">
       <w:rPr>
+        <w:rFonts w:eastAsia="黑体"/>
         <w:b/>
         <w:bCs/>
       </w:rPr>
@@ -13811,6 +14367,7 @@
       <w:spacing w:after="0" w:line="240" w:lineRule="auto"/>
     </w:pPr>
     <w:rPr>
+      <w:rFonts w:eastAsia="黑体"/>
       <w:color w:themeColor="text1" w:val="000000"/>
     </w:rPr>
     <w:tblPr>
@@ -13829,6 +14386,7 @@
     </w:tcPr>
     <w:tblStylePr w:type="firstRow">
       <w:rPr>
+        <w:rFonts w:eastAsia="黑体"/>
         <w:b/>
         <w:bCs/>
         <w:color w:themeColor="background1" w:val="FFFFFF"/>
@@ -13843,6 +14401,7 @@
     </w:tblStylePr>
     <w:tblStylePr w:type="lastRow">
       <w:rPr>
+        <w:rFonts w:eastAsia="黑体"/>
         <w:b/>
         <w:bCs/>
         <w:color w:themeColor="accent5" w:themeShade="CC" w:val="348DA5"/>
@@ -13857,12 +14416,14 @@
     </w:tblStylePr>
     <w:tblStylePr w:type="firstCol">
       <w:rPr>
+        <w:rFonts w:eastAsia="黑体"/>
         <w:b/>
         <w:bCs/>
       </w:rPr>
     </w:tblStylePr>
     <w:tblStylePr w:type="lastCol">
       <w:rPr>
+        <w:rFonts w:eastAsia="黑体"/>
         <w:b/>
         <w:bCs/>
       </w:rPr>
@@ -13897,6 +14458,7 @@
       <w:spacing w:after="0" w:line="240" w:lineRule="auto"/>
     </w:pPr>
     <w:rPr>
+      <w:rFonts w:eastAsia="黑体"/>
       <w:color w:themeColor="text1" w:val="000000"/>
     </w:rPr>
     <w:tblPr>
@@ -13918,6 +14480,7 @@
     </w:tcPr>
     <w:tblStylePr w:type="firstRow">
       <w:rPr>
+        <w:rFonts w:eastAsia="黑体"/>
         <w:b/>
         <w:bCs/>
       </w:rPr>
@@ -13928,6 +14491,7 @@
     </w:tblStylePr>
     <w:tblStylePr w:type="lastRow">
       <w:rPr>
+        <w:rFonts w:eastAsia="黑体"/>
         <w:b/>
         <w:bCs/>
         <w:color w:themeColor="text1" w:val="000000"/>
@@ -13939,6 +14503,7 @@
     </w:tblStylePr>
     <w:tblStylePr w:type="firstCol">
       <w:rPr>
+        <w:rFonts w:eastAsia="黑体"/>
         <w:color w:themeColor="background1" w:val="FFFFFF"/>
       </w:rPr>
       <w:tblPr/>
@@ -13948,6 +14513,7 @@
     </w:tblStylePr>
     <w:tblStylePr w:type="lastCol">
       <w:rPr>
+        <w:rFonts w:eastAsia="黑体"/>
         <w:color w:themeColor="background1" w:val="FFFFFF"/>
       </w:rPr>
       <w:tblPr/>
@@ -13977,6 +14543,7 @@
       <w:spacing w:after="0" w:line="240" w:lineRule="auto"/>
     </w:pPr>
     <w:rPr>
+      <w:rFonts w:eastAsia="黑体"/>
       <w:color w:themeColor="text1" w:val="000000"/>
     </w:rPr>
     <w:tblPr>
@@ -13998,6 +14565,7 @@
     </w:tcPr>
     <w:tblStylePr w:type="firstRow">
       <w:rPr>
+        <w:rFonts w:eastAsia="黑体"/>
         <w:b/>
         <w:bCs/>
       </w:rPr>
@@ -14008,6 +14576,7 @@
     </w:tblStylePr>
     <w:tblStylePr w:type="lastRow">
       <w:rPr>
+        <w:rFonts w:eastAsia="黑体"/>
         <w:b/>
         <w:bCs/>
         <w:color w:themeColor="text1" w:val="000000"/>
@@ -14019,6 +14588,7 @@
     </w:tblStylePr>
     <w:tblStylePr w:type="firstCol">
       <w:rPr>
+        <w:rFonts w:eastAsia="黑体"/>
         <w:color w:themeColor="background1" w:val="FFFFFF"/>
       </w:rPr>
       <w:tblPr/>
@@ -14028,6 +14598,7 @@
     </w:tblStylePr>
     <w:tblStylePr w:type="lastCol">
       <w:rPr>
+        <w:rFonts w:eastAsia="黑体"/>
         <w:color w:themeColor="background1" w:val="FFFFFF"/>
       </w:rPr>
       <w:tblPr/>
@@ -14057,6 +14628,7 @@
       <w:spacing w:after="0" w:line="240" w:lineRule="auto"/>
     </w:pPr>
     <w:rPr>
+      <w:rFonts w:eastAsia="黑体"/>
       <w:color w:themeColor="text1" w:val="000000"/>
     </w:rPr>
     <w:tblPr>
@@ -14078,6 +14650,7 @@
     </w:tcPr>
     <w:tblStylePr w:type="firstRow">
       <w:rPr>
+        <w:rFonts w:eastAsia="黑体"/>
         <w:b/>
         <w:bCs/>
       </w:rPr>
@@ -14088,6 +14661,7 @@
     </w:tblStylePr>
     <w:tblStylePr w:type="lastRow">
       <w:rPr>
+        <w:rFonts w:eastAsia="黑体"/>
         <w:b/>
         <w:bCs/>
         <w:color w:themeColor="text1" w:val="000000"/>
@@ -14099,6 +14673,7 @@
     </w:tblStylePr>
     <w:tblStylePr w:type="firstCol">
       <w:rPr>
+        <w:rFonts w:eastAsia="黑体"/>
         <w:color w:themeColor="background1" w:val="FFFFFF"/>
       </w:rPr>
       <w:tblPr/>
@@ -14108,6 +14683,7 @@
     </w:tblStylePr>
     <w:tblStylePr w:type="lastCol">
       <w:rPr>
+        <w:rFonts w:eastAsia="黑体"/>
         <w:color w:themeColor="background1" w:val="FFFFFF"/>
       </w:rPr>
       <w:tblPr/>
@@ -14137,6 +14713,7 @@
       <w:spacing w:after="0" w:line="240" w:lineRule="auto"/>
     </w:pPr>
     <w:rPr>
+      <w:rFonts w:eastAsia="黑体"/>
       <w:color w:themeColor="text1" w:val="000000"/>
     </w:rPr>
     <w:tblPr>
@@ -14158,6 +14735,7 @@
     </w:tcPr>
     <w:tblStylePr w:type="firstRow">
       <w:rPr>
+        <w:rFonts w:eastAsia="黑体"/>
         <w:b/>
         <w:bCs/>
       </w:rPr>
@@ -14168,6 +14746,7 @@
     </w:tblStylePr>
     <w:tblStylePr w:type="lastRow">
       <w:rPr>
+        <w:rFonts w:eastAsia="黑体"/>
         <w:b/>
         <w:bCs/>
         <w:color w:themeColor="text1" w:val="000000"/>
@@ -14179,6 +14758,7 @@
     </w:tblStylePr>
     <w:tblStylePr w:type="firstCol">
       <w:rPr>
+        <w:rFonts w:eastAsia="黑体"/>
         <w:color w:themeColor="background1" w:val="FFFFFF"/>
       </w:rPr>
       <w:tblPr/>
@@ -14188,6 +14768,7 @@
     </w:tblStylePr>
     <w:tblStylePr w:type="lastCol">
       <w:rPr>
+        <w:rFonts w:eastAsia="黑体"/>
         <w:color w:themeColor="background1" w:val="FFFFFF"/>
       </w:rPr>
       <w:tblPr/>
@@ -14217,6 +14798,7 @@
       <w:spacing w:after="0" w:line="240" w:lineRule="auto"/>
     </w:pPr>
     <w:rPr>
+      <w:rFonts w:eastAsia="黑体"/>
       <w:color w:themeColor="text1" w:val="000000"/>
     </w:rPr>
     <w:tblPr>
@@ -14238,6 +14820,7 @@
     </w:tcPr>
     <w:tblStylePr w:type="firstRow">
       <w:rPr>
+        <w:rFonts w:eastAsia="黑体"/>
         <w:b/>
         <w:bCs/>
       </w:rPr>
@@ -14248,6 +14831,7 @@
     </w:tblStylePr>
     <w:tblStylePr w:type="lastRow">
       <w:rPr>
+        <w:rFonts w:eastAsia="黑体"/>
         <w:b/>
         <w:bCs/>
         <w:color w:themeColor="text1" w:val="000000"/>
@@ -14259,6 +14843,7 @@
     </w:tblStylePr>
     <w:tblStylePr w:type="firstCol">
       <w:rPr>
+        <w:rFonts w:eastAsia="黑体"/>
         <w:color w:themeColor="background1" w:val="FFFFFF"/>
       </w:rPr>
       <w:tblPr/>
@@ -14268,6 +14853,7 @@
     </w:tblStylePr>
     <w:tblStylePr w:type="lastCol">
       <w:rPr>
+        <w:rFonts w:eastAsia="黑体"/>
         <w:color w:themeColor="background1" w:val="FFFFFF"/>
       </w:rPr>
       <w:tblPr/>
@@ -14297,6 +14883,7 @@
       <w:spacing w:after="0" w:line="240" w:lineRule="auto"/>
     </w:pPr>
     <w:rPr>
+      <w:rFonts w:eastAsia="黑体"/>
       <w:color w:themeColor="text1" w:val="000000"/>
     </w:rPr>
     <w:tblPr>
@@ -14318,6 +14905,7 @@
     </w:tcPr>
     <w:tblStylePr w:type="firstRow">
       <w:rPr>
+        <w:rFonts w:eastAsia="黑体"/>
         <w:b/>
         <w:bCs/>
       </w:rPr>
@@ -14328,6 +14916,7 @@
     </w:tblStylePr>
     <w:tblStylePr w:type="lastRow">
       <w:rPr>
+        <w:rFonts w:eastAsia="黑体"/>
         <w:b/>
         <w:bCs/>
         <w:color w:themeColor="text1" w:val="000000"/>
@@ -14339,6 +14928,7 @@
     </w:tblStylePr>
     <w:tblStylePr w:type="firstCol">
       <w:rPr>
+        <w:rFonts w:eastAsia="黑体"/>
         <w:color w:themeColor="background1" w:val="FFFFFF"/>
       </w:rPr>
       <w:tblPr/>
@@ -14348,6 +14938,7 @@
     </w:tblStylePr>
     <w:tblStylePr w:type="lastCol">
       <w:rPr>
+        <w:rFonts w:eastAsia="黑体"/>
         <w:color w:themeColor="background1" w:val="FFFFFF"/>
       </w:rPr>
       <w:tblPr/>
@@ -14377,6 +14968,7 @@
       <w:spacing w:after="0" w:line="240" w:lineRule="auto"/>
     </w:pPr>
     <w:rPr>
+      <w:rFonts w:eastAsia="黑体"/>
       <w:color w:themeColor="text1" w:val="000000"/>
     </w:rPr>
     <w:tblPr>
@@ -14398,6 +14990,7 @@
     </w:tcPr>
     <w:tblStylePr w:type="firstRow">
       <w:rPr>
+        <w:rFonts w:eastAsia="黑体"/>
         <w:b/>
         <w:bCs/>
       </w:rPr>
@@ -14408,6 +15001,7 @@
     </w:tblStylePr>
     <w:tblStylePr w:type="lastRow">
       <w:rPr>
+        <w:rFonts w:eastAsia="黑体"/>
         <w:b/>
         <w:bCs/>
         <w:color w:themeColor="text1" w:val="000000"/>
@@ -14419,6 +15013,7 @@
     </w:tblStylePr>
     <w:tblStylePr w:type="firstCol">
       <w:rPr>
+        <w:rFonts w:eastAsia="黑体"/>
         <w:color w:themeColor="background1" w:val="FFFFFF"/>
       </w:rPr>
       <w:tblPr/>
@@ -14428,6 +15023,7 @@
     </w:tblStylePr>
     <w:tblStylePr w:type="lastCol">
       <w:rPr>
+        <w:rFonts w:eastAsia="黑体"/>
         <w:color w:themeColor="background1" w:val="FFFFFF"/>
       </w:rPr>
       <w:tblPr/>
@@ -14460,6 +15056,7 @@
     <w:name w:val="KeywordTok"/>
     <w:basedOn w:val="VerbatimChar"/>
     <w:rPr>
+      <w:rFonts w:eastAsia="黑体"/>
       <w:b/>
       <w:color w:val="007020"/>
     </w:rPr>
@@ -14468,6 +15065,7 @@
     <w:name w:val="DataTypeTok"/>
     <w:basedOn w:val="VerbatimChar"/>
     <w:rPr>
+      <w:rFonts w:eastAsia="黑体"/>
       <w:color w:val="902000"/>
     </w:rPr>
   </w:style>
@@ -14475,6 +15073,7 @@
     <w:name w:val="DecValTok"/>
     <w:basedOn w:val="VerbatimChar"/>
     <w:rPr>
+      <w:rFonts w:eastAsia="黑体"/>
       <w:color w:val="40a070"/>
     </w:rPr>
   </w:style>
@@ -14482,6 +15081,7 @@
     <w:name w:val="BaseNTok"/>
     <w:basedOn w:val="VerbatimChar"/>
     <w:rPr>
+      <w:rFonts w:eastAsia="黑体"/>
       <w:color w:val="40a070"/>
     </w:rPr>
   </w:style>
@@ -14489,6 +15089,7 @@
     <w:name w:val="FloatTok"/>
     <w:basedOn w:val="VerbatimChar"/>
     <w:rPr>
+      <w:rFonts w:eastAsia="黑体"/>
       <w:color w:val="40a070"/>
     </w:rPr>
   </w:style>
@@ -14496,6 +15097,7 @@
     <w:name w:val="ConstantTok"/>
     <w:basedOn w:val="VerbatimChar"/>
     <w:rPr>
+      <w:rFonts w:eastAsia="黑体"/>
       <w:color w:val="880000"/>
     </w:rPr>
   </w:style>
@@ -14503,6 +15105,7 @@
     <w:name w:val="CharTok"/>
     <w:basedOn w:val="VerbatimChar"/>
     <w:rPr>
+      <w:rFonts w:eastAsia="黑体"/>
       <w:color w:val="4070a0"/>
     </w:rPr>
   </w:style>
@@ -14510,6 +15113,7 @@
     <w:name w:val="SpecialCharTok"/>
     <w:basedOn w:val="VerbatimChar"/>
     <w:rPr>
+      <w:rFonts w:eastAsia="黑体"/>
       <w:color w:val="4070a0"/>
     </w:rPr>
   </w:style>
@@ -14517,6 +15121,7 @@
     <w:name w:val="StringTok"/>
     <w:basedOn w:val="VerbatimChar"/>
     <w:rPr>
+      <w:rFonts w:eastAsia="黑体"/>
       <w:color w:val="4070a0"/>
     </w:rPr>
   </w:style>
@@ -14524,6 +15129,7 @@
     <w:name w:val="VerbatimStringTok"/>
     <w:basedOn w:val="VerbatimChar"/>
     <w:rPr>
+      <w:rFonts w:eastAsia="黑体"/>
       <w:color w:val="4070a0"/>
     </w:rPr>
   </w:style>
@@ -14531,6 +15137,7 @@
     <w:name w:val="SpecialStringTok"/>
     <w:basedOn w:val="VerbatimChar"/>
     <w:rPr>
+      <w:rFonts w:eastAsia="黑体"/>
       <w:color w:val="bb6688"/>
     </w:rPr>
   </w:style>
@@ -14538,6 +15145,7 @@
     <w:name w:val="ImportTok"/>
     <w:basedOn w:val="VerbatimChar"/>
     <w:rPr>
+      <w:rFonts w:eastAsia="黑体"/>
       <w:b/>
       <w:color w:val="008000"/>
     </w:rPr>
@@ -14546,6 +15154,7 @@
     <w:name w:val="CommentTok"/>
     <w:basedOn w:val="VerbatimChar"/>
     <w:rPr>
+      <w:rFonts w:eastAsia="黑体"/>
       <w:i/>
       <w:color w:val="60a0b0"/>
     </w:rPr>
@@ -14554,6 +15163,7 @@
     <w:name w:val="DocumentationTok"/>
     <w:basedOn w:val="VerbatimChar"/>
     <w:rPr>
+      <w:rFonts w:eastAsia="黑体"/>
       <w:i/>
       <w:color w:val="ba2121"/>
     </w:rPr>
@@ -14562,6 +15172,7 @@
     <w:name w:val="AnnotationTok"/>
     <w:basedOn w:val="VerbatimChar"/>
     <w:rPr>
+      <w:rFonts w:eastAsia="黑体"/>
       <w:b/>
       <w:i/>
       <w:color w:val="60a0b0"/>
@@ -14571,6 +15182,7 @@
     <w:name w:val="CommentVarTok"/>
     <w:basedOn w:val="VerbatimChar"/>
     <w:rPr>
+      <w:rFonts w:eastAsia="黑体"/>
       <w:b/>
       <w:i/>
       <w:color w:val="60a0b0"/>
@@ -14580,6 +15192,7 @@
     <w:name w:val="OtherTok"/>
     <w:basedOn w:val="VerbatimChar"/>
     <w:rPr>
+      <w:rFonts w:eastAsia="黑体"/>
       <w:color w:val="007020"/>
     </w:rPr>
   </w:style>
@@ -14587,6 +15200,7 @@
     <w:name w:val="FunctionTok"/>
     <w:basedOn w:val="VerbatimChar"/>
     <w:rPr>
+      <w:rFonts w:eastAsia="黑体"/>
       <w:color w:val="06287e"/>
     </w:rPr>
   </w:style>
@@ -14594,6 +15208,7 @@
     <w:name w:val="VariableTok"/>
     <w:basedOn w:val="VerbatimChar"/>
     <w:rPr>
+      <w:rFonts w:eastAsia="黑体"/>
       <w:color w:val="19177c"/>
     </w:rPr>
   </w:style>
@@ -14601,6 +15216,7 @@
     <w:name w:val="ControlFlowTok"/>
     <w:basedOn w:val="VerbatimChar"/>
     <w:rPr>
+      <w:rFonts w:eastAsia="黑体"/>
       <w:b/>
       <w:color w:val="007020"/>
     </w:rPr>
@@ -14609,6 +15225,7 @@
     <w:name w:val="OperatorTok"/>
     <w:basedOn w:val="VerbatimChar"/>
     <w:rPr>
+      <w:rFonts w:eastAsia="黑体"/>
       <w:color w:val="666666"/>
     </w:rPr>
   </w:style>
@@ -14616,18 +15233,22 @@
     <w:name w:val="BuiltInTok"/>
     <w:basedOn w:val="VerbatimChar"/>
     <w:rPr>
+      <w:rFonts w:eastAsia="黑体"/>
       <w:color w:val="008000"/>
     </w:rPr>
   </w:style>
   <w:style w:type="character" w:customStyle="1" w:styleId="ExtensionTok">
     <w:name w:val="ExtensionTok"/>
     <w:basedOn w:val="VerbatimChar"/>
-    <w:rPr/>
+    <w:rPr>
+      <w:rFonts w:eastAsia="黑体"/>
+    </w:rPr>
   </w:style>
   <w:style w:type="character" w:customStyle="1" w:styleId="PreprocessorTok">
     <w:name w:val="PreprocessorTok"/>
     <w:basedOn w:val="VerbatimChar"/>
     <w:rPr>
+      <w:rFonts w:eastAsia="黑体"/>
       <w:color w:val="bc7a00"/>
     </w:rPr>
   </w:style>
@@ -14635,18 +15256,22 @@
     <w:name w:val="AttributeTok"/>
     <w:basedOn w:val="VerbatimChar"/>
     <w:rPr>
+      <w:rFonts w:eastAsia="黑体"/>
       <w:color w:val="7d9029"/>
     </w:rPr>
   </w:style>
   <w:style w:type="character" w:customStyle="1" w:styleId="RegionMarkerTok">
     <w:name w:val="RegionMarkerTok"/>
     <w:basedOn w:val="VerbatimChar"/>
-    <w:rPr/>
+    <w:rPr>
+      <w:rFonts w:eastAsia="黑体"/>
+    </w:rPr>
   </w:style>
   <w:style w:type="character" w:customStyle="1" w:styleId="InformationTok">
     <w:name w:val="InformationTok"/>
     <w:basedOn w:val="VerbatimChar"/>
     <w:rPr>
+      <w:rFonts w:eastAsia="黑体"/>
       <w:b/>
       <w:i/>
       <w:color w:val="60a0b0"/>
@@ -14656,6 +15281,7 @@
     <w:name w:val="WarningTok"/>
     <w:basedOn w:val="VerbatimChar"/>
     <w:rPr>
+      <w:rFonts w:eastAsia="黑体"/>
       <w:b/>
       <w:i/>
       <w:color w:val="60a0b0"/>
@@ -14665,6 +15291,7 @@
     <w:name w:val="AlertTok"/>
     <w:basedOn w:val="VerbatimChar"/>
     <w:rPr>
+      <w:rFonts w:eastAsia="黑体"/>
       <w:b/>
       <w:color w:val="ff0000"/>
     </w:rPr>
@@ -14673,6 +15300,7 @@
     <w:name w:val="ErrorTok"/>
     <w:basedOn w:val="VerbatimChar"/>
     <w:rPr>
+      <w:rFonts w:eastAsia="黑体"/>
       <w:b/>
       <w:color w:val="ff0000"/>
     </w:rPr>
@@ -14680,7 +15308,9 @@
   <w:style w:type="character" w:customStyle="1" w:styleId="NormalTok">
     <w:name w:val="NormalTok"/>
     <w:basedOn w:val="VerbatimChar"/>
-    <w:rPr/>
+    <w:rPr>
+      <w:rFonts w:eastAsia="黑体"/>
+    </w:rPr>
   </w:style>
 </w:styles>
 </file>
@@ -14729,12 +15359,12 @@
     <a:fontScheme name="Office">
       <a:majorFont>
         <a:latin typeface="Calibri"/>
-        <a:ea typeface=""/>
+        <a:ea typeface="黑体"/>
         <a:cs typeface=""/>
         <a:font script="Jpan" typeface="ＭＳ ゴシック"/>
         <a:font script="Hang" typeface="맑은 고딕"/>
-        <a:font script="Hans" typeface="宋体"/>
-        <a:font script="Hant" typeface="新細明體"/>
+        <a:font script="Hans" typeface="黑体"/>
+        <a:font script="Hant" typeface="黑体"/>
         <a:font script="Arab" typeface="Times New Roman"/>
         <a:font script="Hebr" typeface="Times New Roman"/>
         <a:font script="Thai" typeface="Angsana New"/>
@@ -14764,12 +15394,12 @@
       </a:majorFont>
       <a:minorFont>
         <a:latin typeface="Cambria"/>
-        <a:ea typeface=""/>
+        <a:ea typeface="黑体"/>
         <a:cs typeface=""/>
         <a:font script="Jpan" typeface="ＭＳ 明朝"/>
         <a:font script="Hang" typeface="맑은 고딕"/>
-        <a:font script="Hans" typeface="宋体"/>
-        <a:font script="Hant" typeface="新細明體"/>
+        <a:font script="Hans" typeface="黑体"/>
+        <a:font script="Hant" typeface="黑体"/>
         <a:font script="Arab" typeface="Arial"/>
         <a:font script="Hebr" typeface="Arial"/>
         <a:font script="Thai" typeface="Cordia New"/>

--- a/09-通信电路/02-调制电路/ASK调制电路/ASK调制电路.docx
+++ b/09-通信电路/02-调制电路/ASK调制电路/ASK调制电路.docx
@@ -2288,7 +2288,7 @@
           <w:color w:val="555555"/>
           <w:sz w:val="21"/>
         </w:rPr>
-        <w:t>材料收集者：杜文杰，WX手机：19519196569，QQ:3478827729</w:t>
+        <w:t>材料收集者：杜文杰，微信/手机：19519196569，QQ:3478827729</w:t>
       </w:r>
     </w:p>
     <w:sectPr>
